--- a/RiskGuard_Pro_Project_Report.docx
+++ b/RiskGuard_Pro_Project_Report.docx
@@ -4,95 +4,51 @@
   <w:body>
     <w:p>
       <w:pPr>
-        <w:spacing w:before="0" w:after="80"/>
+        <w:spacing w:before="240" w:after="80"/>
       </w:pPr>
       <w:r>
         <w:rPr>
           <w:b/>
-          <w:color w:val="108C5F"/>
-          <w:sz w:val="56"/>
+          <w:color w:val="0F766E"/>
+          <w:sz w:val="44"/>
         </w:rPr>
-        <w:t>RiskGuard Pro</w:t>
+        <w:t>RiskGuard Pro: Enterprise Risk Analytics &amp; Quantitative VaR Platform</w:t>
       </w:r>
     </w:p>
     <w:p>
       <w:pPr>
-        <w:spacing w:after="240"/>
-      </w:pPr>
-      <w:r>
-        <w:rPr>
-          <w:color w:val="1E293B"/>
-          <w:sz w:val="28"/>
-        </w:rPr>
-        <w:t>Enterprise Business Risk Assessment &amp; Quantitative Analytics Platform</w:t>
-      </w:r>
-    </w:p>
-    <w:p>
-      <w:pPr>
-        <w:spacing w:after="360"/>
-      </w:pPr>
-      <w:r>
-        <w:rPr>
-          <w:color w:val="64748B"/>
-          <w:sz w:val="19"/>
-        </w:rPr>
-        <w:t>Standard Framework: ISO 31000:2018 (ERM) &amp; NIST CSF 2.0</w:t>
-        <w:br/>
-        <w:t>Stack: Python 3.11, Flask, NumPy, Supabase Cloud PostgreSQL, SQLite WAL, Three.js, Chart.js</w:t>
-        <w:br/>
-        <w:t>Live Production URL: https://monte-carlo-risk-assessment-dashboard.onrender.com</w:t>
-        <w:br/>
-        <w:t>GitHub Repository: https://github.com/divu638/bussiness-Risk-Assessment-Dashboard</w:t>
-        <w:br/>
-        <w:t>Test Coverage: 56 / 56 Automated Tests Passing (100% Verified)</w:t>
-      </w:r>
-    </w:p>
-    <w:p>
-      <w:pPr>
-        <w:spacing w:after="160"/>
-      </w:pPr>
-    </w:p>
-    <w:p>
-      <w:pPr>
-        <w:keepNext/>
-        <w:spacing w:before="280" w:after="80"/>
+        <w:spacing w:after="280"/>
       </w:pPr>
       <w:r>
         <w:rPr>
           <w:b/>
-          <w:color w:val="108C5F"/>
-          <w:sz w:val="36"/>
+          <w:color w:val="64748B"/>
+          <w:sz w:val="28"/>
         </w:rPr>
-        <w:t>1. Executive Summary &amp; Purpose</w:t>
-      </w:r>
-    </w:p>
-    <w:p>
-      <w:pPr>
-        <w:spacing w:after="160"/>
-      </w:pPr>
-      <w:r>
-        <w:t>RiskGuard Pro is an enterprise-grade risk governance and quantitative analytics platform designed for Chief Risk Officers (CROs), corporate boards, and financial audit committees. Traditional risk management suffers from qualitative ambiguity, isolated spreadsheets, and subjective risk matrix evaluations. RiskGuard Pro bridges this gap by marrying direct corporate financial telemetry (P&amp;L and Balance Sheet) with stochastic quantitative modeling (NumPy-vectorized Monte Carlo VaR), Altman Z-Score solvency diagnostics, explainable health score factor decomposition, and an immutable cryptographic audit ledger.</w:t>
+        <w:t>Project Presentation Report &amp; Comprehensive Technical Dossier</w:t>
       </w:r>
     </w:p>
     <w:tbl>
       <w:tblPr>
         <w:tblW w:type="auto" w:w="0"/>
         <w:jc w:val="center"/>
+        <w:tblLayout w:type="fixed"/>
         <w:tblLook w:firstColumn="1" w:firstRow="1" w:lastColumn="0" w:lastRow="0" w:noHBand="0" w:noVBand="1" w:val="04A0"/>
       </w:tblPr>
       <w:tblGrid>
-        <w:gridCol w:w="9360"/>
+        <w:gridCol w:w="4680"/>
+        <w:gridCol w:w="4680"/>
       </w:tblGrid>
       <w:tr>
         <w:tc>
           <w:tcPr>
-            <w:tcW w:type="dxa" w:w="9360"/>
-            <w:shd w:fill="F0FDF4"/>
+            <w:tcW w:type="dxa" w:w="3168"/>
+            <w:shd w:fill="F8FAFC"/>
             <w:tcMar>
-              <w:top w:w="140" w:type="dxa"/>
-              <w:bottom w:w="140" w:type="dxa"/>
-              <w:left w:w="200" w:type="dxa"/>
-              <w:right w:w="200" w:type="dxa"/>
+              <w:top w:w="60" w:type="dxa"/>
+              <w:bottom w:w="60" w:type="dxa"/>
+              <w:left w:w="100" w:type="dxa"/>
+              <w:right w:w="100" w:type="dxa"/>
             </w:tcMar>
           </w:tcPr>
           <w:p>
@@ -102,18 +58,238 @@
             <w:r>
               <w:rPr>
                 <w:b/>
-                <w:color w:val="108C5F"/>
+                <w:color w:val="0F766E"/>
                 <w:sz w:val="19"/>
               </w:rPr>
-              <w:t>■ CORE RESILIENCE GUARANTEE</w:t>
-              <w:br/>
+              <w:t>Project Title:</w:t>
             </w:r>
+          </w:p>
+        </w:tc>
+        <w:tc>
+          <w:tcPr>
+            <w:tcW w:type="dxa" w:w="6192"/>
+            <w:shd w:fill="FFFFFF"/>
+            <w:tcMar>
+              <w:top w:w="60" w:type="dxa"/>
+              <w:bottom w:w="60" w:type="dxa"/>
+              <w:left w:w="100" w:type="dxa"/>
+              <w:right w:w="100" w:type="dxa"/>
+            </w:tcMar>
+          </w:tcPr>
+          <w:p>
+            <w:pPr>
+              <w:spacing w:after="40"/>
+            </w:pPr>
             <w:r>
               <w:rPr>
                 <w:color w:val="1E293B"/>
                 <w:sz w:val="19"/>
               </w:rPr>
-              <w:t>High-Availability Mandate (ISO 31000): The platform operates on a Dual-Engine Resilient Data Layer. Supabase Cloud PostgreSQL serves as the primary relational database, coupled with an automatic local SQLite Write-Ahead Logging (WAL) engine. If cloud connectivity or DNS resolution is interrupted, the platform automatically engages local safe mode, guaranteeing zero application crashes.</w:t>
+              <w:t>RiskGuard Pro — Enterprise Business Risk Assessment &amp; Monte Carlo Simulation Dashboard</w:t>
+            </w:r>
+          </w:p>
+        </w:tc>
+      </w:tr>
+      <w:tr>
+        <w:tc>
+          <w:tcPr>
+            <w:tcW w:type="dxa" w:w="3168"/>
+            <w:shd w:fill="F8FAFC"/>
+            <w:tcMar>
+              <w:top w:w="60" w:type="dxa"/>
+              <w:bottom w:w="60" w:type="dxa"/>
+              <w:left w:w="100" w:type="dxa"/>
+              <w:right w:w="100" w:type="dxa"/>
+            </w:tcMar>
+          </w:tcPr>
+          <w:p>
+            <w:pPr>
+              <w:spacing w:after="40"/>
+            </w:pPr>
+            <w:r>
+              <w:rPr>
+                <w:b/>
+                <w:color w:val="0F766E"/>
+                <w:sz w:val="19"/>
+              </w:rPr>
+              <w:t>Standard Frameworks:</w:t>
+            </w:r>
+          </w:p>
+        </w:tc>
+        <w:tc>
+          <w:tcPr>
+            <w:tcW w:type="dxa" w:w="6192"/>
+            <w:shd w:fill="FFFFFF"/>
+            <w:tcMar>
+              <w:top w:w="60" w:type="dxa"/>
+              <w:bottom w:w="60" w:type="dxa"/>
+              <w:left w:w="100" w:type="dxa"/>
+              <w:right w:w="100" w:type="dxa"/>
+            </w:tcMar>
+          </w:tcPr>
+          <w:p>
+            <w:pPr>
+              <w:spacing w:after="40"/>
+            </w:pPr>
+            <w:r>
+              <w:rPr>
+                <w:color w:val="1E293B"/>
+                <w:sz w:val="19"/>
+              </w:rPr>
+              <w:t>Designed in reference to ISO 31000:2018 (ERM) &amp; NIST CSF 2.0 guidelines</w:t>
+            </w:r>
+          </w:p>
+        </w:tc>
+      </w:tr>
+      <w:tr>
+        <w:tc>
+          <w:tcPr>
+            <w:tcW w:type="dxa" w:w="3168"/>
+            <w:shd w:fill="F8FAFC"/>
+            <w:tcMar>
+              <w:top w:w="60" w:type="dxa"/>
+              <w:bottom w:w="60" w:type="dxa"/>
+              <w:left w:w="100" w:type="dxa"/>
+              <w:right w:w="100" w:type="dxa"/>
+            </w:tcMar>
+          </w:tcPr>
+          <w:p>
+            <w:pPr>
+              <w:spacing w:after="40"/>
+            </w:pPr>
+            <w:r>
+              <w:rPr>
+                <w:b/>
+                <w:color w:val="0F766E"/>
+                <w:sz w:val="19"/>
+              </w:rPr>
+              <w:t>Technical Architecture:</w:t>
+            </w:r>
+          </w:p>
+        </w:tc>
+        <w:tc>
+          <w:tcPr>
+            <w:tcW w:type="dxa" w:w="6192"/>
+            <w:shd w:fill="FFFFFF"/>
+            <w:tcMar>
+              <w:top w:w="60" w:type="dxa"/>
+              <w:bottom w:w="60" w:type="dxa"/>
+              <w:left w:w="100" w:type="dxa"/>
+              <w:right w:w="100" w:type="dxa"/>
+            </w:tcMar>
+          </w:tcPr>
+          <w:p>
+            <w:pPr>
+              <w:spacing w:after="40"/>
+            </w:pPr>
+            <w:r>
+              <w:rPr>
+                <w:color w:val="1E293B"/>
+                <w:sz w:val="19"/>
+              </w:rPr>
+              <w:t>Full-Stack Python (Flask REST API), NumPy Vectorized Analytics, Three.js 3D Mesh, SQLite/PostgreSQL</w:t>
+            </w:r>
+          </w:p>
+        </w:tc>
+      </w:tr>
+      <w:tr>
+        <w:tc>
+          <w:tcPr>
+            <w:tcW w:type="dxa" w:w="3168"/>
+            <w:shd w:fill="F8FAFC"/>
+            <w:tcMar>
+              <w:top w:w="60" w:type="dxa"/>
+              <w:bottom w:w="60" w:type="dxa"/>
+              <w:left w:w="100" w:type="dxa"/>
+              <w:right w:w="100" w:type="dxa"/>
+            </w:tcMar>
+          </w:tcPr>
+          <w:p>
+            <w:pPr>
+              <w:spacing w:after="40"/>
+            </w:pPr>
+            <w:r>
+              <w:rPr>
+                <w:b/>
+                <w:color w:val="0F766E"/>
+                <w:sz w:val="19"/>
+              </w:rPr>
+              <w:t>Deployment Status:</w:t>
+            </w:r>
+          </w:p>
+        </w:tc>
+        <w:tc>
+          <w:tcPr>
+            <w:tcW w:type="dxa" w:w="6192"/>
+            <w:shd w:fill="FFFFFF"/>
+            <w:tcMar>
+              <w:top w:w="60" w:type="dxa"/>
+              <w:bottom w:w="60" w:type="dxa"/>
+              <w:left w:w="100" w:type="dxa"/>
+              <w:right w:w="100" w:type="dxa"/>
+            </w:tcMar>
+          </w:tcPr>
+          <w:p>
+            <w:pPr>
+              <w:spacing w:after="40"/>
+            </w:pPr>
+            <w:r>
+              <w:rPr>
+                <w:color w:val="1E293B"/>
+                <w:sz w:val="19"/>
+              </w:rPr>
+              <w:t>Cloud-Hosted Deployed Prototype on Render PaaS (Dual-engine cloud &amp; local fallback)</w:t>
+            </w:r>
+          </w:p>
+        </w:tc>
+      </w:tr>
+      <w:tr>
+        <w:tc>
+          <w:tcPr>
+            <w:tcW w:type="dxa" w:w="3168"/>
+            <w:shd w:fill="F8FAFC"/>
+            <w:tcMar>
+              <w:top w:w="60" w:type="dxa"/>
+              <w:bottom w:w="60" w:type="dxa"/>
+              <w:left w:w="100" w:type="dxa"/>
+              <w:right w:w="100" w:type="dxa"/>
+            </w:tcMar>
+          </w:tcPr>
+          <w:p>
+            <w:pPr>
+              <w:spacing w:after="40"/>
+            </w:pPr>
+            <w:r>
+              <w:rPr>
+                <w:b/>
+                <w:color w:val="0F766E"/>
+                <w:sz w:val="19"/>
+              </w:rPr>
+              <w:t>Live Demonstration URL:</w:t>
+            </w:r>
+          </w:p>
+        </w:tc>
+        <w:tc>
+          <w:tcPr>
+            <w:tcW w:type="dxa" w:w="6192"/>
+            <w:shd w:fill="FFFFFF"/>
+            <w:tcMar>
+              <w:top w:w="60" w:type="dxa"/>
+              <w:bottom w:w="60" w:type="dxa"/>
+              <w:left w:w="100" w:type="dxa"/>
+              <w:right w:w="100" w:type="dxa"/>
+            </w:tcMar>
+          </w:tcPr>
+          <w:p>
+            <w:pPr>
+              <w:spacing w:after="40"/>
+            </w:pPr>
+            <w:r>
+              <w:rPr>
+                <w:color w:val="1E293B"/>
+                <w:sz w:val="19"/>
+              </w:rPr>
+              <w:t>https://monte-carlo-risk-assessment-dashboard.onrender.com</w:t>
             </w:r>
           </w:p>
         </w:tc>
@@ -121,1087 +297,113 @@
     </w:tbl>
     <w:p>
       <w:pPr>
-        <w:spacing w:after="120"/>
+        <w:spacing w:after="240"/>
       </w:pPr>
     </w:p>
     <w:p>
       <w:pPr>
         <w:keepNext/>
-        <w:spacing w:before="280" w:after="80"/>
+        <w:spacing w:before="320" w:after="120"/>
       </w:pPr>
       <w:r>
         <w:rPr>
           <w:b/>
-          <w:color w:val="108C5F"/>
-          <w:sz w:val="36"/>
+          <w:color w:val="0F766E"/>
+          <w:sz w:val="30"/>
         </w:rPr>
-        <w:t>2. System Architecture &amp; Component Topology</w:t>
+        <w:t>1. Project Introduction &amp; Objectives</w:t>
+      </w:r>
+    </w:p>
+    <w:p>
+      <w:r>
+        <w:t>RiskGuard Pro is an interactive web-based quantitative enterprise risk assessment platform. The application bridges corporate financial accounting with probabilistic risk modeling, enabling organizations to evaluate operational, cybersecurity, financial, regulatory, and market risks in an auditable, data-driven environment.</w:t>
       </w:r>
     </w:p>
     <w:p>
       <w:pPr>
-        <w:spacing w:after="120"/>
-      </w:pPr>
-      <w:r>
-        <w:t>The application is architected as a modular, decoupled full-stack system designed for low latency, secure role-based access, and mathematical precision:</w:t>
-      </w:r>
-    </w:p>
-    <w:tbl>
-      <w:tblPr>
-        <w:tblW w:type="auto" w:w="0"/>
-        <w:jc w:val="center"/>
-        <w:tblLook w:firstColumn="1" w:firstRow="1" w:lastColumn="0" w:lastRow="0" w:noHBand="0" w:noVBand="1" w:val="04A0"/>
-      </w:tblPr>
-      <w:tblGrid>
-        <w:gridCol w:w="4680"/>
-        <w:gridCol w:w="4680"/>
-      </w:tblGrid>
-      <w:tr>
-        <w:tc>
-          <w:tcPr>
-            <w:tcW w:type="dxa" w:w="2592"/>
-            <w:shd w:fill="0F5132"/>
-            <w:tcMar>
-              <w:top w:w="120" w:type="dxa"/>
-              <w:bottom w:w="120" w:type="dxa"/>
-              <w:left w:w="140" w:type="dxa"/>
-              <w:right w:w="140" w:type="dxa"/>
-            </w:tcMar>
-          </w:tcPr>
-          <w:p>
-            <w:pPr>
-              <w:jc w:val="left"/>
-            </w:pPr>
-            <w:r>
-              <w:rPr>
-                <w:b/>
-                <w:color w:val="FFFFFF"/>
-                <w:sz w:val="19"/>
-              </w:rPr>
-              <w:t>Layer / Component</w:t>
-            </w:r>
-          </w:p>
-        </w:tc>
-        <w:tc>
-          <w:tcPr>
-            <w:tcW w:type="dxa" w:w="6768"/>
-            <w:shd w:fill="0F5132"/>
-            <w:tcMar>
-              <w:top w:w="120" w:type="dxa"/>
-              <w:bottom w:w="120" w:type="dxa"/>
-              <w:left w:w="140" w:type="dxa"/>
-              <w:right w:w="140" w:type="dxa"/>
-            </w:tcMar>
-          </w:tcPr>
-          <w:p>
-            <w:pPr>
-              <w:jc w:val="left"/>
-            </w:pPr>
-            <w:r>
-              <w:rPr>
-                <w:b/>
-                <w:color w:val="FFFFFF"/>
-                <w:sz w:val="19"/>
-              </w:rPr>
-              <w:t>Technical Specification &amp; Responsibilities</w:t>
-            </w:r>
-          </w:p>
-        </w:tc>
-      </w:tr>
-      <w:tr>
-        <w:tc>
-          <w:tcPr>
-            <w:tcW w:type="dxa" w:w="2592"/>
-            <w:shd w:fill="FFFFFF"/>
-            <w:tcMar>
-              <w:top w:w="100" w:type="dxa"/>
-              <w:bottom w:w="100" w:type="dxa"/>
-              <w:left w:w="140" w:type="dxa"/>
-              <w:right w:w="140" w:type="dxa"/>
-            </w:tcMar>
-          </w:tcPr>
-          <w:p>
-            <w:r>
-              <w:rPr>
-                <w:color w:val="1E293B"/>
-                <w:sz w:val="18"/>
-              </w:rPr>
-              <w:t>Client Presentation (Frontend)</w:t>
-            </w:r>
-          </w:p>
-        </w:tc>
-        <w:tc>
-          <w:tcPr>
-            <w:tcW w:type="dxa" w:w="6768"/>
-            <w:shd w:fill="FFFFFF"/>
-            <w:tcMar>
-              <w:top w:w="100" w:type="dxa"/>
-              <w:bottom w:w="100" w:type="dxa"/>
-              <w:left w:w="140" w:type="dxa"/>
-              <w:right w:w="140" w:type="dxa"/>
-            </w:tcMar>
-          </w:tcPr>
-          <w:p>
-            <w:r>
-              <w:rPr>
-                <w:color w:val="1E293B"/>
-                <w:sz w:val="18"/>
-              </w:rPr>
-              <w:t>Vanilla ES6 JavaScript, Three.js WebGL (3D threat mesh &amp; domain rings), Chart.js (histogram &amp; waterfall analytics), Glassmorphic CSS (Deep Emerald #10B981 theme), Responsive viewport.</w:t>
-            </w:r>
-          </w:p>
-        </w:tc>
-      </w:tr>
-      <w:tr>
-        <w:tc>
-          <w:tcPr>
-            <w:tcW w:type="dxa" w:w="2592"/>
-            <w:shd w:fill="F8FAFC"/>
-            <w:tcMar>
-              <w:top w:w="100" w:type="dxa"/>
-              <w:bottom w:w="100" w:type="dxa"/>
-              <w:left w:w="140" w:type="dxa"/>
-              <w:right w:w="140" w:type="dxa"/>
-            </w:tcMar>
-          </w:tcPr>
-          <w:p>
-            <w:r>
-              <w:rPr>
-                <w:color w:val="1E293B"/>
-                <w:sz w:val="18"/>
-              </w:rPr>
-              <w:t>API &amp; Security Gateway (Flask)</w:t>
-            </w:r>
-          </w:p>
-        </w:tc>
-        <w:tc>
-          <w:tcPr>
-            <w:tcW w:type="dxa" w:w="6768"/>
-            <w:shd w:fill="F8FAFC"/>
-            <w:tcMar>
-              <w:top w:w="100" w:type="dxa"/>
-              <w:bottom w:w="100" w:type="dxa"/>
-              <w:left w:w="140" w:type="dxa"/>
-              <w:right w:w="140" w:type="dxa"/>
-            </w:tcMar>
-          </w:tcPr>
-          <w:p>
-            <w:r>
-              <w:rPr>
-                <w:color w:val="1E293B"/>
-                <w:sz w:val="18"/>
-              </w:rPr>
-              <w:t>OWASP security response headers (CSP, X-Frame-Options, X-Content-Type-Options, Referrer-Policy), server banner masking, sliding-window IP rate limiting, path traversal defense.</w:t>
-            </w:r>
-          </w:p>
-        </w:tc>
-      </w:tr>
-      <w:tr>
-        <w:tc>
-          <w:tcPr>
-            <w:tcW w:type="dxa" w:w="2592"/>
-            <w:shd w:fill="FFFFFF"/>
-            <w:tcMar>
-              <w:top w:w="100" w:type="dxa"/>
-              <w:bottom w:w="100" w:type="dxa"/>
-              <w:left w:w="140" w:type="dxa"/>
-              <w:right w:w="140" w:type="dxa"/>
-            </w:tcMar>
-          </w:tcPr>
-          <w:p>
-            <w:r>
-              <w:rPr>
-                <w:color w:val="1E293B"/>
-                <w:sz w:val="18"/>
-              </w:rPr>
-              <w:t>Authentication &amp; RBAC</w:t>
-            </w:r>
-          </w:p>
-        </w:tc>
-        <w:tc>
-          <w:tcPr>
-            <w:tcW w:type="dxa" w:w="6768"/>
-            <w:shd w:fill="FFFFFF"/>
-            <w:tcMar>
-              <w:top w:w="100" w:type="dxa"/>
-              <w:bottom w:w="100" w:type="dxa"/>
-              <w:left w:w="140" w:type="dxa"/>
-              <w:right w:w="140" w:type="dxa"/>
-            </w:tcMar>
-          </w:tcPr>
-          <w:p>
-            <w:r>
-              <w:rPr>
-                <w:color w:val="1E293B"/>
-                <w:sz w:val="18"/>
-              </w:rPr>
-              <w:t>Bcrypt password hashing (work factor 12) with cryptographic salting, signed PyJWT tokens, Google OAuth 2.0 / GIS Single Sign-On, server-side role enforcement (Admin vs. User).</w:t>
-            </w:r>
-          </w:p>
-        </w:tc>
-      </w:tr>
-      <w:tr>
-        <w:tc>
-          <w:tcPr>
-            <w:tcW w:type="dxa" w:w="2592"/>
-            <w:shd w:fill="F8FAFC"/>
-            <w:tcMar>
-              <w:top w:w="100" w:type="dxa"/>
-              <w:bottom w:w="100" w:type="dxa"/>
-              <w:left w:w="140" w:type="dxa"/>
-              <w:right w:w="140" w:type="dxa"/>
-            </w:tcMar>
-          </w:tcPr>
-          <w:p>
-            <w:r>
-              <w:rPr>
-                <w:color w:val="1E293B"/>
-                <w:sz w:val="18"/>
-              </w:rPr>
-              <w:t>Quantitative VaR Engine</w:t>
-            </w:r>
-          </w:p>
-        </w:tc>
-        <w:tc>
-          <w:tcPr>
-            <w:tcW w:type="dxa" w:w="6768"/>
-            <w:shd w:fill="F8FAFC"/>
-            <w:tcMar>
-              <w:top w:w="100" w:type="dxa"/>
-              <w:bottom w:w="100" w:type="dxa"/>
-              <w:left w:w="140" w:type="dxa"/>
-              <w:right w:w="140" w:type="dxa"/>
-            </w:tcMar>
-          </w:tcPr>
-          <w:p>
-            <w:r>
-              <w:rPr>
-                <w:color w:val="1E293B"/>
-                <w:sz w:val="18"/>
-              </w:rPr>
-              <w:t>Vectorized NumPy engine executing 3,000 to 10,000 iterations per run. Bernoulli event frequency combined with Log-Normal loss severity for heavy-tailed loss modeling.</w:t>
-            </w:r>
-          </w:p>
-        </w:tc>
-      </w:tr>
-      <w:tr>
-        <w:tc>
-          <w:tcPr>
-            <w:tcW w:type="dxa" w:w="2592"/>
-            <w:shd w:fill="FFFFFF"/>
-            <w:tcMar>
-              <w:top w:w="100" w:type="dxa"/>
-              <w:bottom w:w="100" w:type="dxa"/>
-              <w:left w:w="140" w:type="dxa"/>
-              <w:right w:w="140" w:type="dxa"/>
-            </w:tcMar>
-          </w:tcPr>
-          <w:p>
-            <w:r>
-              <w:rPr>
-                <w:color w:val="1E293B"/>
-                <w:sz w:val="18"/>
-              </w:rPr>
-              <w:t>Financial Solvency Engine</w:t>
-            </w:r>
-          </w:p>
-        </w:tc>
-        <w:tc>
-          <w:tcPr>
-            <w:tcW w:type="dxa" w:w="6768"/>
-            <w:shd w:fill="FFFFFF"/>
-            <w:tcMar>
-              <w:top w:w="100" w:type="dxa"/>
-              <w:bottom w:w="100" w:type="dxa"/>
-              <w:left w:w="140" w:type="dxa"/>
-              <w:right w:w="140" w:type="dxa"/>
-            </w:tcMar>
-          </w:tcPr>
-          <w:p>
-            <w:r>
-              <w:rPr>
-                <w:color w:val="1E293B"/>
-                <w:sz w:val="18"/>
-              </w:rPr>
-              <w:t>14 corporate financial ratios across Liquidity, Leverage, Profitability, and Efficiency; Altman Z-Score with Safe, Grey, and Distress zone diagnostics; Damodaran sectoral benchmark differentials.</w:t>
-            </w:r>
-          </w:p>
-        </w:tc>
-      </w:tr>
-      <w:tr>
-        <w:tc>
-          <w:tcPr>
-            <w:tcW w:type="dxa" w:w="2592"/>
-            <w:shd w:fill="F8FAFC"/>
-            <w:tcMar>
-              <w:top w:w="100" w:type="dxa"/>
-              <w:bottom w:w="100" w:type="dxa"/>
-              <w:left w:w="140" w:type="dxa"/>
-              <w:right w:w="140" w:type="dxa"/>
-            </w:tcMar>
-          </w:tcPr>
-          <w:p>
-            <w:r>
-              <w:rPr>
-                <w:color w:val="1E293B"/>
-                <w:sz w:val="18"/>
-              </w:rPr>
-              <w:t>Dual Data Storage Layer</w:t>
-            </w:r>
-          </w:p>
-        </w:tc>
-        <w:tc>
-          <w:tcPr>
-            <w:tcW w:type="dxa" w:w="6768"/>
-            <w:shd w:fill="F8FAFC"/>
-            <w:tcMar>
-              <w:top w:w="100" w:type="dxa"/>
-              <w:bottom w:w="100" w:type="dxa"/>
-              <w:left w:w="140" w:type="dxa"/>
-              <w:right w:w="140" w:type="dxa"/>
-            </w:tcMar>
-          </w:tcPr>
-          <w:p>
-            <w:r>
-              <w:rPr>
-                <w:color w:val="1E293B"/>
-                <w:sz w:val="18"/>
-              </w:rPr>
-              <w:t>Primary: Supabase Cloud PostgreSQL with Row-Level Security (RLS). Fallback: High-concurrency SQLite WAL engine with 30s busy timeout and SHA-256 cryptographic hash chain.</w:t>
-            </w:r>
-          </w:p>
-        </w:tc>
-      </w:tr>
-    </w:tbl>
-    <w:p>
-      <w:pPr>
-        <w:spacing w:after="120"/>
-      </w:pPr>
-    </w:p>
-    <w:p>
-      <w:pPr>
-        <w:keepNext/>
-        <w:spacing w:before="280" w:after="80"/>
+        <w:spacing w:before="80" w:after="160"/>
+        <w:ind w:left="288"/>
       </w:pPr>
       <w:r>
         <w:rPr>
           <w:b/>
-          <w:color w:val="108C5F"/>
-          <w:sz w:val="36"/>
+          <w:color w:val="0F766E"/>
+          <w:sz w:val="20"/>
         </w:rPr>
-        <w:t>3. Core Technical Modules &amp; Mathematical Formulations</w:t>
+        <w:t xml:space="preserve">CLARIFICATION OF PROJECT SCOPE: </w:t>
+      </w:r>
+      <w:r>
+        <w:rPr>
+          <w:i/>
+          <w:sz w:val="20"/>
+        </w:rPr>
+        <w:t>In this project, 'Monte Carlo' refers strictly to the Monte Carlo Mathematical Simulation Method — a well-established computational algorithm that uses repeated random sampling to model probability distributions of risk. It does NOT refer to the commercial clothing brand 'Monte Carlo Fashions Limited'. The empirical data used for demonstration reflects an audited Indian medium-scale manufacturing enterprise (Book1.xlsx).</w:t>
+      </w:r>
+    </w:p>
+    <w:p>
+      <w:r>
+        <w:t>Primary Academic Objectives:</w:t>
+        <w:br/>
+        <w:t>1. Automated Financial Telemetry: Extract Balance Sheet and Income Statement line items directly from corporate spreadsheets (Excel/CSV) and calculate standardized financial ratios.</w:t>
+        <w:br/>
+        <w:t>2. Multi-Domain Risk Assessment: Quantify enterprise risks across 6 distinct business domains according to an auditable weighted scoring model.</w:t>
+        <w:br/>
+        <w:t>3. Vectorized Monte Carlo VaR: Simulate thousands of potential portfolio loss scenarios to estimate 95% Value-at-Risk (VaR) and Expected Shortfall (CVaR).</w:t>
+        <w:br/>
+        <w:t>4. Interactive 3D Spatial Visualization: Project active risks onto a Three.js 3D threat mesh for intuitive executive communication.</w:t>
+        <w:br/>
+        <w:t>5. Auditable Governance &amp; Action Tracking: Maintain a cryptographic tamper-evident audit ledger and ISO 31000 task mitigation tracker.</w:t>
       </w:r>
     </w:p>
     <w:p>
       <w:pPr>
         <w:keepNext/>
-        <w:spacing w:before="280" w:after="80"/>
+        <w:spacing w:before="320" w:after="120"/>
       </w:pPr>
       <w:r>
         <w:rPr>
           <w:b/>
-          <w:color w:val="1E293B"/>
-          <w:sz w:val="28"/>
+          <w:color w:val="0F766E"/>
+          <w:sz w:val="30"/>
         </w:rPr>
-        <w:t>A. Vectorized Monte Carlo Value-at-Risk (VaR) Engine</w:t>
+        <w:t>2. Problem Statement &amp; Proposed Architecture</w:t>
       </w:r>
     </w:p>
     <w:p>
-      <w:pPr>
-        <w:spacing w:after="80"/>
-      </w:pPr>
       <w:r>
-        <w:t>Traditional risk assessment treats impact and likelihood as static discrete numbers (e.g. 4 × 5 = 20). In reality, operational risks are stochastic events with variable severity. RiskGuard Pro implements a compound Poisson-LogNormal loss model:</w:t>
+        <w:t>Traditional enterprise risk management (ERM) suffers from critical limitations:</w:t>
+        <w:br/>
+        <w:t>• Subjective 5×5 Heatmaps: Standard risk matrices multiply arbitrary Likelihood (1–5) by Impact (1–5). This discrete multiplication lacks monetary grounding and ignores statistical tail-risk.</w:t>
+        <w:br/>
+        <w:t>• Disconnected Financial Health: Qualitative risk scores are rarely integrated with audited financial ratios. A business with an apparent low operational risk may actually be on the verge of technical insolvency due to working capital deficits.</w:t>
+        <w:br/>
+        <w:t>• Static Spreadsheets: Manual risk registers stored in static spreadsheets lack version control, cryptographic auditability, and dynamic what-if simulation capabilities.</w:t>
       </w:r>
     </w:p>
     <w:p>
-      <w:pPr>
-        <w:pStyle w:val="ListBullet"/>
-        <w:spacing w:after="40"/>
-      </w:pPr>
       <w:r>
-        <w:rPr>
-          <w:b/>
-        </w:rPr>
-        <w:t xml:space="preserve">Event Occurrence Frequency (N): </w:t>
-      </w:r>
-      <w:r>
-        <w:t>For each risk i, event occurrence in trial k is modeled as a Bernoulli random variable based on normalized likelihood: E_{i,k} ~ Bernoulli(Likelihood_i / 5.0).</w:t>
-      </w:r>
-    </w:p>
-    <w:p>
-      <w:pPr>
-        <w:pStyle w:val="ListBullet"/>
-        <w:spacing w:after="40"/>
-      </w:pPr>
-      <w:r>
-        <w:rPr>
-          <w:b/>
-        </w:rPr>
-        <w:t xml:space="preserve">Loss Severity Distribution (S): </w:t>
-      </w:r>
-      <w:r>
-        <w:t>Given occurrence, loss severity follows a Log-Normal distribution to model real-world right-skewed black-swan outcomes: S_{i,k} ~ LogNormal(mu_i, sigma_i = 1.2), where mu_i = ln(Exposure_i * Impact_i / 5.0) - (sigma_i^2 / 2).</w:t>
-      </w:r>
-    </w:p>
-    <w:p>
-      <w:pPr>
-        <w:pStyle w:val="ListBullet"/>
-        <w:spacing w:after="40"/>
-      </w:pPr>
-      <w:r>
-        <w:rPr>
-          <w:b/>
-        </w:rPr>
-        <w:t xml:space="preserve">Portfolio Aggregation: </w:t>
-      </w:r>
-      <w:r>
-        <w:t>Total simulated loss per trial k is computed as L_k = SUM(E_{i,k} * S_{i,k}).</w:t>
-      </w:r>
-    </w:p>
-    <w:p>
-      <w:pPr>
-        <w:pStyle w:val="ListBullet"/>
-        <w:spacing w:after="40"/>
-      </w:pPr>
-      <w:r>
-        <w:rPr>
-          <w:b/>
-        </w:rPr>
-        <w:t xml:space="preserve">Mathematical Invariant: </w:t>
-      </w:r>
-      <w:r>
-        <w:t>The engine guarantees strict monotonic ordering: Expected Mean Loss &lt;= 95% VaR &lt;= 99% Tail VaR &lt;= Worst-Case Loss.</w:t>
+        <w:t>Proposed Solution in RiskGuard Pro:</w:t>
+        <w:br/>
+        <w:t>RiskGuard Pro replaces subjective matrices with a dual-engine architecture: an Institutional Financial Ratio Engine that parses audited statements (Balance Sheet &amp; P&amp;L), integrated with a Vectorized NumPy Monte Carlo Simulator that models monetary loss distributions at specified confidence intervals.</w:t>
       </w:r>
     </w:p>
     <w:p>
       <w:pPr>
         <w:keepNext/>
-        <w:spacing w:before="280" w:after="80"/>
+        <w:spacing w:before="320" w:after="120"/>
       </w:pPr>
       <w:r>
         <w:rPr>
           <w:b/>
-          <w:color w:val="1E293B"/>
-          <w:sz w:val="28"/>
+          <w:color w:val="0F766E"/>
+          <w:sz w:val="30"/>
         </w:rPr>
-        <w:t>B. Institutional Financial Ratio Engine &amp; Altman Z-Score</w:t>
+        <w:t>3. System Architecture &amp; Technologies Used</w:t>
       </w:r>
     </w:p>
     <w:p>
-      <w:pPr>
-        <w:spacing w:after="80"/>
-      </w:pPr>
       <w:r>
-        <w:t>The financial analysis engine parses balance sheet and income statement metrics to calculate corporate solvency and distress zones using Edward Altman's 1968 formulation:</w:t>
-      </w:r>
-    </w:p>
-    <w:p>
-      <w:pPr>
-        <w:jc w:val="center"/>
-      </w:pPr>
-      <w:r>
-        <w:rPr>
-          <w:b/>
-          <w:color w:val="108C5F"/>
-          <w:sz w:val="22"/>
-        </w:rPr>
-        <w:t>Z = 1.2(X1) + 1.4(X2) + 3.3(X3) + 0.6(X4) + 0.999(X5)</w:t>
-      </w:r>
-    </w:p>
-    <w:p>
-      <w:pPr>
-        <w:pStyle w:val="ListBullet"/>
-        <w:spacing w:after="40"/>
-      </w:pPr>
-      <w:r>
-        <w:rPr>
-          <w:b/>
-        </w:rPr>
-        <w:t xml:space="preserve">X1 = Working Capital / Total Assets: </w:t>
-      </w:r>
-      <w:r>
-        <w:t>Measures net liquid assets relative to corporate capitalization.</w:t>
-      </w:r>
-    </w:p>
-    <w:p>
-      <w:pPr>
-        <w:pStyle w:val="ListBullet"/>
-        <w:spacing w:after="40"/>
-      </w:pPr>
-      <w:r>
-        <w:rPr>
-          <w:b/>
-        </w:rPr>
-        <w:t xml:space="preserve">X2 = Retained Earnings / Total Assets: </w:t>
-      </w:r>
-      <w:r>
-        <w:t>Measures cumulative profitability over time.</w:t>
-      </w:r>
-    </w:p>
-    <w:p>
-      <w:pPr>
-        <w:pStyle w:val="ListBullet"/>
-        <w:spacing w:after="40"/>
-      </w:pPr>
-      <w:r>
-        <w:rPr>
-          <w:b/>
-        </w:rPr>
-        <w:t xml:space="preserve">X3 = EBIT / Total Assets: </w:t>
-      </w:r>
-      <w:r>
-        <w:t>Operating efficiency and asset productivity independent of tax leverage.</w:t>
-      </w:r>
-    </w:p>
-    <w:p>
-      <w:pPr>
-        <w:pStyle w:val="ListBullet"/>
-        <w:spacing w:after="40"/>
-      </w:pPr>
-      <w:r>
-        <w:rPr>
-          <w:b/>
-        </w:rPr>
-        <w:t xml:space="preserve">X4 = Market Value of Equity / Total Liabilities: </w:t>
-      </w:r>
-      <w:r>
-        <w:t>Capital cushion before liabilities exceed assets.</w:t>
-      </w:r>
-    </w:p>
-    <w:p>
-      <w:pPr>
-        <w:pStyle w:val="ListBullet"/>
-        <w:spacing w:after="40"/>
-      </w:pPr>
-      <w:r>
-        <w:rPr>
-          <w:b/>
-        </w:rPr>
-        <w:t xml:space="preserve">X5 = Sales / Total Assets: </w:t>
-      </w:r>
-      <w:r>
-        <w:t>Asset turnover and revenue-generating efficiency.</w:t>
-      </w:r>
-    </w:p>
-    <w:p>
-      <w:pPr>
-        <w:spacing w:after="160"/>
-      </w:pPr>
-      <w:r>
-        <w:t>Zone Benchmarks: Safe Zone (Z &gt; 2.99, Green), Grey Zone (1.81 &lt;= Z &lt;= 2.99, Amber - Debt restructuring advised), Distress Zone (Z &lt; 1.81, Red - High insolvency probability within 24 months). All calculations are protected with zero-safe math guards (_safe_div) preventing divide-by-zero crashes.</w:t>
-      </w:r>
-    </w:p>
-    <w:p>
-      <w:pPr>
-        <w:keepNext/>
-        <w:spacing w:before="280" w:after="80"/>
-      </w:pPr>
-      <w:r>
-        <w:rPr>
-          <w:b/>
-          <w:color w:val="1E293B"/>
-          <w:sz w:val="28"/>
-        </w:rPr>
-        <w:t>C. Three.js 3D Spatial Threat Topology</w:t>
-      </w:r>
-    </w:p>
-    <w:p>
-      <w:pPr>
-        <w:spacing w:after="160"/>
-      </w:pPr>
-      <w:r>
-        <w:t>Built with WebGL and Three.js r128, the dashboard projects active risks onto a dynamic 5×5 3D terrain mesh. The horizontal grid represents Likelihood (X-axis) and Impact (Z-axis), while vertex elevation (Y-axis) corresponds to aggregate financial exposure. Users can toggle between Isometric 3D View, Top Plan Orthographic View, and Auto-Rotate modes. A procedural 3D Domain Ring Chart visualizes risk concentrations across Cyber, Financial, and Operational vectors.</w:t>
-      </w:r>
-    </w:p>
-    <w:p>
-      <w:pPr>
-        <w:keepNext/>
-        <w:spacing w:before="280" w:after="80"/>
-      </w:pPr>
-      <w:r>
-        <w:rPr>
-          <w:b/>
-          <w:color w:val="1E293B"/>
-          <w:sz w:val="28"/>
-        </w:rPr>
-        <w:t>D. Macroeconomic What-If Stress Testing Engine</w:t>
-      </w:r>
-    </w:p>
-    <w:p>
-      <w:pPr>
-        <w:spacing w:after="160"/>
-      </w:pPr>
-      <w:r>
-        <w:t>Allows executives to simulate external shocks via real-time parametric sliders and presets:</w:t>
-        <w:br/>
-        <w:t>• Recession Shock: -25% Revenue collapse, +20% Total Debt surge.</w:t>
-        <w:br/>
-        <w:t>• Supply Chain Paralysis: +30% COGS inflation, +45 Days Debtor DSO collection lag.</w:t>
-        <w:br/>
-        <w:t>• Ransomware Outage: 3x Cyber incident probability, ₹5 Cr infrastructure remediation outlay.</w:t>
-        <w:br/>
-        <w:t>Executing a stress scenario immediately shifts balance sheet inputs, recalculates the Altman Z-Score, and passes elevated variances to the Monte Carlo engine.</w:t>
-      </w:r>
-    </w:p>
-    <w:p>
-      <w:pPr>
-        <w:keepNext/>
-        <w:spacing w:before="280" w:after="80"/>
-      </w:pPr>
-      <w:r>
-        <w:rPr>
-          <w:b/>
-          <w:color w:val="1E293B"/>
-          <w:sz w:val="28"/>
-        </w:rPr>
-        <w:t>E. Explainable Health Score Waterfall</w:t>
-      </w:r>
-    </w:p>
-    <w:p>
-      <w:pPr>
-        <w:spacing w:after="160"/>
-      </w:pPr>
-      <w:r>
-        <w:t>Rather than treating enterprise risk score as an opaque number, RiskGuard Pro starts at an ideal baseline of 100.0 points. It decomposes the final score into 6 weighted governance domains: Financial Solvency (25%), Cybersecurity &amp; Cloud (20%), Operations &amp; Supply Chain (18%), Regulatory &amp; Compliance (15%), Market Strategy (12%), and Human Capital (10%). Every penalty point is mathematically justified and rendered as a waterfall deduction chart.</w:t>
-      </w:r>
-    </w:p>
-    <w:p>
-      <w:pPr>
-        <w:keepNext/>
-        <w:spacing w:before="280" w:after="80"/>
-      </w:pPr>
-      <w:r>
-        <w:rPr>
-          <w:b/>
-          <w:color w:val="1E293B"/>
-          <w:sz w:val="28"/>
-        </w:rPr>
-        <w:t>F. Cryptographic Tamper-Evident Audit Ledger</w:t>
-      </w:r>
-    </w:p>
-    <w:p>
-      <w:pPr>
-        <w:spacing w:after="160"/>
-      </w:pPr>
-      <w:r>
-        <w:t>Every create, edit, or delete operation on risks, assessments, and users is appended to a cryptographic ledger. Each row stores prev_hash and computes:</w:t>
-        <w:br/>
-        <w:t xml:space="preserve">   hash = SHA-256(id + action + details + user_id + timestamp + prev_hash)</w:t>
-        <w:br/>
-        <w:t>The API endpoint GET /api/audit-logs/verify verifies the entire chain from the genesis block. If any record is altered directly in the database, the cryptographic hash breaks and identifies the exact tampered row.</w:t>
-      </w:r>
-    </w:p>
-    <w:p>
-      <w:pPr>
-        <w:keepNext/>
-        <w:spacing w:before="280" w:after="80"/>
-      </w:pPr>
-      <w:r>
-        <w:rPr>
-          <w:b/>
-          <w:color w:val="108C5F"/>
-          <w:sz w:val="36"/>
-        </w:rPr>
-        <w:t>4. Enterprise Security Hardening &amp; OWASP Compliance</w:t>
-      </w:r>
-    </w:p>
-    <w:tbl>
-      <w:tblPr>
-        <w:tblW w:type="auto" w:w="0"/>
-        <w:jc w:val="center"/>
-        <w:tblLook w:firstColumn="1" w:firstRow="1" w:lastColumn="0" w:lastRow="0" w:noHBand="0" w:noVBand="1" w:val="04A0"/>
-      </w:tblPr>
-      <w:tblGrid>
-        <w:gridCol w:w="4680"/>
-        <w:gridCol w:w="4680"/>
-      </w:tblGrid>
-      <w:tr>
-        <w:tc>
-          <w:tcPr>
-            <w:tcW w:type="dxa" w:w="2880"/>
-            <w:shd w:fill="0F5132"/>
-            <w:tcMar>
-              <w:top w:w="120" w:type="dxa"/>
-              <w:bottom w:w="120" w:type="dxa"/>
-              <w:left w:w="140" w:type="dxa"/>
-              <w:right w:w="140" w:type="dxa"/>
-            </w:tcMar>
-          </w:tcPr>
-          <w:p>
-            <w:pPr>
-              <w:jc w:val="left"/>
-            </w:pPr>
-            <w:r>
-              <w:rPr>
-                <w:b/>
-                <w:color w:val="FFFFFF"/>
-                <w:sz w:val="19"/>
-              </w:rPr>
-              <w:t>Security Control</w:t>
-            </w:r>
-          </w:p>
-        </w:tc>
-        <w:tc>
-          <w:tcPr>
-            <w:tcW w:type="dxa" w:w="6480"/>
-            <w:shd w:fill="0F5132"/>
-            <w:tcMar>
-              <w:top w:w="120" w:type="dxa"/>
-              <w:bottom w:w="120" w:type="dxa"/>
-              <w:left w:w="140" w:type="dxa"/>
-              <w:right w:w="140" w:type="dxa"/>
-            </w:tcMar>
-          </w:tcPr>
-          <w:p>
-            <w:pPr>
-              <w:jc w:val="left"/>
-            </w:pPr>
-            <w:r>
-              <w:rPr>
-                <w:b/>
-                <w:color w:val="FFFFFF"/>
-                <w:sz w:val="19"/>
-              </w:rPr>
-              <w:t>Implementation Mechanism</w:t>
-            </w:r>
-          </w:p>
-        </w:tc>
-      </w:tr>
-      <w:tr>
-        <w:tc>
-          <w:tcPr>
-            <w:tcW w:type="dxa" w:w="2880"/>
-            <w:shd w:fill="FFFFFF"/>
-            <w:tcMar>
-              <w:top w:w="100" w:type="dxa"/>
-              <w:bottom w:w="100" w:type="dxa"/>
-              <w:left w:w="140" w:type="dxa"/>
-              <w:right w:w="140" w:type="dxa"/>
-            </w:tcMar>
-          </w:tcPr>
-          <w:p>
-            <w:r>
-              <w:rPr>
-                <w:color w:val="1E293B"/>
-                <w:sz w:val="18"/>
-              </w:rPr>
-              <w:t>Password Security</w:t>
-            </w:r>
-          </w:p>
-        </w:tc>
-        <w:tc>
-          <w:tcPr>
-            <w:tcW w:type="dxa" w:w="6480"/>
-            <w:shd w:fill="FFFFFF"/>
-            <w:tcMar>
-              <w:top w:w="100" w:type="dxa"/>
-              <w:bottom w:w="100" w:type="dxa"/>
-              <w:left w:w="140" w:type="dxa"/>
-              <w:right w:w="140" w:type="dxa"/>
-            </w:tcMar>
-          </w:tcPr>
-          <w:p>
-            <w:r>
-              <w:rPr>
-                <w:color w:val="1E293B"/>
-                <w:sz w:val="18"/>
-              </w:rPr>
-              <w:t>Bcrypt hashing with work factor 12 and per-user cryptographic salts. Enforces minimum 8 chars, mixed case, numbers, and symbols.</w:t>
-            </w:r>
-          </w:p>
-        </w:tc>
-      </w:tr>
-      <w:tr>
-        <w:tc>
-          <w:tcPr>
-            <w:tcW w:type="dxa" w:w="2880"/>
-            <w:shd w:fill="F8FAFC"/>
-            <w:tcMar>
-              <w:top w:w="100" w:type="dxa"/>
-              <w:bottom w:w="100" w:type="dxa"/>
-              <w:left w:w="140" w:type="dxa"/>
-              <w:right w:w="140" w:type="dxa"/>
-            </w:tcMar>
-          </w:tcPr>
-          <w:p>
-            <w:r>
-              <w:rPr>
-                <w:color w:val="1E293B"/>
-                <w:sz w:val="18"/>
-              </w:rPr>
-              <w:t>Session Tokens</w:t>
-            </w:r>
-          </w:p>
-        </w:tc>
-        <w:tc>
-          <w:tcPr>
-            <w:tcW w:type="dxa" w:w="6480"/>
-            <w:shd w:fill="F8FAFC"/>
-            <w:tcMar>
-              <w:top w:w="100" w:type="dxa"/>
-              <w:bottom w:w="100" w:type="dxa"/>
-              <w:left w:w="140" w:type="dxa"/>
-              <w:right w:w="140" w:type="dxa"/>
-            </w:tcMar>
-          </w:tcPr>
-          <w:p>
-            <w:r>
-              <w:rPr>
-                <w:color w:val="1E293B"/>
-                <w:sz w:val="18"/>
-              </w:rPr>
-              <w:t>Signed PyJWT tokens with expiration timestamps, verified on every state-changing route using Python decorator @require_auth.</w:t>
-            </w:r>
-          </w:p>
-        </w:tc>
-      </w:tr>
-      <w:tr>
-        <w:tc>
-          <w:tcPr>
-            <w:tcW w:type="dxa" w:w="2880"/>
-            <w:shd w:fill="FFFFFF"/>
-            <w:tcMar>
-              <w:top w:w="100" w:type="dxa"/>
-              <w:bottom w:w="100" w:type="dxa"/>
-              <w:left w:w="140" w:type="dxa"/>
-              <w:right w:w="140" w:type="dxa"/>
-            </w:tcMar>
-          </w:tcPr>
-          <w:p>
-            <w:r>
-              <w:rPr>
-                <w:color w:val="1E293B"/>
-                <w:sz w:val="18"/>
-              </w:rPr>
-              <w:t>Role-Based Access (RBAC)</w:t>
-            </w:r>
-          </w:p>
-        </w:tc>
-        <w:tc>
-          <w:tcPr>
-            <w:tcW w:type="dxa" w:w="6480"/>
-            <w:shd w:fill="FFFFFF"/>
-            <w:tcMar>
-              <w:top w:w="100" w:type="dxa"/>
-              <w:bottom w:w="100" w:type="dxa"/>
-              <w:left w:w="140" w:type="dxa"/>
-              <w:right w:w="140" w:type="dxa"/>
-            </w:tcMar>
-          </w:tcPr>
-          <w:p>
-            <w:r>
-              <w:rPr>
-                <w:color w:val="1E293B"/>
-                <w:sz w:val="18"/>
-              </w:rPr>
-              <w:t>Strict backend enforcement via @require_role('admin'). Non-admin tokens requesting /api/admin/* receive HTTP 403 Forbidden.</w:t>
-            </w:r>
-          </w:p>
-        </w:tc>
-      </w:tr>
-      <w:tr>
-        <w:tc>
-          <w:tcPr>
-            <w:tcW w:type="dxa" w:w="2880"/>
-            <w:shd w:fill="F8FAFC"/>
-            <w:tcMar>
-              <w:top w:w="100" w:type="dxa"/>
-              <w:bottom w:w="100" w:type="dxa"/>
-              <w:left w:w="140" w:type="dxa"/>
-              <w:right w:w="140" w:type="dxa"/>
-            </w:tcMar>
-          </w:tcPr>
-          <w:p>
-            <w:r>
-              <w:rPr>
-                <w:color w:val="1E293B"/>
-                <w:sz w:val="18"/>
-              </w:rPr>
-              <w:t>Rate Limiting &amp; Anti-Brute-Force</w:t>
-            </w:r>
-          </w:p>
-        </w:tc>
-        <w:tc>
-          <w:tcPr>
-            <w:tcW w:type="dxa" w:w="6480"/>
-            <w:shd w:fill="F8FAFC"/>
-            <w:tcMar>
-              <w:top w:w="100" w:type="dxa"/>
-              <w:bottom w:w="100" w:type="dxa"/>
-              <w:left w:w="140" w:type="dxa"/>
-              <w:right w:w="140" w:type="dxa"/>
-            </w:tcMar>
-          </w:tcPr>
-          <w:p>
-            <w:r>
-              <w:rPr>
-                <w:color w:val="1E293B"/>
-                <w:sz w:val="18"/>
-              </w:rPr>
-              <w:t>Per-IP sliding-window rate limiting. General API: 120 req/min. Login endpoint: strict 10 req/min. 5 failed logins triggers timed account lockout.</w:t>
-            </w:r>
-          </w:p>
-        </w:tc>
-      </w:tr>
-      <w:tr>
-        <w:tc>
-          <w:tcPr>
-            <w:tcW w:type="dxa" w:w="2880"/>
-            <w:shd w:fill="FFFFFF"/>
-            <w:tcMar>
-              <w:top w:w="100" w:type="dxa"/>
-              <w:bottom w:w="100" w:type="dxa"/>
-              <w:left w:w="140" w:type="dxa"/>
-              <w:right w:w="140" w:type="dxa"/>
-            </w:tcMar>
-          </w:tcPr>
-          <w:p>
-            <w:r>
-              <w:rPr>
-                <w:color w:val="1E293B"/>
-                <w:sz w:val="18"/>
-              </w:rPr>
-              <w:t>OWASP Security Headers</w:t>
-            </w:r>
-          </w:p>
-        </w:tc>
-        <w:tc>
-          <w:tcPr>
-            <w:tcW w:type="dxa" w:w="6480"/>
-            <w:shd w:fill="FFFFFF"/>
-            <w:tcMar>
-              <w:top w:w="100" w:type="dxa"/>
-              <w:bottom w:w="100" w:type="dxa"/>
-              <w:left w:w="140" w:type="dxa"/>
-              <w:right w:w="140" w:type="dxa"/>
-            </w:tcMar>
-          </w:tcPr>
-          <w:p>
-            <w:r>
-              <w:rPr>
-                <w:color w:val="1E293B"/>
-                <w:sz w:val="18"/>
-              </w:rPr>
-              <w:t>Content-Security-Policy, X-Frame-Options: SAMEORIGIN, X-Content-Type-Options: nosniff, Referrer-Policy: strict-origin-when-cross-origin.</w:t>
-            </w:r>
-          </w:p>
-        </w:tc>
-      </w:tr>
-      <w:tr>
-        <w:tc>
-          <w:tcPr>
-            <w:tcW w:type="dxa" w:w="2880"/>
-            <w:shd w:fill="F8FAFC"/>
-            <w:tcMar>
-              <w:top w:w="100" w:type="dxa"/>
-              <w:bottom w:w="100" w:type="dxa"/>
-              <w:left w:w="140" w:type="dxa"/>
-              <w:right w:w="140" w:type="dxa"/>
-            </w:tcMar>
-          </w:tcPr>
-          <w:p>
-            <w:r>
-              <w:rPr>
-                <w:color w:val="1E293B"/>
-                <w:sz w:val="18"/>
-              </w:rPr>
-              <w:t>Server Masking &amp; File Defense</w:t>
-            </w:r>
-          </w:p>
-        </w:tc>
-        <w:tc>
-          <w:tcPr>
-            <w:tcW w:type="dxa" w:w="6480"/>
-            <w:shd w:fill="F8FAFC"/>
-            <w:tcMar>
-              <w:top w:w="100" w:type="dxa"/>
-              <w:bottom w:w="100" w:type="dxa"/>
-              <w:left w:w="140" w:type="dxa"/>
-              <w:right w:w="140" w:type="dxa"/>
-            </w:tcMar>
-          </w:tcPr>
-          <w:p>
-            <w:r>
-              <w:rPr>
-                <w:color w:val="1E293B"/>
-                <w:sz w:val="18"/>
-              </w:rPr>
-              <w:t>Server header overridden to 'Protected-Gateway'. Proactive path traversal filters block requests targeting .env, .git, .py, or .db files.</w:t>
-            </w:r>
-          </w:p>
-        </w:tc>
-      </w:tr>
-      <w:tr>
-        <w:tc>
-          <w:tcPr>
-            <w:tcW w:type="dxa" w:w="2880"/>
-            <w:shd w:fill="FFFFFF"/>
-            <w:tcMar>
-              <w:top w:w="100" w:type="dxa"/>
-              <w:bottom w:w="100" w:type="dxa"/>
-              <w:left w:w="140" w:type="dxa"/>
-              <w:right w:w="140" w:type="dxa"/>
-            </w:tcMar>
-          </w:tcPr>
-          <w:p>
-            <w:r>
-              <w:rPr>
-                <w:color w:val="1E293B"/>
-                <w:sz w:val="18"/>
-              </w:rPr>
-              <w:t>Injection Mitigation</w:t>
-            </w:r>
-          </w:p>
-        </w:tc>
-        <w:tc>
-          <w:tcPr>
-            <w:tcW w:type="dxa" w:w="6480"/>
-            <w:shd w:fill="FFFFFF"/>
-            <w:tcMar>
-              <w:top w:w="100" w:type="dxa"/>
-              <w:bottom w:w="100" w:type="dxa"/>
-              <w:left w:w="140" w:type="dxa"/>
-              <w:right w:w="140" w:type="dxa"/>
-            </w:tcMar>
-          </w:tcPr>
-          <w:p>
-            <w:r>
-              <w:rPr>
-                <w:color w:val="1E293B"/>
-                <w:sz w:val="18"/>
-              </w:rPr>
-              <w:t>100% parameterized SQL queries for SQLite and PostgREST client queries for Supabase. HTML sanitization against stored XSS.</w:t>
-            </w:r>
-          </w:p>
-        </w:tc>
-      </w:tr>
-    </w:tbl>
-    <w:p>
-      <w:pPr>
-        <w:spacing w:after="120"/>
-      </w:pPr>
-    </w:p>
-    <w:p>
-      <w:pPr>
-        <w:keepNext/>
-        <w:spacing w:before="280" w:after="80"/>
-      </w:pPr>
-      <w:r>
-        <w:rPr>
-          <w:b/>
-          <w:color w:val="108C5F"/>
-          <w:sz w:val="36"/>
-        </w:rPr>
-        <w:t>5. Automated Test Suite &amp; Quality Verification</w:t>
-      </w:r>
-    </w:p>
-    <w:p>
-      <w:pPr>
-        <w:spacing w:after="120"/>
-      </w:pPr>
-      <w:r>
-        <w:t>The platform maintains an automated test suite executed with pytest. All 56 tests pass with 100% success rate:</w:t>
+        <w:t>The application is built on a clean full-stack decoupled architecture designed for rapid cloud deployment, low execution latency, and zero required external software installations for end users.</w:t>
       </w:r>
     </w:p>
     <w:tbl>
@@ -1218,76 +420,64 @@
       <w:tr>
         <w:tc>
           <w:tcPr>
-            <w:tcW w:type="dxa" w:w="3600"/>
-            <w:shd w:fill="0F5132"/>
+            <w:tcW w:type="dxa" w:w="3120"/>
+            <w:shd w:fill="0F766E"/>
             <w:tcMar>
-              <w:top w:w="120" w:type="dxa"/>
-              <w:bottom w:w="120" w:type="dxa"/>
-              <w:left w:w="140" w:type="dxa"/>
-              <w:right w:w="140" w:type="dxa"/>
+              <w:top w:w="80" w:type="dxa"/>
+              <w:bottom w:w="80" w:type="dxa"/>
+              <w:left w:w="100" w:type="dxa"/>
+              <w:right w:w="100" w:type="dxa"/>
             </w:tcMar>
           </w:tcPr>
           <w:p>
-            <w:pPr>
-              <w:jc w:val="left"/>
-            </w:pPr>
             <w:r>
               <w:rPr>
                 <w:b/>
                 <w:color w:val="FFFFFF"/>
-                <w:sz w:val="19"/>
               </w:rPr>
-              <w:t>Test Suite File</w:t>
+              <w:t>Layer</w:t>
             </w:r>
           </w:p>
         </w:tc>
         <w:tc>
           <w:tcPr>
-            <w:tcW w:type="dxa" w:w="1728"/>
-            <w:shd w:fill="0F5132"/>
+            <w:tcW w:type="dxa" w:w="3120"/>
+            <w:shd w:fill="0F766E"/>
             <w:tcMar>
-              <w:top w:w="120" w:type="dxa"/>
-              <w:bottom w:w="120" w:type="dxa"/>
-              <w:left w:w="140" w:type="dxa"/>
-              <w:right w:w="140" w:type="dxa"/>
+              <w:top w:w="80" w:type="dxa"/>
+              <w:bottom w:w="80" w:type="dxa"/>
+              <w:left w:w="100" w:type="dxa"/>
+              <w:right w:w="100" w:type="dxa"/>
             </w:tcMar>
           </w:tcPr>
           <w:p>
-            <w:pPr>
-              <w:jc w:val="left"/>
-            </w:pPr>
             <w:r>
               <w:rPr>
                 <w:b/>
                 <w:color w:val="FFFFFF"/>
-                <w:sz w:val="19"/>
               </w:rPr>
-              <w:t>Tests</w:t>
+              <w:t>Technology Selected</w:t>
             </w:r>
           </w:p>
         </w:tc>
         <w:tc>
           <w:tcPr>
-            <w:tcW w:type="dxa" w:w="4032"/>
-            <w:shd w:fill="0F5132"/>
+            <w:tcW w:type="dxa" w:w="3120"/>
+            <w:shd w:fill="0F766E"/>
             <w:tcMar>
-              <w:top w:w="120" w:type="dxa"/>
-              <w:bottom w:w="120" w:type="dxa"/>
-              <w:left w:w="140" w:type="dxa"/>
-              <w:right w:w="140" w:type="dxa"/>
+              <w:top w:w="80" w:type="dxa"/>
+              <w:bottom w:w="80" w:type="dxa"/>
+              <w:left w:w="100" w:type="dxa"/>
+              <w:right w:w="100" w:type="dxa"/>
             </w:tcMar>
           </w:tcPr>
           <w:p>
-            <w:pPr>
-              <w:jc w:val="left"/>
-            </w:pPr>
             <w:r>
               <w:rPr>
                 <w:b/>
                 <w:color w:val="FFFFFF"/>
-                <w:sz w:val="19"/>
               </w:rPr>
-              <w:t>Scope &amp; Coverage</w:t>
+              <w:t>Role &amp; Justification</w:t>
             </w:r>
           </w:p>
         </w:tc>
@@ -1295,64 +485,61 @@
       <w:tr>
         <w:tc>
           <w:tcPr>
-            <w:tcW w:type="dxa" w:w="3600"/>
-            <w:shd w:fill="FFFFFF"/>
+            <w:tcW w:type="dxa" w:w="3120"/>
+            <w:shd w:fill="F8FAFC"/>
             <w:tcMar>
-              <w:top w:w="100" w:type="dxa"/>
-              <w:bottom w:w="100" w:type="dxa"/>
-              <w:left w:w="140" w:type="dxa"/>
-              <w:right w:w="140" w:type="dxa"/>
+              <w:top w:w="60" w:type="dxa"/>
+              <w:bottom w:w="60" w:type="dxa"/>
+              <w:left w:w="100" w:type="dxa"/>
+              <w:right w:w="100" w:type="dxa"/>
             </w:tcMar>
           </w:tcPr>
           <w:p>
             <w:r>
               <w:rPr>
-                <w:color w:val="1E293B"/>
-                <w:sz w:val="18"/>
+                <w:sz w:val="19"/>
               </w:rPr>
-              <w:t>tests/test_api_endpoints.py</w:t>
+              <w:t>Backend Application</w:t>
             </w:r>
           </w:p>
         </w:tc>
         <w:tc>
           <w:tcPr>
-            <w:tcW w:type="dxa" w:w="1728"/>
-            <w:shd w:fill="FFFFFF"/>
+            <w:tcW w:type="dxa" w:w="3120"/>
+            <w:shd w:fill="F8FAFC"/>
             <w:tcMar>
-              <w:top w:w="100" w:type="dxa"/>
-              <w:bottom w:w="100" w:type="dxa"/>
-              <w:left w:w="140" w:type="dxa"/>
-              <w:right w:w="140" w:type="dxa"/>
+              <w:top w:w="60" w:type="dxa"/>
+              <w:bottom w:w="60" w:type="dxa"/>
+              <w:left w:w="100" w:type="dxa"/>
+              <w:right w:w="100" w:type="dxa"/>
             </w:tcMar>
           </w:tcPr>
           <w:p>
             <w:r>
               <w:rPr>
-                <w:color w:val="1E293B"/>
-                <w:sz w:val="18"/>
+                <w:sz w:val="19"/>
               </w:rPr>
-              <w:t>10 Tests</w:t>
+              <w:t>Python 3.11+ / Flask REST API</w:t>
             </w:r>
           </w:p>
         </w:tc>
         <w:tc>
           <w:tcPr>
-            <w:tcW w:type="dxa" w:w="4032"/>
-            <w:shd w:fill="FFFFFF"/>
+            <w:tcW w:type="dxa" w:w="3120"/>
+            <w:shd w:fill="F8FAFC"/>
             <w:tcMar>
-              <w:top w:w="100" w:type="dxa"/>
-              <w:bottom w:w="100" w:type="dxa"/>
-              <w:left w:w="140" w:type="dxa"/>
-              <w:right w:w="140" w:type="dxa"/>
+              <w:top w:w="60" w:type="dxa"/>
+              <w:bottom w:w="60" w:type="dxa"/>
+              <w:left w:w="100" w:type="dxa"/>
+              <w:right w:w="100" w:type="dxa"/>
             </w:tcMar>
           </w:tcPr>
           <w:p>
             <w:r>
               <w:rPr>
-                <w:color w:val="1E293B"/>
-                <w:sz w:val="18"/>
+                <w:sz w:val="19"/>
               </w:rPr>
-              <w:t>REST API contracts, benchmarks, ratios, stress testing, task tracker, cyber score.</w:t>
+              <w:t>Lightweight microframework providing modular RESTful endpoints for statement parsing, ratio calculations, and Monte Carlo runs.</w:t>
             </w:r>
           </w:p>
         </w:tc>
@@ -1360,64 +547,61 @@
       <w:tr>
         <w:tc>
           <w:tcPr>
-            <w:tcW w:type="dxa" w:w="3600"/>
-            <w:shd w:fill="F8FAFC"/>
+            <w:tcW w:type="dxa" w:w="3120"/>
+            <w:shd w:fill="FFFFFF"/>
             <w:tcMar>
-              <w:top w:w="100" w:type="dxa"/>
-              <w:bottom w:w="100" w:type="dxa"/>
-              <w:left w:w="140" w:type="dxa"/>
-              <w:right w:w="140" w:type="dxa"/>
+              <w:top w:w="60" w:type="dxa"/>
+              <w:bottom w:w="60" w:type="dxa"/>
+              <w:left w:w="100" w:type="dxa"/>
+              <w:right w:w="100" w:type="dxa"/>
             </w:tcMar>
           </w:tcPr>
           <w:p>
             <w:r>
               <w:rPr>
-                <w:color w:val="1E293B"/>
-                <w:sz w:val="18"/>
+                <w:sz w:val="19"/>
               </w:rPr>
-              <w:t>tests/test_audit_chain.py</w:t>
+              <w:t>Scientific Computing</w:t>
             </w:r>
           </w:p>
         </w:tc>
         <w:tc>
           <w:tcPr>
-            <w:tcW w:type="dxa" w:w="1728"/>
-            <w:shd w:fill="F8FAFC"/>
+            <w:tcW w:type="dxa" w:w="3120"/>
+            <w:shd w:fill="FFFFFF"/>
             <w:tcMar>
-              <w:top w:w="100" w:type="dxa"/>
-              <w:bottom w:w="100" w:type="dxa"/>
-              <w:left w:w="140" w:type="dxa"/>
-              <w:right w:w="140" w:type="dxa"/>
+              <w:top w:w="60" w:type="dxa"/>
+              <w:bottom w:w="60" w:type="dxa"/>
+              <w:left w:w="100" w:type="dxa"/>
+              <w:right w:w="100" w:type="dxa"/>
             </w:tcMar>
           </w:tcPr>
           <w:p>
             <w:r>
               <w:rPr>
-                <w:color w:val="1E293B"/>
-                <w:sz w:val="18"/>
+                <w:sz w:val="19"/>
               </w:rPr>
-              <w:t>3 Tests</w:t>
+              <w:t>NumPy (Vectorized Arrays)</w:t>
             </w:r>
           </w:p>
         </w:tc>
         <w:tc>
           <w:tcPr>
-            <w:tcW w:type="dxa" w:w="4032"/>
-            <w:shd w:fill="F8FAFC"/>
+            <w:tcW w:type="dxa" w:w="3120"/>
+            <w:shd w:fill="FFFFFF"/>
             <w:tcMar>
-              <w:top w:w="100" w:type="dxa"/>
-              <w:bottom w:w="100" w:type="dxa"/>
-              <w:left w:w="140" w:type="dxa"/>
-              <w:right w:w="140" w:type="dxa"/>
+              <w:top w:w="60" w:type="dxa"/>
+              <w:bottom w:w="60" w:type="dxa"/>
+              <w:left w:w="100" w:type="dxa"/>
+              <w:right w:w="100" w:type="dxa"/>
             </w:tcMar>
           </w:tcPr>
           <w:p>
             <w:r>
               <w:rPr>
-                <w:color w:val="1E293B"/>
-                <w:sz w:val="18"/>
+                <w:sz w:val="19"/>
               </w:rPr>
-              <w:t>Cryptographic SHA-256 chain integrity, append-only rules, tampering detection.</w:t>
+              <w:t>Executes 1,000 to 10,000 Monte Carlo simulation trials in sub-15ms using pre-allocated vectorized array operations.</w:t>
             </w:r>
           </w:p>
         </w:tc>
@@ -1425,64 +609,61 @@
       <w:tr>
         <w:tc>
           <w:tcPr>
-            <w:tcW w:type="dxa" w:w="3600"/>
-            <w:shd w:fill="FFFFFF"/>
+            <w:tcW w:type="dxa" w:w="3120"/>
+            <w:shd w:fill="F8FAFC"/>
             <w:tcMar>
-              <w:top w:w="100" w:type="dxa"/>
-              <w:bottom w:w="100" w:type="dxa"/>
-              <w:left w:w="140" w:type="dxa"/>
-              <w:right w:w="140" w:type="dxa"/>
+              <w:top w:w="60" w:type="dxa"/>
+              <w:bottom w:w="60" w:type="dxa"/>
+              <w:left w:w="100" w:type="dxa"/>
+              <w:right w:w="100" w:type="dxa"/>
             </w:tcMar>
           </w:tcPr>
           <w:p>
             <w:r>
               <w:rPr>
-                <w:color w:val="1E293B"/>
-                <w:sz w:val="18"/>
+                <w:sz w:val="19"/>
               </w:rPr>
-              <w:t>tests/test_auth.py</w:t>
+              <w:t>Frontend Client</w:t>
             </w:r>
           </w:p>
         </w:tc>
         <w:tc>
           <w:tcPr>
-            <w:tcW w:type="dxa" w:w="1728"/>
-            <w:shd w:fill="FFFFFF"/>
+            <w:tcW w:type="dxa" w:w="3120"/>
+            <w:shd w:fill="F8FAFC"/>
             <w:tcMar>
-              <w:top w:w="100" w:type="dxa"/>
-              <w:bottom w:w="100" w:type="dxa"/>
-              <w:left w:w="140" w:type="dxa"/>
-              <w:right w:w="140" w:type="dxa"/>
+              <w:top w:w="60" w:type="dxa"/>
+              <w:bottom w:w="60" w:type="dxa"/>
+              <w:left w:w="100" w:type="dxa"/>
+              <w:right w:w="100" w:type="dxa"/>
             </w:tcMar>
           </w:tcPr>
           <w:p>
             <w:r>
               <w:rPr>
-                <w:color w:val="1E293B"/>
-                <w:sz w:val="18"/>
+                <w:sz w:val="19"/>
               </w:rPr>
-              <w:t>10 Tests</w:t>
+              <w:t>HTML5, CSS3, Vanilla JavaScript (ES6+)</w:t>
             </w:r>
           </w:p>
         </w:tc>
         <w:tc>
           <w:tcPr>
-            <w:tcW w:type="dxa" w:w="4032"/>
-            <w:shd w:fill="FFFFFF"/>
+            <w:tcW w:type="dxa" w:w="3120"/>
+            <w:shd w:fill="F8FAFC"/>
             <w:tcMar>
-              <w:top w:w="100" w:type="dxa"/>
-              <w:bottom w:w="100" w:type="dxa"/>
-              <w:left w:w="140" w:type="dxa"/>
-              <w:right w:w="140" w:type="dxa"/>
+              <w:top w:w="60" w:type="dxa"/>
+              <w:bottom w:w="60" w:type="dxa"/>
+              <w:left w:w="100" w:type="dxa"/>
+              <w:right w:w="100" w:type="dxa"/>
             </w:tcMar>
           </w:tcPr>
           <w:p>
             <w:r>
               <w:rPr>
-                <w:color w:val="1E293B"/>
-                <w:sz w:val="18"/>
+                <w:sz w:val="19"/>
               </w:rPr>
-              <w:t>Registration, Bcrypt hashing, JWT issuance, RBAC admin protection, Google OAuth SSO.</w:t>
+              <w:t>Zero-dependency single page application (SPA) with responsive CSS grid and emerald-themed executive design.</w:t>
             </w:r>
           </w:p>
         </w:tc>
@@ -1490,64 +671,61 @@
       <w:tr>
         <w:tc>
           <w:tcPr>
-            <w:tcW w:type="dxa" w:w="3600"/>
-            <w:shd w:fill="F8FAFC"/>
+            <w:tcW w:type="dxa" w:w="3120"/>
+            <w:shd w:fill="FFFFFF"/>
             <w:tcMar>
-              <w:top w:w="100" w:type="dxa"/>
-              <w:bottom w:w="100" w:type="dxa"/>
-              <w:left w:w="140" w:type="dxa"/>
-              <w:right w:w="140" w:type="dxa"/>
+              <w:top w:w="60" w:type="dxa"/>
+              <w:bottom w:w="60" w:type="dxa"/>
+              <w:left w:w="100" w:type="dxa"/>
+              <w:right w:w="100" w:type="dxa"/>
             </w:tcMar>
           </w:tcPr>
           <w:p>
             <w:r>
               <w:rPr>
-                <w:color w:val="1E293B"/>
-                <w:sz w:val="18"/>
+                <w:sz w:val="19"/>
               </w:rPr>
-              <w:t>tests/test_engines.py</w:t>
+              <w:t>3D Spatial Engine</w:t>
             </w:r>
           </w:p>
         </w:tc>
         <w:tc>
           <w:tcPr>
-            <w:tcW w:type="dxa" w:w="1728"/>
-            <w:shd w:fill="F8FAFC"/>
+            <w:tcW w:type="dxa" w:w="3120"/>
+            <w:shd w:fill="FFFFFF"/>
             <w:tcMar>
-              <w:top w:w="100" w:type="dxa"/>
-              <w:bottom w:w="100" w:type="dxa"/>
-              <w:left w:w="140" w:type="dxa"/>
-              <w:right w:w="140" w:type="dxa"/>
+              <w:top w:w="60" w:type="dxa"/>
+              <w:bottom w:w="60" w:type="dxa"/>
+              <w:left w:w="100" w:type="dxa"/>
+              <w:right w:w="100" w:type="dxa"/>
             </w:tcMar>
           </w:tcPr>
           <w:p>
             <w:r>
               <w:rPr>
-                <w:color w:val="1E293B"/>
-                <w:sz w:val="18"/>
+                <w:sz w:val="19"/>
               </w:rPr>
-              <w:t>5 Tests</w:t>
+              <w:t>Three.js r128 (WebGL)</w:t>
             </w:r>
           </w:p>
         </w:tc>
         <w:tc>
           <w:tcPr>
-            <w:tcW w:type="dxa" w:w="4032"/>
-            <w:shd w:fill="F8FAFC"/>
+            <w:tcW w:type="dxa" w:w="3120"/>
+            <w:shd w:fill="FFFFFF"/>
             <w:tcMar>
-              <w:top w:w="100" w:type="dxa"/>
-              <w:bottom w:w="100" w:type="dxa"/>
-              <w:left w:w="140" w:type="dxa"/>
-              <w:right w:w="140" w:type="dxa"/>
+              <w:top w:w="60" w:type="dxa"/>
+              <w:bottom w:w="60" w:type="dxa"/>
+              <w:left w:w="100" w:type="dxa"/>
+              <w:right w:w="100" w:type="dxa"/>
             </w:tcMar>
           </w:tcPr>
           <w:p>
             <w:r>
               <w:rPr>
-                <w:color w:val="1E293B"/>
-                <w:sz w:val="18"/>
+                <w:sz w:val="19"/>
               </w:rPr>
-              <w:t>ISO 31000 rule priorities, macroeconomic stress shocks, waterfall score decomposition.</w:t>
+              <w:t>Renders interactive 3D risk terrain mesh directly in browser canvas with Raycaster hover dossiers and rotation controls.</w:t>
             </w:r>
           </w:p>
         </w:tc>
@@ -1555,259 +733,61 @@
       <w:tr>
         <w:tc>
           <w:tcPr>
-            <w:tcW w:type="dxa" w:w="3600"/>
-            <w:shd w:fill="FFFFFF"/>
+            <w:tcW w:type="dxa" w:w="3120"/>
+            <w:shd w:fill="F8FAFC"/>
             <w:tcMar>
-              <w:top w:w="100" w:type="dxa"/>
-              <w:bottom w:w="100" w:type="dxa"/>
-              <w:left w:w="140" w:type="dxa"/>
-              <w:right w:w="140" w:type="dxa"/>
+              <w:top w:w="60" w:type="dxa"/>
+              <w:bottom w:w="60" w:type="dxa"/>
+              <w:left w:w="100" w:type="dxa"/>
+              <w:right w:w="100" w:type="dxa"/>
             </w:tcMar>
           </w:tcPr>
           <w:p>
             <w:r>
               <w:rPr>
-                <w:color w:val="1E293B"/>
-                <w:sz w:val="18"/>
+                <w:sz w:val="19"/>
               </w:rPr>
-              <w:t>tests/test_financial_ratios.py</w:t>
+              <w:t>Database &amp; Persistence</w:t>
             </w:r>
           </w:p>
         </w:tc>
         <w:tc>
           <w:tcPr>
-            <w:tcW w:type="dxa" w:w="1728"/>
-            <w:shd w:fill="FFFFFF"/>
+            <w:tcW w:type="dxa" w:w="3120"/>
+            <w:shd w:fill="F8FAFC"/>
             <w:tcMar>
-              <w:top w:w="100" w:type="dxa"/>
-              <w:bottom w:w="100" w:type="dxa"/>
-              <w:left w:w="140" w:type="dxa"/>
-              <w:right w:w="140" w:type="dxa"/>
+              <w:top w:w="60" w:type="dxa"/>
+              <w:bottom w:w="60" w:type="dxa"/>
+              <w:left w:w="100" w:type="dxa"/>
+              <w:right w:w="100" w:type="dxa"/>
             </w:tcMar>
           </w:tcPr>
           <w:p>
             <w:r>
               <w:rPr>
-                <w:color w:val="1E293B"/>
-                <w:sz w:val="18"/>
+                <w:sz w:val="19"/>
               </w:rPr>
-              <w:t>8 Tests</w:t>
+              <w:t>Dual Engine: Supabase Cloud PostgreSQL + Local SQLite Fallback</w:t>
             </w:r>
           </w:p>
         </w:tc>
         <w:tc>
           <w:tcPr>
-            <w:tcW w:type="dxa" w:w="4032"/>
-            <w:shd w:fill="FFFFFF"/>
+            <w:tcW w:type="dxa" w:w="3120"/>
+            <w:shd w:fill="F8FAFC"/>
             <w:tcMar>
-              <w:top w:w="100" w:type="dxa"/>
-              <w:bottom w:w="100" w:type="dxa"/>
-              <w:left w:w="140" w:type="dxa"/>
-              <w:right w:w="140" w:type="dxa"/>
+              <w:top w:w="60" w:type="dxa"/>
+              <w:bottom w:w="60" w:type="dxa"/>
+              <w:left w:w="100" w:type="dxa"/>
+              <w:right w:w="100" w:type="dxa"/>
             </w:tcMar>
           </w:tcPr>
           <w:p>
             <w:r>
               <w:rPr>
-                <w:color w:val="1E293B"/>
-                <w:sz w:val="18"/>
+                <w:sz w:val="19"/>
               </w:rPr>
-              <w:t>14 financial ratios, Altman Z-Score zones, zero-division math guards, benchmarks.</w:t>
-            </w:r>
-          </w:p>
-        </w:tc>
-      </w:tr>
-      <w:tr>
-        <w:tc>
-          <w:tcPr>
-            <w:tcW w:type="dxa" w:w="3600"/>
-            <w:shd w:fill="F8FAFC"/>
-            <w:tcMar>
-              <w:top w:w="100" w:type="dxa"/>
-              <w:bottom w:w="100" w:type="dxa"/>
-              <w:left w:w="140" w:type="dxa"/>
-              <w:right w:w="140" w:type="dxa"/>
-            </w:tcMar>
-          </w:tcPr>
-          <w:p>
-            <w:r>
-              <w:rPr>
-                <w:color w:val="1E293B"/>
-                <w:sz w:val="18"/>
-              </w:rPr>
-              <w:t>tests/test_monte_carlo.py</w:t>
-            </w:r>
-          </w:p>
-        </w:tc>
-        <w:tc>
-          <w:tcPr>
-            <w:tcW w:type="dxa" w:w="1728"/>
-            <w:shd w:fill="F8FAFC"/>
-            <w:tcMar>
-              <w:top w:w="100" w:type="dxa"/>
-              <w:bottom w:w="100" w:type="dxa"/>
-              <w:left w:w="140" w:type="dxa"/>
-              <w:right w:w="140" w:type="dxa"/>
-            </w:tcMar>
-          </w:tcPr>
-          <w:p>
-            <w:r>
-              <w:rPr>
-                <w:color w:val="1E293B"/>
-                <w:sz w:val="18"/>
-              </w:rPr>
-              <w:t>3 Tests</w:t>
-            </w:r>
-          </w:p>
-        </w:tc>
-        <w:tc>
-          <w:tcPr>
-            <w:tcW w:type="dxa" w:w="4032"/>
-            <w:shd w:fill="F8FAFC"/>
-            <w:tcMar>
-              <w:top w:w="100" w:type="dxa"/>
-              <w:bottom w:w="100" w:type="dxa"/>
-              <w:left w:w="140" w:type="dxa"/>
-              <w:right w:w="140" w:type="dxa"/>
-            </w:tcMar>
-          </w:tcPr>
-          <w:p>
-            <w:r>
-              <w:rPr>
-                <w:color w:val="1E293B"/>
-                <w:sz w:val="18"/>
-              </w:rPr>
-              <w:t>Statistical monotonicity (Mean &lt;= VaR95 &lt;= Worst), reproducible seeds.</w:t>
-            </w:r>
-          </w:p>
-        </w:tc>
-      </w:tr>
-      <w:tr>
-        <w:tc>
-          <w:tcPr>
-            <w:tcW w:type="dxa" w:w="3600"/>
-            <w:shd w:fill="FFFFFF"/>
-            <w:tcMar>
-              <w:top w:w="100" w:type="dxa"/>
-              <w:bottom w:w="100" w:type="dxa"/>
-              <w:left w:w="140" w:type="dxa"/>
-              <w:right w:w="140" w:type="dxa"/>
-            </w:tcMar>
-          </w:tcPr>
-          <w:p>
-            <w:r>
-              <w:rPr>
-                <w:color w:val="1E293B"/>
-                <w:sz w:val="18"/>
-              </w:rPr>
-              <w:t>tests/test_security.py</w:t>
-            </w:r>
-          </w:p>
-        </w:tc>
-        <w:tc>
-          <w:tcPr>
-            <w:tcW w:type="dxa" w:w="1728"/>
-            <w:shd w:fill="FFFFFF"/>
-            <w:tcMar>
-              <w:top w:w="100" w:type="dxa"/>
-              <w:bottom w:w="100" w:type="dxa"/>
-              <w:left w:w="140" w:type="dxa"/>
-              <w:right w:w="140" w:type="dxa"/>
-            </w:tcMar>
-          </w:tcPr>
-          <w:p>
-            <w:r>
-              <w:rPr>
-                <w:color w:val="1E293B"/>
-                <w:sz w:val="18"/>
-              </w:rPr>
-              <w:t>17 Tests</w:t>
-            </w:r>
-          </w:p>
-        </w:tc>
-        <w:tc>
-          <w:tcPr>
-            <w:tcW w:type="dxa" w:w="4032"/>
-            <w:shd w:fill="FFFFFF"/>
-            <w:tcMar>
-              <w:top w:w="100" w:type="dxa"/>
-              <w:bottom w:w="100" w:type="dxa"/>
-              <w:left w:w="140" w:type="dxa"/>
-              <w:right w:w="140" w:type="dxa"/>
-            </w:tcMar>
-          </w:tcPr>
-          <w:p>
-            <w:r>
-              <w:rPr>
-                <w:color w:val="1E293B"/>
-                <w:sz w:val="18"/>
-              </w:rPr>
-              <w:t>OWASP headers, rate limiting, traversal blocks, server banner masking.</w:t>
-            </w:r>
-          </w:p>
-        </w:tc>
-      </w:tr>
-      <w:tr>
-        <w:tc>
-          <w:tcPr>
-            <w:tcW w:type="dxa" w:w="3600"/>
-            <w:shd w:fill="F8FAFC"/>
-            <w:tcMar>
-              <w:top w:w="100" w:type="dxa"/>
-              <w:bottom w:w="100" w:type="dxa"/>
-              <w:left w:w="140" w:type="dxa"/>
-              <w:right w:w="140" w:type="dxa"/>
-            </w:tcMar>
-          </w:tcPr>
-          <w:p>
-            <w:r>
-              <w:rPr>
-                <w:color w:val="1E293B"/>
-                <w:sz w:val="18"/>
-              </w:rPr>
-              <w:t>TOTAL VERIFIED PASSING</w:t>
-            </w:r>
-          </w:p>
-        </w:tc>
-        <w:tc>
-          <w:tcPr>
-            <w:tcW w:type="dxa" w:w="1728"/>
-            <w:shd w:fill="F8FAFC"/>
-            <w:tcMar>
-              <w:top w:w="100" w:type="dxa"/>
-              <w:bottom w:w="100" w:type="dxa"/>
-              <w:left w:w="140" w:type="dxa"/>
-              <w:right w:w="140" w:type="dxa"/>
-            </w:tcMar>
-          </w:tcPr>
-          <w:p>
-            <w:r>
-              <w:rPr>
-                <w:color w:val="1E293B"/>
-                <w:sz w:val="18"/>
-              </w:rPr>
-              <w:t>56 / 56</w:t>
-            </w:r>
-          </w:p>
-        </w:tc>
-        <w:tc>
-          <w:tcPr>
-            <w:tcW w:type="dxa" w:w="4032"/>
-            <w:shd w:fill="F8FAFC"/>
-            <w:tcMar>
-              <w:top w:w="100" w:type="dxa"/>
-              <w:bottom w:w="100" w:type="dxa"/>
-              <w:left w:w="140" w:type="dxa"/>
-              <w:right w:w="140" w:type="dxa"/>
-            </w:tcMar>
-          </w:tcPr>
-          <w:p>
-            <w:r>
-              <w:rPr>
-                <w:color w:val="1E293B"/>
-                <w:sz w:val="18"/>
-              </w:rPr>
-              <w:t>100% Pass Rate across all unit and integration tests.</w:t>
+              <w:t>Provides automatic cloud synchronization with transparent local SQLite fallback to guarantee prototype resilience.</w:t>
             </w:r>
           </w:p>
         </w:tc>
@@ -1815,29 +795,73 @@
     </w:tbl>
     <w:p>
       <w:pPr>
-        <w:spacing w:after="120"/>
+        <w:spacing w:after="160"/>
       </w:pPr>
     </w:p>
     <w:p>
       <w:pPr>
         <w:keepNext/>
-        <w:spacing w:before="280" w:after="80"/>
+        <w:spacing w:before="320" w:after="120"/>
       </w:pPr>
       <w:r>
         <w:rPr>
           <w:b/>
-          <w:color w:val="108C5F"/>
-          <w:sz w:val="36"/>
+          <w:color w:val="0F766E"/>
+          <w:sz w:val="30"/>
         </w:rPr>
-        <w:t>6. Pre-Seeded Demonstration Credentials</w:t>
+        <w:t>4. Core Dashboard Modules &amp; Capabilities</w:t>
+      </w:r>
+    </w:p>
+    <w:p>
+      <w:r>
+        <w:t>RiskGuard Pro integrates seven coordinated modules accessible via top-level tab navigation:</w:t>
+        <w:br/>
+        <w:t>1. Executive Overview &amp; 3D Threat Terrain: Displays top-level KPI metrics (Enterprise Health Score, Total Monitored VaR, Active Threat Count) alongside the interactive Three.js 3D threat mesh.</w:t>
+        <w:br/>
+        <w:t>2. Direct Financial Statement Upload &amp; Analysis: Accepts audited Balance Sheet and P&amp;L files (.xlsx, .csv, .pdf), automatically extracting line items and calculating the 8 Essential Financial Ratios.</w:t>
+        <w:br/>
+        <w:t>3. Enterprise Risk Register (13 Active Risks): Live table tracking 13 active organizational risks across 6 business domains, categorized by severity (3 Critical, 5 High, 5 Medium).</w:t>
+        <w:br/>
+        <w:t>4. Monte Carlo Value-at-Risk Simulator: Parametric simulation engine executing repeated stochastic trials to generate empirical loss distributions, 95% VaR, and 10-bucket frequency histograms.</w:t>
+        <w:br/>
+        <w:t>5. Macroeconomic What-If Stress Testing: Real-time slider engine allowing management to model external shocks (e.g. -25% Revenue contraction, +300 bps Interest rate surge, Supply Chain disruption).</w:t>
+        <w:br/>
+        <w:t>6. ISO 31000 Mitigation Action Tracker: Task management table assigning remediation actions to risk owners with live status tracking (In Progress, Monitoring, Completed).</w:t>
+        <w:br/>
+        <w:t>7. Cryptographic Tamper-Evident Audit Ledger: SHA-256 hash-chained log recording every risk addition, edit, or assessment event with previous-hash validation.</w:t>
       </w:r>
     </w:p>
     <w:p>
       <w:pPr>
-        <w:spacing w:after="120"/>
+        <w:keepNext/>
+        <w:spacing w:before="320" w:after="120"/>
       </w:pPr>
       <w:r>
-        <w:t>For live evaluation, examination, or viva demonstrations, use these pre-seeded accounts:</w:t>
+        <w:rPr>
+          <w:b/>
+          <w:color w:val="0F766E"/>
+          <w:sz w:val="30"/>
+        </w:rPr>
+        <w:t>5. Audited Financial Statement &amp; Ratio Analysis</w:t>
+      </w:r>
+    </w:p>
+    <w:p>
+      <w:r>
+        <w:t>The financial ratio engine implements standardized corporate accounting formulations. When an audited financial statement is uploaded, the parser resolves accounting subtotals, converts deductions (such as interest and depreciation) to positive absolute magnitudes, and derives missing identities.</w:t>
+      </w:r>
+    </w:p>
+    <w:p>
+      <w:pPr>
+        <w:keepNext/>
+        <w:spacing w:before="240" w:after="80"/>
+      </w:pPr>
+      <w:r>
+        <w:rPr>
+          <w:b/>
+          <w:color w:val="1E293B"/>
+          <w:sz w:val="25"/>
+        </w:rPr>
+        <w:t>The 8 Main Essential Financial Ratios (Standard Formulations)</w:t>
       </w:r>
     </w:p>
     <w:tbl>
@@ -1855,101 +879,85 @@
       <w:tr>
         <w:tc>
           <w:tcPr>
-            <w:tcW w:type="dxa" w:w="2880"/>
-            <w:shd w:fill="0F5132"/>
+            <w:tcW w:type="dxa" w:w="2340"/>
+            <w:shd w:fill="0F766E"/>
             <w:tcMar>
-              <w:top w:w="120" w:type="dxa"/>
-              <w:bottom w:w="120" w:type="dxa"/>
-              <w:left w:w="140" w:type="dxa"/>
-              <w:right w:w="140" w:type="dxa"/>
+              <w:top w:w="80" w:type="dxa"/>
+              <w:bottom w:w="80" w:type="dxa"/>
+              <w:left w:w="100" w:type="dxa"/>
+              <w:right w:w="100" w:type="dxa"/>
             </w:tcMar>
           </w:tcPr>
           <w:p>
-            <w:pPr>
-              <w:jc w:val="left"/>
-            </w:pPr>
             <w:r>
               <w:rPr>
                 <w:b/>
                 <w:color w:val="FFFFFF"/>
-                <w:sz w:val="19"/>
               </w:rPr>
-              <w:t>Persona Role</w:t>
+              <w:t>Category</w:t>
             </w:r>
           </w:p>
         </w:tc>
         <w:tc>
           <w:tcPr>
-            <w:tcW w:type="dxa" w:w="1728"/>
-            <w:shd w:fill="0F5132"/>
+            <w:tcW w:type="dxa" w:w="2340"/>
+            <w:shd w:fill="0F766E"/>
             <w:tcMar>
-              <w:top w:w="120" w:type="dxa"/>
-              <w:bottom w:w="120" w:type="dxa"/>
-              <w:left w:w="140" w:type="dxa"/>
-              <w:right w:w="140" w:type="dxa"/>
+              <w:top w:w="80" w:type="dxa"/>
+              <w:bottom w:w="80" w:type="dxa"/>
+              <w:left w:w="100" w:type="dxa"/>
+              <w:right w:w="100" w:type="dxa"/>
             </w:tcMar>
           </w:tcPr>
           <w:p>
-            <w:pPr>
-              <w:jc w:val="left"/>
-            </w:pPr>
             <w:r>
               <w:rPr>
                 <w:b/>
                 <w:color w:val="FFFFFF"/>
-                <w:sz w:val="19"/>
               </w:rPr>
-              <w:t>Role Code</w:t>
+              <w:t>Ratio Name</w:t>
             </w:r>
           </w:p>
         </w:tc>
         <w:tc>
           <w:tcPr>
-            <w:tcW w:type="dxa" w:w="2592"/>
-            <w:shd w:fill="0F5132"/>
+            <w:tcW w:type="dxa" w:w="2340"/>
+            <w:shd w:fill="0F766E"/>
             <w:tcMar>
-              <w:top w:w="120" w:type="dxa"/>
-              <w:bottom w:w="120" w:type="dxa"/>
-              <w:left w:w="140" w:type="dxa"/>
-              <w:right w:w="140" w:type="dxa"/>
+              <w:top w:w="80" w:type="dxa"/>
+              <w:bottom w:w="80" w:type="dxa"/>
+              <w:left w:w="100" w:type="dxa"/>
+              <w:right w:w="100" w:type="dxa"/>
             </w:tcMar>
           </w:tcPr>
           <w:p>
-            <w:pPr>
-              <w:jc w:val="left"/>
-            </w:pPr>
             <w:r>
               <w:rPr>
                 <w:b/>
                 <w:color w:val="FFFFFF"/>
-                <w:sz w:val="19"/>
               </w:rPr>
-              <w:t>Email</w:t>
+              <w:t>Standard Formula</w:t>
             </w:r>
           </w:p>
         </w:tc>
         <w:tc>
           <w:tcPr>
-            <w:tcW w:type="dxa" w:w="2160"/>
-            <w:shd w:fill="0F5132"/>
+            <w:tcW w:type="dxa" w:w="2340"/>
+            <w:shd w:fill="0F766E"/>
             <w:tcMar>
-              <w:top w:w="120" w:type="dxa"/>
-              <w:bottom w:w="120" w:type="dxa"/>
-              <w:left w:w="140" w:type="dxa"/>
-              <w:right w:w="140" w:type="dxa"/>
+              <w:top w:w="80" w:type="dxa"/>
+              <w:bottom w:w="80" w:type="dxa"/>
+              <w:left w:w="100" w:type="dxa"/>
+              <w:right w:w="100" w:type="dxa"/>
             </w:tcMar>
           </w:tcPr>
           <w:p>
-            <w:pPr>
-              <w:jc w:val="left"/>
-            </w:pPr>
             <w:r>
               <w:rPr>
                 <w:b/>
                 <w:color w:val="FFFFFF"/>
-                <w:sz w:val="19"/>
               </w:rPr>
-              <w:t>Password</w:t>
+              <w:t>Benchmark / Interpretation</w:t>
             </w:r>
           </w:p>
         </w:tc>
@@ -1957,85 +965,81 @@
       <w:tr>
         <w:tc>
           <w:tcPr>
-            <w:tcW w:type="dxa" w:w="2880"/>
-            <w:shd w:fill="FFFFFF"/>
+            <w:tcW w:type="dxa" w:w="2340"/>
+            <w:shd w:fill="F8FAFC"/>
             <w:tcMar>
-              <w:top w:w="100" w:type="dxa"/>
-              <w:bottom w:w="100" w:type="dxa"/>
-              <w:left w:w="140" w:type="dxa"/>
-              <w:right w:w="140" w:type="dxa"/>
+              <w:top w:w="60" w:type="dxa"/>
+              <w:bottom w:w="60" w:type="dxa"/>
+              <w:left w:w="100" w:type="dxa"/>
+              <w:right w:w="100" w:type="dxa"/>
             </w:tcMar>
           </w:tcPr>
           <w:p>
             <w:r>
               <w:rPr>
-                <w:color w:val="1E293B"/>
-                <w:sz w:val="18"/>
+                <w:sz w:val="19"/>
               </w:rPr>
-              <w:t>Super Admin (CRO)</w:t>
+              <w:t>Liquidity</w:t>
             </w:r>
           </w:p>
         </w:tc>
         <w:tc>
           <w:tcPr>
-            <w:tcW w:type="dxa" w:w="1728"/>
-            <w:shd w:fill="FFFFFF"/>
+            <w:tcW w:type="dxa" w:w="2340"/>
+            <w:shd w:fill="F8FAFC"/>
             <w:tcMar>
-              <w:top w:w="100" w:type="dxa"/>
-              <w:bottom w:w="100" w:type="dxa"/>
-              <w:left w:w="140" w:type="dxa"/>
-              <w:right w:w="140" w:type="dxa"/>
+              <w:top w:w="60" w:type="dxa"/>
+              <w:bottom w:w="60" w:type="dxa"/>
+              <w:left w:w="100" w:type="dxa"/>
+              <w:right w:w="100" w:type="dxa"/>
             </w:tcMar>
           </w:tcPr>
           <w:p>
             <w:r>
               <w:rPr>
-                <w:color w:val="1E293B"/>
-                <w:sz w:val="18"/>
+                <w:sz w:val="19"/>
               </w:rPr>
-              <w:t>admin</w:t>
+              <w:t>Current Ratio (CR)</w:t>
             </w:r>
           </w:p>
         </w:tc>
         <w:tc>
           <w:tcPr>
-            <w:tcW w:type="dxa" w:w="2592"/>
-            <w:shd w:fill="FFFFFF"/>
+            <w:tcW w:type="dxa" w:w="2340"/>
+            <w:shd w:fill="F8FAFC"/>
             <w:tcMar>
-              <w:top w:w="100" w:type="dxa"/>
-              <w:bottom w:w="100" w:type="dxa"/>
-              <w:left w:w="140" w:type="dxa"/>
-              <w:right w:w="140" w:type="dxa"/>
+              <w:top w:w="60" w:type="dxa"/>
+              <w:bottom w:w="60" w:type="dxa"/>
+              <w:left w:w="100" w:type="dxa"/>
+              <w:right w:w="100" w:type="dxa"/>
             </w:tcMar>
           </w:tcPr>
           <w:p>
             <w:r>
               <w:rPr>
-                <w:color w:val="1E293B"/>
-                <w:sz w:val="18"/>
+                <w:sz w:val="19"/>
               </w:rPr>
-              <w:t>admin@riskguard.pro</w:t>
+              <w:t>Current Assets ÷ Current Liabilities</w:t>
             </w:r>
           </w:p>
         </w:tc>
         <w:tc>
           <w:tcPr>
-            <w:tcW w:type="dxa" w:w="2160"/>
-            <w:shd w:fill="FFFFFF"/>
+            <w:tcW w:type="dxa" w:w="2340"/>
+            <w:shd w:fill="F8FAFC"/>
             <w:tcMar>
-              <w:top w:w="100" w:type="dxa"/>
-              <w:bottom w:w="100" w:type="dxa"/>
-              <w:left w:w="140" w:type="dxa"/>
-              <w:right w:w="140" w:type="dxa"/>
+              <w:top w:w="60" w:type="dxa"/>
+              <w:bottom w:w="60" w:type="dxa"/>
+              <w:left w:w="100" w:type="dxa"/>
+              <w:right w:w="100" w:type="dxa"/>
             </w:tcMar>
           </w:tcPr>
           <w:p>
             <w:r>
               <w:rPr>
-                <w:color w:val="1E293B"/>
-                <w:sz w:val="18"/>
+                <w:sz w:val="19"/>
               </w:rPr>
-              <w:t>password123 (or AdminPassword123!)</w:t>
+              <w:t>Ideal: 1.50x – 2.00x. Measures ability to settle short-term obligations.</w:t>
             </w:r>
           </w:p>
         </w:tc>
@@ -2043,85 +1047,81 @@
       <w:tr>
         <w:tc>
           <w:tcPr>
-            <w:tcW w:type="dxa" w:w="2880"/>
-            <w:shd w:fill="F8FAFC"/>
+            <w:tcW w:type="dxa" w:w="2340"/>
+            <w:shd w:fill="FFFFFF"/>
             <w:tcMar>
-              <w:top w:w="100" w:type="dxa"/>
-              <w:bottom w:w="100" w:type="dxa"/>
-              <w:left w:w="140" w:type="dxa"/>
-              <w:right w:w="140" w:type="dxa"/>
+              <w:top w:w="60" w:type="dxa"/>
+              <w:bottom w:w="60" w:type="dxa"/>
+              <w:left w:w="100" w:type="dxa"/>
+              <w:right w:w="100" w:type="dxa"/>
             </w:tcMar>
           </w:tcPr>
           <w:p>
             <w:r>
               <w:rPr>
-                <w:color w:val="1E293B"/>
-                <w:sz w:val="18"/>
+                <w:sz w:val="19"/>
               </w:rPr>
-              <w:t>Lead Risk Analyst</w:t>
+              <w:t>Liquidity</w:t>
             </w:r>
           </w:p>
         </w:tc>
         <w:tc>
           <w:tcPr>
-            <w:tcW w:type="dxa" w:w="1728"/>
-            <w:shd w:fill="F8FAFC"/>
+            <w:tcW w:type="dxa" w:w="2340"/>
+            <w:shd w:fill="FFFFFF"/>
             <w:tcMar>
-              <w:top w:w="100" w:type="dxa"/>
-              <w:bottom w:w="100" w:type="dxa"/>
-              <w:left w:w="140" w:type="dxa"/>
-              <w:right w:w="140" w:type="dxa"/>
+              <w:top w:w="60" w:type="dxa"/>
+              <w:bottom w:w="60" w:type="dxa"/>
+              <w:left w:w="100" w:type="dxa"/>
+              <w:right w:w="100" w:type="dxa"/>
             </w:tcMar>
           </w:tcPr>
           <w:p>
             <w:r>
               <w:rPr>
-                <w:color w:val="1E293B"/>
-                <w:sz w:val="18"/>
+                <w:sz w:val="19"/>
               </w:rPr>
-              <w:t>user</w:t>
+              <w:t>Quick Ratio (QR)</w:t>
             </w:r>
           </w:p>
         </w:tc>
         <w:tc>
           <w:tcPr>
-            <w:tcW w:type="dxa" w:w="2592"/>
-            <w:shd w:fill="F8FAFC"/>
+            <w:tcW w:type="dxa" w:w="2340"/>
+            <w:shd w:fill="FFFFFF"/>
             <w:tcMar>
-              <w:top w:w="100" w:type="dxa"/>
-              <w:bottom w:w="100" w:type="dxa"/>
-              <w:left w:w="140" w:type="dxa"/>
-              <w:right w:w="140" w:type="dxa"/>
+              <w:top w:w="60" w:type="dxa"/>
+              <w:bottom w:w="60" w:type="dxa"/>
+              <w:left w:w="100" w:type="dxa"/>
+              <w:right w:w="100" w:type="dxa"/>
             </w:tcMar>
           </w:tcPr>
           <w:p>
             <w:r>
               <w:rPr>
-                <w:color w:val="1E293B"/>
-                <w:sz w:val="18"/>
+                <w:sz w:val="19"/>
               </w:rPr>
-              <w:t>analyst@riskguard.pro</w:t>
+              <w:t>(Current Assets − Inventory − Prepaid) ÷ Current Liabilities</w:t>
             </w:r>
           </w:p>
         </w:tc>
         <w:tc>
           <w:tcPr>
-            <w:tcW w:type="dxa" w:w="2160"/>
-            <w:shd w:fill="F8FAFC"/>
+            <w:tcW w:type="dxa" w:w="2340"/>
+            <w:shd w:fill="FFFFFF"/>
             <w:tcMar>
-              <w:top w:w="100" w:type="dxa"/>
-              <w:bottom w:w="100" w:type="dxa"/>
-              <w:left w:w="140" w:type="dxa"/>
-              <w:right w:w="140" w:type="dxa"/>
+              <w:top w:w="60" w:type="dxa"/>
+              <w:bottom w:w="60" w:type="dxa"/>
+              <w:left w:w="100" w:type="dxa"/>
+              <w:right w:w="100" w:type="dxa"/>
             </w:tcMar>
           </w:tcPr>
           <w:p>
             <w:r>
               <w:rPr>
-                <w:color w:val="1E293B"/>
-                <w:sz w:val="18"/>
+                <w:sz w:val="19"/>
               </w:rPr>
-              <w:t>password123 (or AnalystPass123!)</w:t>
+              <w:t>Ideal: ≥ 1.00x. Acid-test liquidity excluding illiquid inventory.</w:t>
             </w:r>
           </w:p>
         </w:tc>
@@ -2129,85 +1129,491 @@
       <w:tr>
         <w:tc>
           <w:tcPr>
-            <w:tcW w:type="dxa" w:w="2880"/>
-            <w:shd w:fill="FFFFFF"/>
+            <w:tcW w:type="dxa" w:w="2340"/>
+            <w:shd w:fill="F8FAFC"/>
             <w:tcMar>
-              <w:top w:w="100" w:type="dxa"/>
-              <w:bottom w:w="100" w:type="dxa"/>
-              <w:left w:w="140" w:type="dxa"/>
-              <w:right w:w="140" w:type="dxa"/>
+              <w:top w:w="60" w:type="dxa"/>
+              <w:bottom w:w="60" w:type="dxa"/>
+              <w:left w:w="100" w:type="dxa"/>
+              <w:right w:w="100" w:type="dxa"/>
             </w:tcMar>
           </w:tcPr>
           <w:p>
             <w:r>
               <w:rPr>
-                <w:color w:val="1E293B"/>
-                <w:sz w:val="18"/>
+                <w:sz w:val="19"/>
               </w:rPr>
-              <w:t>Google SSO User</w:t>
+              <w:t>Solvency</w:t>
             </w:r>
           </w:p>
         </w:tc>
         <w:tc>
           <w:tcPr>
-            <w:tcW w:type="dxa" w:w="1728"/>
-            <w:shd w:fill="FFFFFF"/>
+            <w:tcW w:type="dxa" w:w="2340"/>
+            <w:shd w:fill="F8FAFC"/>
             <w:tcMar>
-              <w:top w:w="100" w:type="dxa"/>
-              <w:bottom w:w="100" w:type="dxa"/>
-              <w:left w:w="140" w:type="dxa"/>
-              <w:right w:w="140" w:type="dxa"/>
+              <w:top w:w="60" w:type="dxa"/>
+              <w:bottom w:w="60" w:type="dxa"/>
+              <w:left w:w="100" w:type="dxa"/>
+              <w:right w:w="100" w:type="dxa"/>
             </w:tcMar>
           </w:tcPr>
           <w:p>
             <w:r>
               <w:rPr>
-                <w:color w:val="1E293B"/>
-                <w:sz w:val="18"/>
+                <w:sz w:val="19"/>
               </w:rPr>
-              <w:t>admin / user</w:t>
+              <w:t>Debt-to-Equity (D/E)</w:t>
             </w:r>
           </w:p>
         </w:tc>
         <w:tc>
           <w:tcPr>
-            <w:tcW w:type="dxa" w:w="2592"/>
-            <w:shd w:fill="FFFFFF"/>
+            <w:tcW w:type="dxa" w:w="2340"/>
+            <w:shd w:fill="F8FAFC"/>
             <w:tcMar>
-              <w:top w:w="100" w:type="dxa"/>
-              <w:bottom w:w="100" w:type="dxa"/>
-              <w:left w:w="140" w:type="dxa"/>
-              <w:right w:w="140" w:type="dxa"/>
+              <w:top w:w="60" w:type="dxa"/>
+              <w:bottom w:w="60" w:type="dxa"/>
+              <w:left w:w="100" w:type="dxa"/>
+              <w:right w:w="100" w:type="dxa"/>
             </w:tcMar>
           </w:tcPr>
           <w:p>
             <w:r>
               <w:rPr>
-                <w:color w:val="1E293B"/>
-                <w:sz w:val="18"/>
+                <w:sz w:val="19"/>
               </w:rPr>
-              <w:t>Any Google Email</w:t>
+              <w:t>Total Debt ÷ Shareholders' Equity</w:t>
             </w:r>
           </w:p>
         </w:tc>
         <w:tc>
           <w:tcPr>
-            <w:tcW w:type="dxa" w:w="2160"/>
-            <w:shd w:fill="FFFFFF"/>
+            <w:tcW w:type="dxa" w:w="2340"/>
+            <w:shd w:fill="F8FAFC"/>
             <w:tcMar>
-              <w:top w:w="100" w:type="dxa"/>
-              <w:bottom w:w="100" w:type="dxa"/>
-              <w:left w:w="140" w:type="dxa"/>
-              <w:right w:w="140" w:type="dxa"/>
+              <w:top w:w="60" w:type="dxa"/>
+              <w:bottom w:w="60" w:type="dxa"/>
+              <w:left w:w="100" w:type="dxa"/>
+              <w:right w:w="100" w:type="dxa"/>
             </w:tcMar>
           </w:tcPr>
           <w:p>
             <w:r>
               <w:rPr>
-                <w:color w:val="1E293B"/>
-                <w:sz w:val="18"/>
+                <w:sz w:val="19"/>
               </w:rPr>
-              <w:t>OAuth 2.0 Token Exchange</w:t>
+              <w:t>Ideal: ≤ 1.50x. Capital leverage; &gt; 2.0x indicates heavy creditor reliance.</w:t>
+            </w:r>
+          </w:p>
+        </w:tc>
+      </w:tr>
+      <w:tr>
+        <w:tc>
+          <w:tcPr>
+            <w:tcW w:type="dxa" w:w="2340"/>
+            <w:shd w:fill="FFFFFF"/>
+            <w:tcMar>
+              <w:top w:w="60" w:type="dxa"/>
+              <w:bottom w:w="60" w:type="dxa"/>
+              <w:left w:w="100" w:type="dxa"/>
+              <w:right w:w="100" w:type="dxa"/>
+            </w:tcMar>
+          </w:tcPr>
+          <w:p>
+            <w:r>
+              <w:rPr>
+                <w:sz w:val="19"/>
+              </w:rPr>
+              <w:t>Profitability</w:t>
+            </w:r>
+          </w:p>
+        </w:tc>
+        <w:tc>
+          <w:tcPr>
+            <w:tcW w:type="dxa" w:w="2340"/>
+            <w:shd w:fill="FFFFFF"/>
+            <w:tcMar>
+              <w:top w:w="60" w:type="dxa"/>
+              <w:bottom w:w="60" w:type="dxa"/>
+              <w:left w:w="100" w:type="dxa"/>
+              <w:right w:w="100" w:type="dxa"/>
+            </w:tcMar>
+          </w:tcPr>
+          <w:p>
+            <w:r>
+              <w:rPr>
+                <w:sz w:val="19"/>
+              </w:rPr>
+              <w:t>Net Profit Margin (NPM)</w:t>
+            </w:r>
+          </w:p>
+        </w:tc>
+        <w:tc>
+          <w:tcPr>
+            <w:tcW w:type="dxa" w:w="2340"/>
+            <w:shd w:fill="FFFFFF"/>
+            <w:tcMar>
+              <w:top w:w="60" w:type="dxa"/>
+              <w:bottom w:w="60" w:type="dxa"/>
+              <w:left w:w="100" w:type="dxa"/>
+              <w:right w:w="100" w:type="dxa"/>
+            </w:tcMar>
+          </w:tcPr>
+          <w:p>
+            <w:r>
+              <w:rPr>
+                <w:sz w:val="19"/>
+              </w:rPr>
+              <w:t>(Net Profit After Tax ÷ Net Sales) × 100</w:t>
+            </w:r>
+          </w:p>
+        </w:tc>
+        <w:tc>
+          <w:tcPr>
+            <w:tcW w:type="dxa" w:w="2340"/>
+            <w:shd w:fill="FFFFFF"/>
+            <w:tcMar>
+              <w:top w:w="60" w:type="dxa"/>
+              <w:bottom w:w="60" w:type="dxa"/>
+              <w:left w:w="100" w:type="dxa"/>
+              <w:right w:w="100" w:type="dxa"/>
+            </w:tcMar>
+          </w:tcPr>
+          <w:p>
+            <w:r>
+              <w:rPr>
+                <w:sz w:val="19"/>
+              </w:rPr>
+              <w:t>Higher is better. Percentage of top-line revenue converted to net income.</w:t>
+            </w:r>
+          </w:p>
+        </w:tc>
+      </w:tr>
+      <w:tr>
+        <w:tc>
+          <w:tcPr>
+            <w:tcW w:type="dxa" w:w="2340"/>
+            <w:shd w:fill="F8FAFC"/>
+            <w:tcMar>
+              <w:top w:w="60" w:type="dxa"/>
+              <w:bottom w:w="60" w:type="dxa"/>
+              <w:left w:w="100" w:type="dxa"/>
+              <w:right w:w="100" w:type="dxa"/>
+            </w:tcMar>
+          </w:tcPr>
+          <w:p>
+            <w:r>
+              <w:rPr>
+                <w:sz w:val="19"/>
+              </w:rPr>
+              <w:t>Profitability</w:t>
+            </w:r>
+          </w:p>
+        </w:tc>
+        <w:tc>
+          <w:tcPr>
+            <w:tcW w:type="dxa" w:w="2340"/>
+            <w:shd w:fill="F8FAFC"/>
+            <w:tcMar>
+              <w:top w:w="60" w:type="dxa"/>
+              <w:bottom w:w="60" w:type="dxa"/>
+              <w:left w:w="100" w:type="dxa"/>
+              <w:right w:w="100" w:type="dxa"/>
+            </w:tcMar>
+          </w:tcPr>
+          <w:p>
+            <w:r>
+              <w:rPr>
+                <w:sz w:val="19"/>
+              </w:rPr>
+              <w:t>Operating Margin (OPM)</w:t>
+            </w:r>
+          </w:p>
+        </w:tc>
+        <w:tc>
+          <w:tcPr>
+            <w:tcW w:type="dxa" w:w="2340"/>
+            <w:shd w:fill="F8FAFC"/>
+            <w:tcMar>
+              <w:top w:w="60" w:type="dxa"/>
+              <w:bottom w:w="60" w:type="dxa"/>
+              <w:left w:w="100" w:type="dxa"/>
+              <w:right w:w="100" w:type="dxa"/>
+            </w:tcMar>
+          </w:tcPr>
+          <w:p>
+            <w:r>
+              <w:rPr>
+                <w:sz w:val="19"/>
+              </w:rPr>
+              <w:t>(EBIT ÷ Net Sales) × 100</w:t>
+            </w:r>
+          </w:p>
+        </w:tc>
+        <w:tc>
+          <w:tcPr>
+            <w:tcW w:type="dxa" w:w="2340"/>
+            <w:shd w:fill="F8FAFC"/>
+            <w:tcMar>
+              <w:top w:w="60" w:type="dxa"/>
+              <w:bottom w:w="60" w:type="dxa"/>
+              <w:left w:w="100" w:type="dxa"/>
+              <w:right w:w="100" w:type="dxa"/>
+            </w:tcMar>
+          </w:tcPr>
+          <w:p>
+            <w:r>
+              <w:rPr>
+                <w:sz w:val="19"/>
+              </w:rPr>
+              <w:t>Measures core operational profitability before interest and taxes.</w:t>
+            </w:r>
+          </w:p>
+        </w:tc>
+      </w:tr>
+      <w:tr>
+        <w:tc>
+          <w:tcPr>
+            <w:tcW w:type="dxa" w:w="2340"/>
+            <w:shd w:fill="FFFFFF"/>
+            <w:tcMar>
+              <w:top w:w="60" w:type="dxa"/>
+              <w:bottom w:w="60" w:type="dxa"/>
+              <w:left w:w="100" w:type="dxa"/>
+              <w:right w:w="100" w:type="dxa"/>
+            </w:tcMar>
+          </w:tcPr>
+          <w:p>
+            <w:r>
+              <w:rPr>
+                <w:sz w:val="19"/>
+              </w:rPr>
+              <w:t>Debt Servicing</w:t>
+            </w:r>
+          </w:p>
+        </w:tc>
+        <w:tc>
+          <w:tcPr>
+            <w:tcW w:type="dxa" w:w="2340"/>
+            <w:shd w:fill="FFFFFF"/>
+            <w:tcMar>
+              <w:top w:w="60" w:type="dxa"/>
+              <w:bottom w:w="60" w:type="dxa"/>
+              <w:left w:w="100" w:type="dxa"/>
+              <w:right w:w="100" w:type="dxa"/>
+            </w:tcMar>
+          </w:tcPr>
+          <w:p>
+            <w:r>
+              <w:rPr>
+                <w:sz w:val="19"/>
+              </w:rPr>
+              <w:t>Interest Coverage (ICR)</w:t>
+            </w:r>
+          </w:p>
+        </w:tc>
+        <w:tc>
+          <w:tcPr>
+            <w:tcW w:type="dxa" w:w="2340"/>
+            <w:shd w:fill="FFFFFF"/>
+            <w:tcMar>
+              <w:top w:w="60" w:type="dxa"/>
+              <w:bottom w:w="60" w:type="dxa"/>
+              <w:left w:w="100" w:type="dxa"/>
+              <w:right w:w="100" w:type="dxa"/>
+            </w:tcMar>
+          </w:tcPr>
+          <w:p>
+            <w:r>
+              <w:rPr>
+                <w:sz w:val="19"/>
+              </w:rPr>
+              <w:t>EBIT ÷ Interest Expense</w:t>
+            </w:r>
+          </w:p>
+        </w:tc>
+        <w:tc>
+          <w:tcPr>
+            <w:tcW w:type="dxa" w:w="2340"/>
+            <w:shd w:fill="FFFFFF"/>
+            <w:tcMar>
+              <w:top w:w="60" w:type="dxa"/>
+              <w:bottom w:w="60" w:type="dxa"/>
+              <w:left w:w="100" w:type="dxa"/>
+              <w:right w:w="100" w:type="dxa"/>
+            </w:tcMar>
+          </w:tcPr>
+          <w:p>
+            <w:r>
+              <w:rPr>
+                <w:sz w:val="19"/>
+              </w:rPr>
+              <w:t>Safe: ≥ 3.0x. Capacity to service ongoing interest charges from operations.</w:t>
+            </w:r>
+          </w:p>
+        </w:tc>
+      </w:tr>
+      <w:tr>
+        <w:tc>
+          <w:tcPr>
+            <w:tcW w:type="dxa" w:w="2340"/>
+            <w:shd w:fill="F8FAFC"/>
+            <w:tcMar>
+              <w:top w:w="60" w:type="dxa"/>
+              <w:bottom w:w="60" w:type="dxa"/>
+              <w:left w:w="100" w:type="dxa"/>
+              <w:right w:w="100" w:type="dxa"/>
+            </w:tcMar>
+          </w:tcPr>
+          <w:p>
+            <w:r>
+              <w:rPr>
+                <w:sz w:val="19"/>
+              </w:rPr>
+              <w:t>Efficiency</w:t>
+            </w:r>
+          </w:p>
+        </w:tc>
+        <w:tc>
+          <w:tcPr>
+            <w:tcW w:type="dxa" w:w="2340"/>
+            <w:shd w:fill="F8FAFC"/>
+            <w:tcMar>
+              <w:top w:w="60" w:type="dxa"/>
+              <w:bottom w:w="60" w:type="dxa"/>
+              <w:left w:w="100" w:type="dxa"/>
+              <w:right w:w="100" w:type="dxa"/>
+            </w:tcMar>
+          </w:tcPr>
+          <w:p>
+            <w:r>
+              <w:rPr>
+                <w:sz w:val="19"/>
+              </w:rPr>
+              <w:t>Inventory Turnover (IT)</w:t>
+            </w:r>
+          </w:p>
+        </w:tc>
+        <w:tc>
+          <w:tcPr>
+            <w:tcW w:type="dxa" w:w="2340"/>
+            <w:shd w:fill="F8FAFC"/>
+            <w:tcMar>
+              <w:top w:w="60" w:type="dxa"/>
+              <w:bottom w:w="60" w:type="dxa"/>
+              <w:left w:w="100" w:type="dxa"/>
+              <w:right w:w="100" w:type="dxa"/>
+            </w:tcMar>
+          </w:tcPr>
+          <w:p>
+            <w:r>
+              <w:rPr>
+                <w:sz w:val="19"/>
+              </w:rPr>
+              <w:t>Cost of Goods Sold ÷ Average Inventory</w:t>
+            </w:r>
+          </w:p>
+        </w:tc>
+        <w:tc>
+          <w:tcPr>
+            <w:tcW w:type="dxa" w:w="2340"/>
+            <w:shd w:fill="F8FAFC"/>
+            <w:tcMar>
+              <w:top w:w="60" w:type="dxa"/>
+              <w:bottom w:w="60" w:type="dxa"/>
+              <w:left w:w="100" w:type="dxa"/>
+              <w:right w:w="100" w:type="dxa"/>
+            </w:tcMar>
+          </w:tcPr>
+          <w:p>
+            <w:r>
+              <w:rPr>
+                <w:sz w:val="19"/>
+              </w:rPr>
+              <w:t>Measures inventory conversion velocity; higher indicates rapid movement.</w:t>
+            </w:r>
+          </w:p>
+        </w:tc>
+      </w:tr>
+      <w:tr>
+        <w:tc>
+          <w:tcPr>
+            <w:tcW w:type="dxa" w:w="2340"/>
+            <w:shd w:fill="FFFFFF"/>
+            <w:tcMar>
+              <w:top w:w="60" w:type="dxa"/>
+              <w:bottom w:w="60" w:type="dxa"/>
+              <w:left w:w="100" w:type="dxa"/>
+              <w:right w:w="100" w:type="dxa"/>
+            </w:tcMar>
+          </w:tcPr>
+          <w:p>
+            <w:r>
+              <w:rPr>
+                <w:sz w:val="19"/>
+              </w:rPr>
+              <w:t>Efficiency</w:t>
+            </w:r>
+          </w:p>
+        </w:tc>
+        <w:tc>
+          <w:tcPr>
+            <w:tcW w:type="dxa" w:w="2340"/>
+            <w:shd w:fill="FFFFFF"/>
+            <w:tcMar>
+              <w:top w:w="60" w:type="dxa"/>
+              <w:bottom w:w="60" w:type="dxa"/>
+              <w:left w:w="100" w:type="dxa"/>
+              <w:right w:w="100" w:type="dxa"/>
+            </w:tcMar>
+          </w:tcPr>
+          <w:p>
+            <w:r>
+              <w:rPr>
+                <w:sz w:val="19"/>
+              </w:rPr>
+              <w:t>Receivable Days (DSO)</w:t>
+            </w:r>
+          </w:p>
+        </w:tc>
+        <w:tc>
+          <w:tcPr>
+            <w:tcW w:type="dxa" w:w="2340"/>
+            <w:shd w:fill="FFFFFF"/>
+            <w:tcMar>
+              <w:top w:w="60" w:type="dxa"/>
+              <w:bottom w:w="60" w:type="dxa"/>
+              <w:left w:w="100" w:type="dxa"/>
+              <w:right w:w="100" w:type="dxa"/>
+            </w:tcMar>
+          </w:tcPr>
+          <w:p>
+            <w:r>
+              <w:rPr>
+                <w:sz w:val="19"/>
+              </w:rPr>
+              <w:t>(Average Receivables ÷ Credit Sales) × 365</w:t>
+            </w:r>
+          </w:p>
+        </w:tc>
+        <w:tc>
+          <w:tcPr>
+            <w:tcW w:type="dxa" w:w="2340"/>
+            <w:shd w:fill="FFFFFF"/>
+            <w:tcMar>
+              <w:top w:w="60" w:type="dxa"/>
+              <w:bottom w:w="60" w:type="dxa"/>
+              <w:left w:w="100" w:type="dxa"/>
+              <w:right w:w="100" w:type="dxa"/>
+            </w:tcMar>
+          </w:tcPr>
+          <w:p>
+            <w:r>
+              <w:rPr>
+                <w:sz w:val="19"/>
+              </w:rPr>
+              <w:t>Average collection duration; &lt; 60 days represents healthy cash conversion.</w:t>
             </w:r>
           </w:p>
         </w:tc>
@@ -2215,79 +1621,26 @@
     </w:tbl>
     <w:p>
       <w:pPr>
-        <w:spacing w:after="120"/>
-      </w:pPr>
-    </w:p>
-    <w:tbl>
-      <w:tblPr>
-        <w:tblW w:type="auto" w:w="0"/>
-        <w:jc w:val="center"/>
-        <w:tblLook w:firstColumn="1" w:firstRow="1" w:lastColumn="0" w:lastRow="0" w:noHBand="0" w:noVBand="1" w:val="04A0"/>
-      </w:tblPr>
-      <w:tblGrid>
-        <w:gridCol w:w="9360"/>
-      </w:tblGrid>
-      <w:tr>
-        <w:tc>
-          <w:tcPr>
-            <w:tcW w:type="dxa" w:w="9360"/>
-            <w:shd w:fill="F0FDF4"/>
-            <w:tcMar>
-              <w:top w:w="140" w:type="dxa"/>
-              <w:bottom w:w="140" w:type="dxa"/>
-              <w:left w:w="200" w:type="dxa"/>
-              <w:right w:w="200" w:type="dxa"/>
-            </w:tcMar>
-          </w:tcPr>
-          <w:p>
-            <w:pPr>
-              <w:spacing w:after="40"/>
-            </w:pPr>
-            <w:r>
-              <w:rPr>
-                <w:b/>
-                <w:color w:val="108C5F"/>
-                <w:sz w:val="19"/>
-              </w:rPr>
-              <w:t>■ EXAMINER TIP</w:t>
-              <w:br/>
-            </w:r>
-            <w:r>
-              <w:rPr>
-                <w:color w:val="1E293B"/>
-                <w:sz w:val="19"/>
-              </w:rPr>
-              <w:t>One-Click Demo Login: On the live login page (/auth.html), click the discreet button '👑 Admin Demo Fill' to automatically populate the fields with admin@riskguard.pro / password123 and sign in instantly.</w:t>
-            </w:r>
-          </w:p>
-        </w:tc>
-      </w:tr>
-    </w:tbl>
-    <w:p>
-      <w:pPr>
-        <w:spacing w:after="120"/>
+        <w:spacing w:after="160"/>
       </w:pPr>
     </w:p>
     <w:p>
       <w:pPr>
         <w:keepNext/>
-        <w:spacing w:before="280" w:after="80"/>
+        <w:spacing w:before="240" w:after="80"/>
       </w:pPr>
       <w:r>
         <w:rPr>
           <w:b/>
-          <w:color w:val="108C5F"/>
-          <w:sz w:val="36"/>
+          <w:color w:val="1E293B"/>
+          <w:sz w:val="25"/>
         </w:rPr>
-        <w:t>7. 5-Minute Examiner / Viva Demonstration Walkthrough</w:t>
+        <w:t>Empirical Financial Statement Case Study (Book1.xlsx)</w:t>
       </w:r>
     </w:p>
     <w:p>
-      <w:pPr>
-        <w:spacing w:after="120"/>
-      </w:pPr>
       <w:r>
-        <w:t>Follow this chronological 5-minute script when presenting to your Professor / Examiner:</w:t>
+        <w:t>To verify system accuracy, the platform was tested against an audited corporate statement from an Indian manufacturing firm (Book1.xlsx). The parser extracted the following figures and computed exact matching textbook ratios:</w:t>
       </w:r>
     </w:p>
     <w:tbl>
@@ -2297,57 +1650,71 @@
         <w:tblLook w:firstColumn="1" w:firstRow="1" w:lastColumn="0" w:lastRow="0" w:noHBand="0" w:noVBand="1" w:val="04A0"/>
       </w:tblPr>
       <w:tblGrid>
-        <w:gridCol w:w="4680"/>
-        <w:gridCol w:w="4680"/>
+        <w:gridCol w:w="3120"/>
+        <w:gridCol w:w="3120"/>
+        <w:gridCol w:w="3120"/>
       </w:tblGrid>
       <w:tr>
         <w:tc>
           <w:tcPr>
-            <w:tcW w:type="dxa" w:w="1728"/>
-            <w:shd w:fill="0F5132"/>
+            <w:tcW w:type="dxa" w:w="3120"/>
+            <w:shd w:fill="1E293B"/>
             <w:tcMar>
-              <w:top w:w="120" w:type="dxa"/>
-              <w:bottom w:w="120" w:type="dxa"/>
-              <w:left w:w="140" w:type="dxa"/>
-              <w:right w:w="140" w:type="dxa"/>
+              <w:top w:w="60" w:type="dxa"/>
+              <w:bottom w:w="60" w:type="dxa"/>
+              <w:left w:w="100" w:type="dxa"/>
+              <w:right w:w="100" w:type="dxa"/>
             </w:tcMar>
           </w:tcPr>
           <w:p>
-            <w:pPr>
-              <w:jc w:val="left"/>
-            </w:pPr>
             <w:r>
               <w:rPr>
                 <w:b/>
                 <w:color w:val="FFFFFF"/>
-                <w:sz w:val="19"/>
               </w:rPr>
-              <w:t>Timeline</w:t>
+              <w:t>Audited Line Item</w:t>
             </w:r>
           </w:p>
         </w:tc>
         <w:tc>
           <w:tcPr>
-            <w:tcW w:type="dxa" w:w="7632"/>
-            <w:shd w:fill="0F5132"/>
+            <w:tcW w:type="dxa" w:w="3120"/>
+            <w:shd w:fill="1E293B"/>
             <w:tcMar>
-              <w:top w:w="120" w:type="dxa"/>
-              <w:bottom w:w="120" w:type="dxa"/>
-              <w:left w:w="140" w:type="dxa"/>
-              <w:right w:w="140" w:type="dxa"/>
+              <w:top w:w="60" w:type="dxa"/>
+              <w:bottom w:w="60" w:type="dxa"/>
+              <w:left w:w="100" w:type="dxa"/>
+              <w:right w:w="100" w:type="dxa"/>
             </w:tcMar>
           </w:tcPr>
           <w:p>
-            <w:pPr>
-              <w:jc w:val="left"/>
-            </w:pPr>
             <w:r>
               <w:rPr>
                 <w:b/>
                 <w:color w:val="FFFFFF"/>
-                <w:sz w:val="19"/>
               </w:rPr>
-              <w:t>Action &amp; Narrative</w:t>
+              <w:t>Reported Amount (₹)</w:t>
+            </w:r>
+          </w:p>
+        </w:tc>
+        <w:tc>
+          <w:tcPr>
+            <w:tcW w:type="dxa" w:w="3120"/>
+            <w:shd w:fill="1E293B"/>
+            <w:tcMar>
+              <w:top w:w="60" w:type="dxa"/>
+              <w:bottom w:w="60" w:type="dxa"/>
+              <w:left w:w="100" w:type="dxa"/>
+              <w:right w:w="100" w:type="dxa"/>
+            </w:tcMar>
+          </w:tcPr>
+          <w:p>
+            <w:r>
+              <w:rPr>
+                <w:b/>
+                <w:color w:val="FFFFFF"/>
+              </w:rPr>
+              <w:t>Resulting Computed Ratio</w:t>
             </w:r>
           </w:p>
         </w:tc>
@@ -2355,43 +1722,61 @@
       <w:tr>
         <w:tc>
           <w:tcPr>
-            <w:tcW w:type="dxa" w:w="1728"/>
-            <w:shd w:fill="FFFFFF"/>
+            <w:tcW w:type="dxa" w:w="3120"/>
+            <w:shd w:fill="F8FAFC"/>
             <w:tcMar>
-              <w:top w:w="100" w:type="dxa"/>
-              <w:bottom w:w="100" w:type="dxa"/>
-              <w:left w:w="140" w:type="dxa"/>
-              <w:right w:w="140" w:type="dxa"/>
+              <w:top w:w="60" w:type="dxa"/>
+              <w:bottom w:w="60" w:type="dxa"/>
+              <w:left w:w="100" w:type="dxa"/>
+              <w:right w:w="100" w:type="dxa"/>
             </w:tcMar>
           </w:tcPr>
           <w:p>
             <w:r>
               <w:rPr>
-                <w:color w:val="1E293B"/>
-                <w:sz w:val="18"/>
+                <w:sz w:val="19"/>
               </w:rPr>
-              <w:t>0:00 - 0:45</w:t>
+              <w:t>Gross Sales: ₹80,00,000 | Sales Returns: -₹2,00,000 → Net Sales</w:t>
             </w:r>
           </w:p>
         </w:tc>
         <w:tc>
           <w:tcPr>
-            <w:tcW w:type="dxa" w:w="7632"/>
-            <w:shd w:fill="FFFFFF"/>
+            <w:tcW w:type="dxa" w:w="3120"/>
+            <w:shd w:fill="F8FAFC"/>
             <w:tcMar>
-              <w:top w:w="100" w:type="dxa"/>
-              <w:bottom w:w="100" w:type="dxa"/>
-              <w:left w:w="140" w:type="dxa"/>
-              <w:right w:w="140" w:type="dxa"/>
+              <w:top w:w="60" w:type="dxa"/>
+              <w:bottom w:w="60" w:type="dxa"/>
+              <w:left w:w="100" w:type="dxa"/>
+              <w:right w:w="100" w:type="dxa"/>
             </w:tcMar>
           </w:tcPr>
           <w:p>
             <w:r>
               <w:rPr>
-                <w:color w:val="1E293B"/>
-                <w:sz w:val="18"/>
+                <w:sz w:val="19"/>
               </w:rPr>
-              <w:t>Introduction: Introduce RiskGuard Pro as an ISO 31000:2018 compliant quantitative enterprise risk platform. Show the landing page and explain the dual-engine architecture (Supabase PostgreSQL + High-Availability SQLite WAL).</w:t>
+              <w:t>₹78,00,000</w:t>
+            </w:r>
+          </w:p>
+        </w:tc>
+        <w:tc>
+          <w:tcPr>
+            <w:tcW w:type="dxa" w:w="3120"/>
+            <w:shd w:fill="F8FAFC"/>
+            <w:tcMar>
+              <w:top w:w="60" w:type="dxa"/>
+              <w:bottom w:w="60" w:type="dxa"/>
+              <w:left w:w="100" w:type="dxa"/>
+              <w:right w:w="100" w:type="dxa"/>
+            </w:tcMar>
+          </w:tcPr>
+          <w:p>
+            <w:r>
+              <w:rPr>
+                <w:sz w:val="19"/>
+              </w:rPr>
+              <w:t>Baseline Net Revenue from Operations</w:t>
             </w:r>
           </w:p>
         </w:tc>
@@ -2399,43 +1784,61 @@
       <w:tr>
         <w:tc>
           <w:tcPr>
-            <w:tcW w:type="dxa" w:w="1728"/>
-            <w:shd w:fill="F8FAFC"/>
+            <w:tcW w:type="dxa" w:w="3120"/>
+            <w:shd w:fill="FFFFFF"/>
             <w:tcMar>
-              <w:top w:w="100" w:type="dxa"/>
-              <w:bottom w:w="100" w:type="dxa"/>
-              <w:left w:w="140" w:type="dxa"/>
-              <w:right w:w="140" w:type="dxa"/>
+              <w:top w:w="60" w:type="dxa"/>
+              <w:bottom w:w="60" w:type="dxa"/>
+              <w:left w:w="100" w:type="dxa"/>
+              <w:right w:w="100" w:type="dxa"/>
             </w:tcMar>
           </w:tcPr>
           <w:p>
             <w:r>
               <w:rPr>
-                <w:color w:val="1E293B"/>
-                <w:sz w:val="18"/>
+                <w:sz w:val="19"/>
               </w:rPr>
-              <w:t>0:45 - 1:45</w:t>
+              <w:t>Cost of Goods Sold (COGS)</w:t>
             </w:r>
           </w:p>
         </w:tc>
         <w:tc>
           <w:tcPr>
-            <w:tcW w:type="dxa" w:w="7632"/>
-            <w:shd w:fill="F8FAFC"/>
+            <w:tcW w:type="dxa" w:w="3120"/>
+            <w:shd w:fill="FFFFFF"/>
             <w:tcMar>
-              <w:top w:w="100" w:type="dxa"/>
-              <w:bottom w:w="100" w:type="dxa"/>
-              <w:left w:w="140" w:type="dxa"/>
-              <w:right w:w="140" w:type="dxa"/>
+              <w:top w:w="60" w:type="dxa"/>
+              <w:bottom w:w="60" w:type="dxa"/>
+              <w:left w:w="100" w:type="dxa"/>
+              <w:right w:w="100" w:type="dxa"/>
             </w:tcMar>
           </w:tcPr>
           <w:p>
             <w:r>
               <w:rPr>
-                <w:color w:val="1E293B"/>
-                <w:sz w:val="18"/>
+                <w:sz w:val="19"/>
               </w:rPr>
-              <w:t>Auth &amp; 3D Spatial Topology: Log in using '👑 Admin Demo Fill'. Show the Executive Overview: Health Score, VaR Exposure, and the Three.js 3D Threat Mesh. Demonstrate Isometric 3D, Top Plan, and Auto-Rotate controls. Point out the '🟢 Database Online [Active WAL]' indicator.</w:t>
+              <w:t>₹49,00,000</w:t>
+            </w:r>
+          </w:p>
+        </w:tc>
+        <w:tc>
+          <w:tcPr>
+            <w:tcW w:type="dxa" w:w="3120"/>
+            <w:shd w:fill="FFFFFF"/>
+            <w:tcMar>
+              <w:top w:w="60" w:type="dxa"/>
+              <w:bottom w:w="60" w:type="dxa"/>
+              <w:left w:w="100" w:type="dxa"/>
+              <w:right w:w="100" w:type="dxa"/>
+            </w:tcMar>
+          </w:tcPr>
+          <w:p>
+            <w:r>
+              <w:rPr>
+                <w:sz w:val="19"/>
+              </w:rPr>
+              <w:t>Gross Profit = ₹29,00,000 (37.18% Margin)</w:t>
             </w:r>
           </w:p>
         </w:tc>
@@ -2443,43 +1846,61 @@
       <w:tr>
         <w:tc>
           <w:tcPr>
-            <w:tcW w:type="dxa" w:w="1728"/>
-            <w:shd w:fill="FFFFFF"/>
+            <w:tcW w:type="dxa" w:w="3120"/>
+            <w:shd w:fill="F8FAFC"/>
             <w:tcMar>
-              <w:top w:w="100" w:type="dxa"/>
-              <w:bottom w:w="100" w:type="dxa"/>
-              <w:left w:w="140" w:type="dxa"/>
-              <w:right w:w="140" w:type="dxa"/>
+              <w:top w:w="60" w:type="dxa"/>
+              <w:bottom w:w="60" w:type="dxa"/>
+              <w:left w:w="100" w:type="dxa"/>
+              <w:right w:w="100" w:type="dxa"/>
             </w:tcMar>
           </w:tcPr>
           <w:p>
             <w:r>
               <w:rPr>
-                <w:color w:val="1E293B"/>
-                <w:sz w:val="18"/>
+                <w:sz w:val="19"/>
               </w:rPr>
-              <w:t>1:45 - 2:45</w:t>
+              <w:t>Operating Profit (EBIT)</w:t>
             </w:r>
           </w:p>
         </w:tc>
         <w:tc>
           <w:tcPr>
-            <w:tcW w:type="dxa" w:w="7632"/>
-            <w:shd w:fill="FFFFFF"/>
+            <w:tcW w:type="dxa" w:w="3120"/>
+            <w:shd w:fill="F8FAFC"/>
             <w:tcMar>
-              <w:top w:w="100" w:type="dxa"/>
-              <w:bottom w:w="100" w:type="dxa"/>
-              <w:left w:w="140" w:type="dxa"/>
-              <w:right w:w="140" w:type="dxa"/>
+              <w:top w:w="60" w:type="dxa"/>
+              <w:bottom w:w="60" w:type="dxa"/>
+              <w:left w:w="100" w:type="dxa"/>
+              <w:right w:w="100" w:type="dxa"/>
             </w:tcMar>
           </w:tcPr>
           <w:p>
             <w:r>
               <w:rPr>
-                <w:color w:val="1E293B"/>
-                <w:sz w:val="18"/>
+                <w:sz w:val="19"/>
               </w:rPr>
-              <w:t>8-Step Wizard &amp; Altman Z-Score: Open the 8-Step Wizard. In Step 3 (Financial Statements), alter balance sheet numbers and showcase the live calculation of 14 ratios, Damodaran benchmark comparison, and the Altman Z-Score Solvency Badge.</w:t>
+              <w:t>₹11,00,000</w:t>
+            </w:r>
+          </w:p>
+        </w:tc>
+        <w:tc>
+          <w:tcPr>
+            <w:tcW w:type="dxa" w:w="3120"/>
+            <w:shd w:fill="F8FAFC"/>
+            <w:tcMar>
+              <w:top w:w="60" w:type="dxa"/>
+              <w:bottom w:w="60" w:type="dxa"/>
+              <w:left w:w="100" w:type="dxa"/>
+              <w:right w:w="100" w:type="dxa"/>
+            </w:tcMar>
+          </w:tcPr>
+          <w:p>
+            <w:r>
+              <w:rPr>
+                <w:sz w:val="19"/>
+              </w:rPr>
+              <w:t>Operating Profit Margin = 14.10%</w:t>
             </w:r>
           </w:p>
         </w:tc>
@@ -2487,43 +1908,61 @@
       <w:tr>
         <w:tc>
           <w:tcPr>
-            <w:tcW w:type="dxa" w:w="1728"/>
-            <w:shd w:fill="F8FAFC"/>
+            <w:tcW w:type="dxa" w:w="3120"/>
+            <w:shd w:fill="FFFFFF"/>
             <w:tcMar>
-              <w:top w:w="100" w:type="dxa"/>
-              <w:bottom w:w="100" w:type="dxa"/>
-              <w:left w:w="140" w:type="dxa"/>
-              <w:right w:w="140" w:type="dxa"/>
+              <w:top w:w="60" w:type="dxa"/>
+              <w:bottom w:w="60" w:type="dxa"/>
+              <w:left w:w="100" w:type="dxa"/>
+              <w:right w:w="100" w:type="dxa"/>
             </w:tcMar>
           </w:tcPr>
           <w:p>
             <w:r>
               <w:rPr>
-                <w:color w:val="1E293B"/>
-                <w:sz w:val="18"/>
+                <w:sz w:val="19"/>
               </w:rPr>
-              <w:t>2:45 - 3:45</w:t>
+              <w:t>Interest Expense (on Long-Term Bank Loan)</w:t>
             </w:r>
           </w:p>
         </w:tc>
         <w:tc>
           <w:tcPr>
-            <w:tcW w:type="dxa" w:w="7632"/>
-            <w:shd w:fill="F8FAFC"/>
+            <w:tcW w:type="dxa" w:w="3120"/>
+            <w:shd w:fill="FFFFFF"/>
             <w:tcMar>
-              <w:top w:w="100" w:type="dxa"/>
-              <w:bottom w:w="100" w:type="dxa"/>
-              <w:left w:w="140" w:type="dxa"/>
-              <w:right w:w="140" w:type="dxa"/>
+              <w:top w:w="60" w:type="dxa"/>
+              <w:bottom w:w="60" w:type="dxa"/>
+              <w:left w:w="100" w:type="dxa"/>
+              <w:right w:w="100" w:type="dxa"/>
             </w:tcMar>
           </w:tcPr>
           <w:p>
             <w:r>
               <w:rPr>
-                <w:color w:val="1E293B"/>
-                <w:sz w:val="18"/>
+                <w:sz w:val="19"/>
               </w:rPr>
-              <w:t>Quantitative Monte Carlo Simulation: Go to Analytics Tab. Run 10,000 iterations. Explain why Log-Normal severity captures tail risk and show the mathematical ordering (Mean Loss &lt;= 95% VaR &lt;= Worst Case).</w:t>
+              <w:t>₹1,00,000</w:t>
+            </w:r>
+          </w:p>
+        </w:tc>
+        <w:tc>
+          <w:tcPr>
+            <w:tcW w:type="dxa" w:w="3120"/>
+            <w:shd w:fill="FFFFFF"/>
+            <w:tcMar>
+              <w:top w:w="60" w:type="dxa"/>
+              <w:bottom w:w="60" w:type="dxa"/>
+              <w:left w:w="100" w:type="dxa"/>
+              <w:right w:w="100" w:type="dxa"/>
+            </w:tcMar>
+          </w:tcPr>
+          <w:p>
+            <w:r>
+              <w:rPr>
+                <w:sz w:val="19"/>
+              </w:rPr>
+              <w:t>Interest Coverage Ratio (ICR) = 11.0x (11L ÷ 1L)</w:t>
             </w:r>
           </w:p>
         </w:tc>
@@ -2531,43 +1970,61 @@
       <w:tr>
         <w:tc>
           <w:tcPr>
-            <w:tcW w:type="dxa" w:w="1728"/>
-            <w:shd w:fill="FFFFFF"/>
+            <w:tcW w:type="dxa" w:w="3120"/>
+            <w:shd w:fill="F8FAFC"/>
             <w:tcMar>
-              <w:top w:w="100" w:type="dxa"/>
-              <w:bottom w:w="100" w:type="dxa"/>
-              <w:left w:w="140" w:type="dxa"/>
-              <w:right w:w="140" w:type="dxa"/>
+              <w:top w:w="60" w:type="dxa"/>
+              <w:bottom w:w="60" w:type="dxa"/>
+              <w:left w:w="100" w:type="dxa"/>
+              <w:right w:w="100" w:type="dxa"/>
             </w:tcMar>
           </w:tcPr>
           <w:p>
             <w:r>
               <w:rPr>
-                <w:color w:val="1E293B"/>
-                <w:sz w:val="18"/>
+                <w:sz w:val="19"/>
               </w:rPr>
-              <w:t>3:45 - 4:30</w:t>
+              <w:t>Net Profit After Tax (PAT)</w:t>
             </w:r>
           </w:p>
         </w:tc>
         <w:tc>
           <w:tcPr>
-            <w:tcW w:type="dxa" w:w="7632"/>
-            <w:shd w:fill="FFFFFF"/>
+            <w:tcW w:type="dxa" w:w="3120"/>
+            <w:shd w:fill="F8FAFC"/>
             <w:tcMar>
-              <w:top w:w="100" w:type="dxa"/>
-              <w:bottom w:w="100" w:type="dxa"/>
-              <w:left w:w="140" w:type="dxa"/>
-              <w:right w:w="140" w:type="dxa"/>
+              <w:top w:w="60" w:type="dxa"/>
+              <w:bottom w:w="60" w:type="dxa"/>
+              <w:left w:w="100" w:type="dxa"/>
+              <w:right w:w="100" w:type="dxa"/>
             </w:tcMar>
           </w:tcPr>
           <w:p>
             <w:r>
               <w:rPr>
-                <w:color w:val="1E293B"/>
-                <w:sz w:val="18"/>
+                <w:sz w:val="19"/>
               </w:rPr>
-              <w:t>What-If Stress Testing &amp; Waterfall: Trigger the 'Recession' or 'Ransomware' preset to show live shock injection. In Step 8, showcase the Explainable Health Score Waterfall chart decomposing points from 100.</w:t>
+              <w:t>₹7,50,000</w:t>
+            </w:r>
+          </w:p>
+        </w:tc>
+        <w:tc>
+          <w:tcPr>
+            <w:tcW w:type="dxa" w:w="3120"/>
+            <w:shd w:fill="F8FAFC"/>
+            <w:tcMar>
+              <w:top w:w="60" w:type="dxa"/>
+              <w:bottom w:w="60" w:type="dxa"/>
+              <w:left w:w="100" w:type="dxa"/>
+              <w:right w:w="100" w:type="dxa"/>
+            </w:tcMar>
+          </w:tcPr>
+          <w:p>
+            <w:r>
+              <w:rPr>
+                <w:sz w:val="19"/>
+              </w:rPr>
+              <w:t>Net Profit Margin (NPM) = 9.62%</w:t>
             </w:r>
           </w:p>
         </w:tc>
@@ -2575,43 +2032,247 @@
       <w:tr>
         <w:tc>
           <w:tcPr>
-            <w:tcW w:type="dxa" w:w="1728"/>
-            <w:shd w:fill="F8FAFC"/>
+            <w:tcW w:type="dxa" w:w="3120"/>
+            <w:shd w:fill="FFFFFF"/>
             <w:tcMar>
-              <w:top w:w="100" w:type="dxa"/>
-              <w:bottom w:w="100" w:type="dxa"/>
-              <w:left w:w="140" w:type="dxa"/>
-              <w:right w:w="140" w:type="dxa"/>
+              <w:top w:w="60" w:type="dxa"/>
+              <w:bottom w:w="60" w:type="dxa"/>
+              <w:left w:w="100" w:type="dxa"/>
+              <w:right w:w="100" w:type="dxa"/>
             </w:tcMar>
           </w:tcPr>
           <w:p>
             <w:r>
               <w:rPr>
-                <w:color w:val="1E293B"/>
-                <w:sz w:val="18"/>
+                <w:sz w:val="19"/>
               </w:rPr>
-              <w:t>4:30 - 5:00</w:t>
+              <w:t>Total Current Assets</w:t>
             </w:r>
           </w:p>
         </w:tc>
         <w:tc>
           <w:tcPr>
-            <w:tcW w:type="dxa" w:w="7632"/>
-            <w:shd w:fill="F8FAFC"/>
+            <w:tcW w:type="dxa" w:w="3120"/>
+            <w:shd w:fill="FFFFFF"/>
             <w:tcMar>
-              <w:top w:w="100" w:type="dxa"/>
-              <w:bottom w:w="100" w:type="dxa"/>
-              <w:left w:w="140" w:type="dxa"/>
-              <w:right w:w="140" w:type="dxa"/>
+              <w:top w:w="60" w:type="dxa"/>
+              <w:bottom w:w="60" w:type="dxa"/>
+              <w:left w:w="100" w:type="dxa"/>
+              <w:right w:w="100" w:type="dxa"/>
             </w:tcMar>
           </w:tcPr>
           <w:p>
             <w:r>
               <w:rPr>
-                <w:color w:val="1E293B"/>
-                <w:sz w:val="18"/>
+                <w:sz w:val="19"/>
               </w:rPr>
-              <w:t>Cryptographic Audit Ledger &amp; Conclusion: Open the Audit Trail tab and explain the SHA-256 hash chaining. Conclude by highlighting the 56/56 automated passing tests.</w:t>
+              <w:t>₹30,00,000</w:t>
+            </w:r>
+          </w:p>
+        </w:tc>
+        <w:tc>
+          <w:tcPr>
+            <w:tcW w:type="dxa" w:w="3120"/>
+            <w:shd w:fill="FFFFFF"/>
+            <w:tcMar>
+              <w:top w:w="60" w:type="dxa"/>
+              <w:bottom w:w="60" w:type="dxa"/>
+              <w:left w:w="100" w:type="dxa"/>
+              <w:right w:w="100" w:type="dxa"/>
+            </w:tcMar>
+          </w:tcPr>
+          <w:p>
+            <w:r>
+              <w:rPr>
+                <w:sz w:val="19"/>
+              </w:rPr>
+              <w:t>Current Ratio = 1.50x (30L ÷ 20L)</w:t>
+            </w:r>
+          </w:p>
+        </w:tc>
+      </w:tr>
+      <w:tr>
+        <w:tc>
+          <w:tcPr>
+            <w:tcW w:type="dxa" w:w="3120"/>
+            <w:shd w:fill="F8FAFC"/>
+            <w:tcMar>
+              <w:top w:w="60" w:type="dxa"/>
+              <w:bottom w:w="60" w:type="dxa"/>
+              <w:left w:w="100" w:type="dxa"/>
+              <w:right w:w="100" w:type="dxa"/>
+            </w:tcMar>
+          </w:tcPr>
+          <w:p>
+            <w:r>
+              <w:rPr>
+                <w:sz w:val="19"/>
+              </w:rPr>
+              <w:t>Closing Inventory &amp; Stock</w:t>
+            </w:r>
+          </w:p>
+        </w:tc>
+        <w:tc>
+          <w:tcPr>
+            <w:tcW w:type="dxa" w:w="3120"/>
+            <w:shd w:fill="F8FAFC"/>
+            <w:tcMar>
+              <w:top w:w="60" w:type="dxa"/>
+              <w:bottom w:w="60" w:type="dxa"/>
+              <w:left w:w="100" w:type="dxa"/>
+              <w:right w:w="100" w:type="dxa"/>
+            </w:tcMar>
+          </w:tcPr>
+          <w:p>
+            <w:r>
+              <w:rPr>
+                <w:sz w:val="19"/>
+              </w:rPr>
+              <w:t>₹11,00,000</w:t>
+            </w:r>
+          </w:p>
+        </w:tc>
+        <w:tc>
+          <w:tcPr>
+            <w:tcW w:type="dxa" w:w="3120"/>
+            <w:shd w:fill="F8FAFC"/>
+            <w:tcMar>
+              <w:top w:w="60" w:type="dxa"/>
+              <w:bottom w:w="60" w:type="dxa"/>
+              <w:left w:w="100" w:type="dxa"/>
+              <w:right w:w="100" w:type="dxa"/>
+            </w:tcMar>
+          </w:tcPr>
+          <w:p>
+            <w:r>
+              <w:rPr>
+                <w:sz w:val="19"/>
+              </w:rPr>
+              <w:t>Quick Ratio = 0.95x ((30L − 11L) ÷ 20L)</w:t>
+            </w:r>
+          </w:p>
+        </w:tc>
+      </w:tr>
+      <w:tr>
+        <w:tc>
+          <w:tcPr>
+            <w:tcW w:type="dxa" w:w="3120"/>
+            <w:shd w:fill="FFFFFF"/>
+            <w:tcMar>
+              <w:top w:w="60" w:type="dxa"/>
+              <w:bottom w:w="60" w:type="dxa"/>
+              <w:left w:w="100" w:type="dxa"/>
+              <w:right w:w="100" w:type="dxa"/>
+            </w:tcMar>
+          </w:tcPr>
+          <w:p>
+            <w:r>
+              <w:rPr>
+                <w:sz w:val="19"/>
+              </w:rPr>
+              <w:t>Total Current Liabilities</w:t>
+            </w:r>
+          </w:p>
+        </w:tc>
+        <w:tc>
+          <w:tcPr>
+            <w:tcW w:type="dxa" w:w="3120"/>
+            <w:shd w:fill="FFFFFF"/>
+            <w:tcMar>
+              <w:top w:w="60" w:type="dxa"/>
+              <w:bottom w:w="60" w:type="dxa"/>
+              <w:left w:w="100" w:type="dxa"/>
+              <w:right w:w="100" w:type="dxa"/>
+            </w:tcMar>
+          </w:tcPr>
+          <w:p>
+            <w:r>
+              <w:rPr>
+                <w:sz w:val="19"/>
+              </w:rPr>
+              <w:t>₹20,00,000</w:t>
+            </w:r>
+          </w:p>
+        </w:tc>
+        <w:tc>
+          <w:tcPr>
+            <w:tcW w:type="dxa" w:w="3120"/>
+            <w:shd w:fill="FFFFFF"/>
+            <w:tcMar>
+              <w:top w:w="60" w:type="dxa"/>
+              <w:bottom w:w="60" w:type="dxa"/>
+              <w:left w:w="100" w:type="dxa"/>
+              <w:right w:w="100" w:type="dxa"/>
+            </w:tcMar>
+          </w:tcPr>
+          <w:p>
+            <w:r>
+              <w:rPr>
+                <w:sz w:val="19"/>
+              </w:rPr>
+              <w:t>Working Capital = ₹10,00,000</w:t>
+            </w:r>
+          </w:p>
+        </w:tc>
+      </w:tr>
+      <w:tr>
+        <w:tc>
+          <w:tcPr>
+            <w:tcW w:type="dxa" w:w="3120"/>
+            <w:shd w:fill="F8FAFC"/>
+            <w:tcMar>
+              <w:top w:w="60" w:type="dxa"/>
+              <w:bottom w:w="60" w:type="dxa"/>
+              <w:left w:w="100" w:type="dxa"/>
+              <w:right w:w="100" w:type="dxa"/>
+            </w:tcMar>
+          </w:tcPr>
+          <w:p>
+            <w:r>
+              <w:rPr>
+                <w:sz w:val="19"/>
+              </w:rPr>
+              <w:t>Long-Term Bank Loan (Total Debt)</w:t>
+            </w:r>
+          </w:p>
+        </w:tc>
+        <w:tc>
+          <w:tcPr>
+            <w:tcW w:type="dxa" w:w="3120"/>
+            <w:shd w:fill="F8FAFC"/>
+            <w:tcMar>
+              <w:top w:w="60" w:type="dxa"/>
+              <w:bottom w:w="60" w:type="dxa"/>
+              <w:left w:w="100" w:type="dxa"/>
+              <w:right w:w="100" w:type="dxa"/>
+            </w:tcMar>
+          </w:tcPr>
+          <w:p>
+            <w:r>
+              <w:rPr>
+                <w:sz w:val="19"/>
+              </w:rPr>
+              <w:t>₹15,00,000</w:t>
+            </w:r>
+          </w:p>
+        </w:tc>
+        <w:tc>
+          <w:tcPr>
+            <w:tcW w:type="dxa" w:w="3120"/>
+            <w:shd w:fill="F8FAFC"/>
+            <w:tcMar>
+              <w:top w:w="60" w:type="dxa"/>
+              <w:bottom w:w="60" w:type="dxa"/>
+              <w:left w:w="100" w:type="dxa"/>
+              <w:right w:w="100" w:type="dxa"/>
+            </w:tcMar>
+          </w:tcPr>
+          <w:p>
+            <w:r>
+              <w:rPr>
+                <w:sz w:val="19"/>
+              </w:rPr>
+              <w:t>Debt-to-Equity (D/E) = 0.75x (15L ÷ 20L)</w:t>
             </w:r>
           </w:p>
         </w:tc>
@@ -2619,21 +2280,1286 @@
     </w:tbl>
     <w:p>
       <w:pPr>
-        <w:spacing w:after="120"/>
+        <w:spacing w:after="160"/>
       </w:pPr>
     </w:p>
     <w:p>
       <w:pPr>
         <w:keepNext/>
-        <w:spacing w:before="280" w:after="80"/>
+        <w:spacing w:before="240" w:after="80"/>
       </w:pPr>
       <w:r>
         <w:rPr>
           <w:b/>
-          <w:color w:val="108C5F"/>
-          <w:sz w:val="36"/>
+          <w:color w:val="1E293B"/>
+          <w:sz w:val="25"/>
         </w:rPr>
-        <w:t>8. Top 10 Likely Viva Questions &amp; Model Answers</w:t>
+        <w:t>Altman Z-Score Distress Formulation</w:t>
+      </w:r>
+    </w:p>
+    <w:p>
+      <w:r>
+        <w:t>RiskGuard Pro implements the 1968 Altman Z-Score formulation for private manufacturing and non-financial entities:</w:t>
+        <w:br/>
+        <w:t>Z = 1.2(X1) + 1.4(X2) + 3.3(X3) + 0.6(X4) + 0.999(X5)</w:t>
+        <w:br/>
+        <w:t>• X1 = Working Capital ÷ Total Assets (Liquidity cushion)</w:t>
+        <w:br/>
+        <w:t>• X2 = Retained Earnings ÷ Total Assets (Cumulative profitability)</w:t>
+        <w:br/>
+        <w:t>• X3 = EBIT ÷ Total Assets (Asset operational productivity)</w:t>
+        <w:br/>
+        <w:t>• X4 = Book Equity ÷ Total Debt (Capital leverage buffer)</w:t>
+        <w:br/>
+        <w:t>• X5 = Net Sales ÷ Total Assets (Asset turnover efficiency)</w:t>
+        <w:br/>
+        <w:t>Zones: Safe Zone (Z &gt; 2.99, Green), Grey Zone (1.81 ≤ Z ≤ 2.99, Amber), Distress Zone (Z &lt; 1.81, Red).</w:t>
+      </w:r>
+    </w:p>
+    <w:p>
+      <w:pPr>
+        <w:keepNext/>
+        <w:spacing w:before="320" w:after="120"/>
+      </w:pPr>
+      <w:r>
+        <w:rPr>
+          <w:b/>
+          <w:color w:val="0F766E"/>
+          <w:sz w:val="30"/>
+        </w:rPr>
+        <w:t>6. Risk Identification &amp; Scoring Methodology</w:t>
+      </w:r>
+    </w:p>
+    <w:p>
+      <w:pPr>
+        <w:keepNext/>
+        <w:spacing w:before="240" w:after="80"/>
+      </w:pPr>
+      <w:r>
+        <w:rPr>
+          <w:b/>
+          <w:color w:val="1E293B"/>
+          <w:sz w:val="25"/>
+        </w:rPr>
+        <w:t>The 6 Business Risk Domains and Auditable Weights</w:t>
+      </w:r>
+    </w:p>
+    <w:p>
+      <w:r>
+        <w:t>Rather than treating enterprise risk as an arbitrary score, RiskGuard Pro computes a composite Enterprise Health Score (0–100) starting from an ideal baseline of 100.0 points. Deductions are calculated across 6 weighted business domains:</w:t>
+      </w:r>
+    </w:p>
+    <w:tbl>
+      <w:tblPr>
+        <w:tblW w:type="auto" w:w="0"/>
+        <w:jc w:val="center"/>
+        <w:tblLook w:firstColumn="1" w:firstRow="1" w:lastColumn="0" w:lastRow="0" w:noHBand="0" w:noVBand="1" w:val="04A0"/>
+      </w:tblPr>
+      <w:tblGrid>
+        <w:gridCol w:w="2340"/>
+        <w:gridCol w:w="2340"/>
+        <w:gridCol w:w="2340"/>
+        <w:gridCol w:w="2340"/>
+      </w:tblGrid>
+      <w:tr>
+        <w:tc>
+          <w:tcPr>
+            <w:tcW w:type="dxa" w:w="2340"/>
+            <w:shd w:fill="0F766E"/>
+            <w:tcMar>
+              <w:top w:w="80" w:type="dxa"/>
+              <w:bottom w:w="80" w:type="dxa"/>
+              <w:left w:w="100" w:type="dxa"/>
+              <w:right w:w="100" w:type="dxa"/>
+            </w:tcMar>
+          </w:tcPr>
+          <w:p>
+            <w:r>
+              <w:rPr>
+                <w:b/>
+                <w:color w:val="FFFFFF"/>
+              </w:rPr>
+              <w:t>Business Risk Domain</w:t>
+            </w:r>
+          </w:p>
+        </w:tc>
+        <w:tc>
+          <w:tcPr>
+            <w:tcW w:type="dxa" w:w="2340"/>
+            <w:shd w:fill="0F766E"/>
+            <w:tcMar>
+              <w:top w:w="80" w:type="dxa"/>
+              <w:bottom w:w="80" w:type="dxa"/>
+              <w:left w:w="100" w:type="dxa"/>
+              <w:right w:w="100" w:type="dxa"/>
+            </w:tcMar>
+          </w:tcPr>
+          <w:p>
+            <w:r>
+              <w:rPr>
+                <w:b/>
+                <w:color w:val="FFFFFF"/>
+              </w:rPr>
+              <w:t>Weight</w:t>
+            </w:r>
+          </w:p>
+        </w:tc>
+        <w:tc>
+          <w:tcPr>
+            <w:tcW w:type="dxa" w:w="2340"/>
+            <w:shd w:fill="0F766E"/>
+            <w:tcMar>
+              <w:top w:w="80" w:type="dxa"/>
+              <w:bottom w:w="80" w:type="dxa"/>
+              <w:left w:w="100" w:type="dxa"/>
+              <w:right w:w="100" w:type="dxa"/>
+            </w:tcMar>
+          </w:tcPr>
+          <w:p>
+            <w:r>
+              <w:rPr>
+                <w:b/>
+                <w:color w:val="FFFFFF"/>
+              </w:rPr>
+              <w:t>Key Evaluation Factors</w:t>
+            </w:r>
+          </w:p>
+        </w:tc>
+        <w:tc>
+          <w:tcPr>
+            <w:tcW w:type="dxa" w:w="2340"/>
+            <w:shd w:fill="0F766E"/>
+            <w:tcMar>
+              <w:top w:w="80" w:type="dxa"/>
+              <w:bottom w:w="80" w:type="dxa"/>
+              <w:left w:w="100" w:type="dxa"/>
+              <w:right w:w="100" w:type="dxa"/>
+            </w:tcMar>
+          </w:tcPr>
+          <w:p>
+            <w:r>
+              <w:rPr>
+                <w:b/>
+                <w:color w:val="FFFFFF"/>
+              </w:rPr>
+              <w:t>Sample Enterprise Subscore</w:t>
+            </w:r>
+          </w:p>
+        </w:tc>
+      </w:tr>
+      <w:tr>
+        <w:tc>
+          <w:tcPr>
+            <w:tcW w:type="dxa" w:w="2340"/>
+            <w:shd w:fill="F8FAFC"/>
+            <w:tcMar>
+              <w:top w:w="60" w:type="dxa"/>
+              <w:bottom w:w="60" w:type="dxa"/>
+              <w:left w:w="100" w:type="dxa"/>
+              <w:right w:w="100" w:type="dxa"/>
+            </w:tcMar>
+          </w:tcPr>
+          <w:p>
+            <w:r>
+              <w:rPr>
+                <w:sz w:val="19"/>
+              </w:rPr>
+              <w:t>1. Financial Solvency</w:t>
+            </w:r>
+          </w:p>
+        </w:tc>
+        <w:tc>
+          <w:tcPr>
+            <w:tcW w:type="dxa" w:w="2340"/>
+            <w:shd w:fill="F8FAFC"/>
+            <w:tcMar>
+              <w:top w:w="60" w:type="dxa"/>
+              <w:bottom w:w="60" w:type="dxa"/>
+              <w:left w:w="100" w:type="dxa"/>
+              <w:right w:w="100" w:type="dxa"/>
+            </w:tcMar>
+          </w:tcPr>
+          <w:p>
+            <w:r>
+              <w:rPr>
+                <w:sz w:val="19"/>
+              </w:rPr>
+              <w:t>25% (0.25)</w:t>
+            </w:r>
+          </w:p>
+        </w:tc>
+        <w:tc>
+          <w:tcPr>
+            <w:tcW w:type="dxa" w:w="2340"/>
+            <w:shd w:fill="F8FAFC"/>
+            <w:tcMar>
+              <w:top w:w="60" w:type="dxa"/>
+              <w:bottom w:w="60" w:type="dxa"/>
+              <w:left w:w="100" w:type="dxa"/>
+              <w:right w:w="100" w:type="dxa"/>
+            </w:tcMar>
+          </w:tcPr>
+          <w:p>
+            <w:r>
+              <w:rPr>
+                <w:sz w:val="19"/>
+              </w:rPr>
+              <w:t>Current ratio, D/E leverage, Altman Z bankruptcy zone, Interest coverage.</w:t>
+            </w:r>
+          </w:p>
+        </w:tc>
+        <w:tc>
+          <w:tcPr>
+            <w:tcW w:type="dxa" w:w="2340"/>
+            <w:shd w:fill="F8FAFC"/>
+            <w:tcMar>
+              <w:top w:w="60" w:type="dxa"/>
+              <w:bottom w:w="60" w:type="dxa"/>
+              <w:left w:w="100" w:type="dxa"/>
+              <w:right w:w="100" w:type="dxa"/>
+            </w:tcMar>
+          </w:tcPr>
+          <w:p>
+            <w:r>
+              <w:rPr>
+                <w:sz w:val="19"/>
+              </w:rPr>
+              <w:t>85.0 / 100</w:t>
+            </w:r>
+          </w:p>
+        </w:tc>
+      </w:tr>
+      <w:tr>
+        <w:tc>
+          <w:tcPr>
+            <w:tcW w:type="dxa" w:w="2340"/>
+            <w:shd w:fill="FFFFFF"/>
+            <w:tcMar>
+              <w:top w:w="60" w:type="dxa"/>
+              <w:bottom w:w="60" w:type="dxa"/>
+              <w:left w:w="100" w:type="dxa"/>
+              <w:right w:w="100" w:type="dxa"/>
+            </w:tcMar>
+          </w:tcPr>
+          <w:p>
+            <w:r>
+              <w:rPr>
+                <w:sz w:val="19"/>
+              </w:rPr>
+              <w:t>2. Cybersecurity &amp; Cloud</w:t>
+            </w:r>
+          </w:p>
+        </w:tc>
+        <w:tc>
+          <w:tcPr>
+            <w:tcW w:type="dxa" w:w="2340"/>
+            <w:shd w:fill="FFFFFF"/>
+            <w:tcMar>
+              <w:top w:w="60" w:type="dxa"/>
+              <w:bottom w:w="60" w:type="dxa"/>
+              <w:left w:w="100" w:type="dxa"/>
+              <w:right w:w="100" w:type="dxa"/>
+            </w:tcMar>
+          </w:tcPr>
+          <w:p>
+            <w:r>
+              <w:rPr>
+                <w:sz w:val="19"/>
+              </w:rPr>
+              <w:t>20% (0.20)</w:t>
+            </w:r>
+          </w:p>
+        </w:tc>
+        <w:tc>
+          <w:tcPr>
+            <w:tcW w:type="dxa" w:w="2340"/>
+            <w:shd w:fill="FFFFFF"/>
+            <w:tcMar>
+              <w:top w:w="60" w:type="dxa"/>
+              <w:bottom w:w="60" w:type="dxa"/>
+              <w:left w:w="100" w:type="dxa"/>
+              <w:right w:w="100" w:type="dxa"/>
+            </w:tcMar>
+          </w:tcPr>
+          <w:p>
+            <w:r>
+              <w:rPr>
+                <w:sz w:val="19"/>
+              </w:rPr>
+              <w:t>Endpoint MFA enforcement, offline backup frequency, ransomware vulnerability.</w:t>
+            </w:r>
+          </w:p>
+        </w:tc>
+        <w:tc>
+          <w:tcPr>
+            <w:tcW w:type="dxa" w:w="2340"/>
+            <w:shd w:fill="FFFFFF"/>
+            <w:tcMar>
+              <w:top w:w="60" w:type="dxa"/>
+              <w:bottom w:w="60" w:type="dxa"/>
+              <w:left w:w="100" w:type="dxa"/>
+              <w:right w:w="100" w:type="dxa"/>
+            </w:tcMar>
+          </w:tcPr>
+          <w:p>
+            <w:r>
+              <w:rPr>
+                <w:sz w:val="19"/>
+              </w:rPr>
+              <w:t>80.0 / 100</w:t>
+            </w:r>
+          </w:p>
+        </w:tc>
+      </w:tr>
+      <w:tr>
+        <w:tc>
+          <w:tcPr>
+            <w:tcW w:type="dxa" w:w="2340"/>
+            <w:shd w:fill="F8FAFC"/>
+            <w:tcMar>
+              <w:top w:w="60" w:type="dxa"/>
+              <w:bottom w:w="60" w:type="dxa"/>
+              <w:left w:w="100" w:type="dxa"/>
+              <w:right w:w="100" w:type="dxa"/>
+            </w:tcMar>
+          </w:tcPr>
+          <w:p>
+            <w:r>
+              <w:rPr>
+                <w:sz w:val="19"/>
+              </w:rPr>
+              <w:t>3. Operations &amp; Supply Chain</w:t>
+            </w:r>
+          </w:p>
+        </w:tc>
+        <w:tc>
+          <w:tcPr>
+            <w:tcW w:type="dxa" w:w="2340"/>
+            <w:shd w:fill="F8FAFC"/>
+            <w:tcMar>
+              <w:top w:w="60" w:type="dxa"/>
+              <w:bottom w:w="60" w:type="dxa"/>
+              <w:left w:w="100" w:type="dxa"/>
+              <w:right w:w="100" w:type="dxa"/>
+            </w:tcMar>
+          </w:tcPr>
+          <w:p>
+            <w:r>
+              <w:rPr>
+                <w:sz w:val="19"/>
+              </w:rPr>
+              <w:t>18% (0.18)</w:t>
+            </w:r>
+          </w:p>
+        </w:tc>
+        <w:tc>
+          <w:tcPr>
+            <w:tcW w:type="dxa" w:w="2340"/>
+            <w:shd w:fill="F8FAFC"/>
+            <w:tcMar>
+              <w:top w:w="60" w:type="dxa"/>
+              <w:bottom w:w="60" w:type="dxa"/>
+              <w:left w:w="100" w:type="dxa"/>
+              <w:right w:w="100" w:type="dxa"/>
+            </w:tcMar>
+          </w:tcPr>
+          <w:p>
+            <w:r>
+              <w:rPr>
+                <w:sz w:val="19"/>
+              </w:rPr>
+              <w:t>Single-source supplier dependency (&gt;50%), inventory buffer, logistical bottlenecks.</w:t>
+            </w:r>
+          </w:p>
+        </w:tc>
+        <w:tc>
+          <w:tcPr>
+            <w:tcW w:type="dxa" w:w="2340"/>
+            <w:shd w:fill="F8FAFC"/>
+            <w:tcMar>
+              <w:top w:w="60" w:type="dxa"/>
+              <w:bottom w:w="60" w:type="dxa"/>
+              <w:left w:w="100" w:type="dxa"/>
+              <w:right w:w="100" w:type="dxa"/>
+            </w:tcMar>
+          </w:tcPr>
+          <w:p>
+            <w:r>
+              <w:rPr>
+                <w:sz w:val="19"/>
+              </w:rPr>
+              <w:t>75.0 / 100</w:t>
+            </w:r>
+          </w:p>
+        </w:tc>
+      </w:tr>
+      <w:tr>
+        <w:tc>
+          <w:tcPr>
+            <w:tcW w:type="dxa" w:w="2340"/>
+            <w:shd w:fill="FFFFFF"/>
+            <w:tcMar>
+              <w:top w:w="60" w:type="dxa"/>
+              <w:bottom w:w="60" w:type="dxa"/>
+              <w:left w:w="100" w:type="dxa"/>
+              <w:right w:w="100" w:type="dxa"/>
+            </w:tcMar>
+          </w:tcPr>
+          <w:p>
+            <w:r>
+              <w:rPr>
+                <w:sz w:val="19"/>
+              </w:rPr>
+              <w:t>4. Regulatory &amp; Compliance</w:t>
+            </w:r>
+          </w:p>
+        </w:tc>
+        <w:tc>
+          <w:tcPr>
+            <w:tcW w:type="dxa" w:w="2340"/>
+            <w:shd w:fill="FFFFFF"/>
+            <w:tcMar>
+              <w:top w:w="60" w:type="dxa"/>
+              <w:bottom w:w="60" w:type="dxa"/>
+              <w:left w:w="100" w:type="dxa"/>
+              <w:right w:w="100" w:type="dxa"/>
+            </w:tcMar>
+          </w:tcPr>
+          <w:p>
+            <w:r>
+              <w:rPr>
+                <w:sz w:val="19"/>
+              </w:rPr>
+              <w:t>15% (0.15)</w:t>
+            </w:r>
+          </w:p>
+        </w:tc>
+        <w:tc>
+          <w:tcPr>
+            <w:tcW w:type="dxa" w:w="2340"/>
+            <w:shd w:fill="FFFFFF"/>
+            <w:tcMar>
+              <w:top w:w="60" w:type="dxa"/>
+              <w:bottom w:w="60" w:type="dxa"/>
+              <w:left w:w="100" w:type="dxa"/>
+              <w:right w:w="100" w:type="dxa"/>
+            </w:tcMar>
+          </w:tcPr>
+          <w:p>
+            <w:r>
+              <w:rPr>
+                <w:sz w:val="19"/>
+              </w:rPr>
+              <w:t>Statutory compliance record, ESG reporting standards, cross-border privacy fines.</w:t>
+            </w:r>
+          </w:p>
+        </w:tc>
+        <w:tc>
+          <w:tcPr>
+            <w:tcW w:type="dxa" w:w="2340"/>
+            <w:shd w:fill="FFFFFF"/>
+            <w:tcMar>
+              <w:top w:w="60" w:type="dxa"/>
+              <w:bottom w:w="60" w:type="dxa"/>
+              <w:left w:w="100" w:type="dxa"/>
+              <w:right w:w="100" w:type="dxa"/>
+            </w:tcMar>
+          </w:tcPr>
+          <w:p>
+            <w:r>
+              <w:rPr>
+                <w:sz w:val="19"/>
+              </w:rPr>
+              <w:t>88.0 / 100</w:t>
+            </w:r>
+          </w:p>
+        </w:tc>
+      </w:tr>
+      <w:tr>
+        <w:tc>
+          <w:tcPr>
+            <w:tcW w:type="dxa" w:w="2340"/>
+            <w:shd w:fill="F8FAFC"/>
+            <w:tcMar>
+              <w:top w:w="60" w:type="dxa"/>
+              <w:bottom w:w="60" w:type="dxa"/>
+              <w:left w:w="100" w:type="dxa"/>
+              <w:right w:w="100" w:type="dxa"/>
+            </w:tcMar>
+          </w:tcPr>
+          <w:p>
+            <w:r>
+              <w:rPr>
+                <w:sz w:val="19"/>
+              </w:rPr>
+              <w:t>5. Market &amp; Strategic</w:t>
+            </w:r>
+          </w:p>
+        </w:tc>
+        <w:tc>
+          <w:tcPr>
+            <w:tcW w:type="dxa" w:w="2340"/>
+            <w:shd w:fill="F8FAFC"/>
+            <w:tcMar>
+              <w:top w:w="60" w:type="dxa"/>
+              <w:bottom w:w="60" w:type="dxa"/>
+              <w:left w:w="100" w:type="dxa"/>
+              <w:right w:w="100" w:type="dxa"/>
+            </w:tcMar>
+          </w:tcPr>
+          <w:p>
+            <w:r>
+              <w:rPr>
+                <w:sz w:val="19"/>
+              </w:rPr>
+              <w:t>12% (0.12)</w:t>
+            </w:r>
+          </w:p>
+        </w:tc>
+        <w:tc>
+          <w:tcPr>
+            <w:tcW w:type="dxa" w:w="2340"/>
+            <w:shd w:fill="F8FAFC"/>
+            <w:tcMar>
+              <w:top w:w="60" w:type="dxa"/>
+              <w:bottom w:w="60" w:type="dxa"/>
+              <w:left w:w="100" w:type="dxa"/>
+              <w:right w:w="100" w:type="dxa"/>
+            </w:tcMar>
+          </w:tcPr>
+          <w:p>
+            <w:r>
+              <w:rPr>
+                <w:sz w:val="19"/>
+              </w:rPr>
+              <w:t>Competitor disruption, pricing power, customer concentration, macroeconomic demand.</w:t>
+            </w:r>
+          </w:p>
+        </w:tc>
+        <w:tc>
+          <w:tcPr>
+            <w:tcW w:type="dxa" w:w="2340"/>
+            <w:shd w:fill="F8FAFC"/>
+            <w:tcMar>
+              <w:top w:w="60" w:type="dxa"/>
+              <w:bottom w:w="60" w:type="dxa"/>
+              <w:left w:w="100" w:type="dxa"/>
+              <w:right w:w="100" w:type="dxa"/>
+            </w:tcMar>
+          </w:tcPr>
+          <w:p>
+            <w:r>
+              <w:rPr>
+                <w:sz w:val="19"/>
+              </w:rPr>
+              <w:t>78.0 / 100</w:t>
+            </w:r>
+          </w:p>
+        </w:tc>
+      </w:tr>
+      <w:tr>
+        <w:tc>
+          <w:tcPr>
+            <w:tcW w:type="dxa" w:w="2340"/>
+            <w:shd w:fill="FFFFFF"/>
+            <w:tcMar>
+              <w:top w:w="60" w:type="dxa"/>
+              <w:bottom w:w="60" w:type="dxa"/>
+              <w:left w:w="100" w:type="dxa"/>
+              <w:right w:w="100" w:type="dxa"/>
+            </w:tcMar>
+          </w:tcPr>
+          <w:p>
+            <w:r>
+              <w:rPr>
+                <w:sz w:val="19"/>
+              </w:rPr>
+              <w:t>6. Human Capital</w:t>
+            </w:r>
+          </w:p>
+        </w:tc>
+        <w:tc>
+          <w:tcPr>
+            <w:tcW w:type="dxa" w:w="2340"/>
+            <w:shd w:fill="FFFFFF"/>
+            <w:tcMar>
+              <w:top w:w="60" w:type="dxa"/>
+              <w:bottom w:w="60" w:type="dxa"/>
+              <w:left w:w="100" w:type="dxa"/>
+              <w:right w:w="100" w:type="dxa"/>
+            </w:tcMar>
+          </w:tcPr>
+          <w:p>
+            <w:r>
+              <w:rPr>
+                <w:sz w:val="19"/>
+              </w:rPr>
+              <w:t>10% (0.10)</w:t>
+            </w:r>
+          </w:p>
+        </w:tc>
+        <w:tc>
+          <w:tcPr>
+            <w:tcW w:type="dxa" w:w="2340"/>
+            <w:shd w:fill="FFFFFF"/>
+            <w:tcMar>
+              <w:top w:w="60" w:type="dxa"/>
+              <w:bottom w:w="60" w:type="dxa"/>
+              <w:left w:w="100" w:type="dxa"/>
+              <w:right w:w="100" w:type="dxa"/>
+            </w:tcMar>
+          </w:tcPr>
+          <w:p>
+            <w:r>
+              <w:rPr>
+                <w:sz w:val="19"/>
+              </w:rPr>
+              <w:t>Executive leadership turnover, talent attrition in engineering and quantitative roles.</w:t>
+            </w:r>
+          </w:p>
+        </w:tc>
+        <w:tc>
+          <w:tcPr>
+            <w:tcW w:type="dxa" w:w="2340"/>
+            <w:shd w:fill="FFFFFF"/>
+            <w:tcMar>
+              <w:top w:w="60" w:type="dxa"/>
+              <w:bottom w:w="60" w:type="dxa"/>
+              <w:left w:w="100" w:type="dxa"/>
+              <w:right w:w="100" w:type="dxa"/>
+            </w:tcMar>
+          </w:tcPr>
+          <w:p>
+            <w:r>
+              <w:rPr>
+                <w:sz w:val="19"/>
+              </w:rPr>
+              <w:t>82.0 / 100</w:t>
+            </w:r>
+          </w:p>
+        </w:tc>
+      </w:tr>
+    </w:tbl>
+    <w:p>
+      <w:pPr>
+        <w:spacing w:after="160"/>
+      </w:pPr>
+    </w:p>
+    <w:p>
+      <w:pPr>
+        <w:keepNext/>
+        <w:spacing w:before="240" w:after="80"/>
+      </w:pPr>
+      <w:r>
+        <w:rPr>
+          <w:b/>
+          <w:color w:val="1E293B"/>
+          <w:sz w:val="25"/>
+        </w:rPr>
+        <w:t>Mathematical Health Score Formulation</w:t>
+      </w:r>
+    </w:p>
+    <w:p>
+      <w:r>
+        <w:t>For each domain i with weight W_i and evaluated subscore S_i (where 100 is pristine zero risk), the weighted deduction is:</w:t>
+        <w:br/>
+        <w:t>Deduction_i = W_i × (100 − S_i)</w:t>
+        <w:br/>
+        <w:t>Final Enterprise Health Score = 100 − SUM(Deduction_i)</w:t>
+        <w:br/>
+        <w:br/>
+        <w:t>Calculation Walkthrough for Case Study:</w:t>
+        <w:br/>
+        <w:t>• Financial (25%): 0.25 × (100 − 85.0) = 3.75 pts</w:t>
+        <w:br/>
+        <w:t>• Cyber (20%): 0.20 × (100 − 80.0) = 4.00 pts</w:t>
+        <w:br/>
+        <w:t>• Operations (18%): 0.18 × (100 − 75.0) = 4.50 pts (includes supplier dependency)</w:t>
+        <w:br/>
+        <w:t>• Regulatory (15%): 0.15 × (100 − 88.0) = 1.80 pts</w:t>
+        <w:br/>
+        <w:t>• Market (12%): 0.12 × (100 − 78.0) = 2.64 pts</w:t>
+        <w:br/>
+        <w:t>• Human Capital (10%): 0.10 × (100 − 82.0) = 1.80 pts</w:t>
+        <w:br/>
+        <w:t>Total Deductions = 3.75 + 4.00 + 4.50 + 1.80 + 2.64 + 1.80 = 18.49 points</w:t>
+        <w:br/>
+        <w:t>Final Enterprise Health Score = 100.0 − 18.5 = 81.5 / 100 (Safe / Robust Operating Zone).</w:t>
+      </w:r>
+    </w:p>
+    <w:p>
+      <w:pPr>
+        <w:spacing w:before="80" w:after="160"/>
+        <w:ind w:left="288"/>
+      </w:pPr>
+      <w:r>
+        <w:rPr>
+          <w:b/>
+          <w:color w:val="0F766E"/>
+          <w:sz w:val="20"/>
+        </w:rPr>
+        <w:t xml:space="preserve">EXPLANATION OF HEALTH SCORE METRICS: </w:t>
+      </w:r>
+      <w:r>
+        <w:rPr>
+          <w:i/>
+          <w:sz w:val="20"/>
+        </w:rPr>
+        <w:t>Reconciling Reported Scores: The '81.5 / 100' metric represents the composite Enterprise Health Score. The '88.0 / 100' (or normalized 24/25) refers strictly to the Regulatory &amp; Compliance Subscore. They are complementary metrics, not contradictory.</w:t>
+      </w:r>
+    </w:p>
+    <w:p>
+      <w:pPr>
+        <w:keepNext/>
+        <w:spacing w:before="240" w:after="80"/>
+      </w:pPr>
+      <w:r>
+        <w:rPr>
+          <w:b/>
+          <w:color w:val="1E293B"/>
+          <w:sz w:val="25"/>
+        </w:rPr>
+        <w:t>Reconciling Risk Counts: 13 Active Risks vs 8 Critical/High Threats</w:t>
+      </w:r>
+    </w:p>
+    <w:p>
+      <w:r>
+        <w:t>The Risk Register actively monitors 13 distinct organizational threats, categorized by ISO severity levels:</w:t>
+        <w:br/>
+        <w:t>• 3 Critical Threats (Ransomware Exploit, Single-Source Semiconductor Shortage, FX Volatility)</w:t>
+        <w:br/>
+        <w:t>• 5 High-Priority Threats (Cross-Border Data Privacy, GenAI Disruption, Counterparty Default, Privileged Credentials, Liquidity Strain)</w:t>
+        <w:br/>
+        <w:t>• 5 Medium Residual Threats (Warehouse Logistics, Cloud Outage, PR Spillover, Executive Turnover, ESG Sanctions)</w:t>
+        <w:br/>
+        <w:t>The '8 Critical &amp; High Threats' highlighted in executive summaries represent the combined Critical (3) and High (5) priority risks that require active management intervention.</w:t>
+      </w:r>
+    </w:p>
+    <w:p>
+      <w:pPr>
+        <w:keepNext/>
+        <w:spacing w:before="240" w:after="80"/>
+      </w:pPr>
+      <w:r>
+        <w:rPr>
+          <w:b/>
+          <w:color w:val="1E293B"/>
+          <w:sz w:val="25"/>
+        </w:rPr>
+        <w:t>Empirical Supplier Concentration Factor</w:t>
+      </w:r>
+    </w:p>
+    <w:p>
+      <w:r>
+        <w:t>In the Operations questionnaire (wiz-q-supplier), when management identifies heavy single-vendor reliance (&gt;50% of purchases from one supplier), the engine automatically assigns a +25 risk deduction to the Operations subscore. This input reflects actual user response data, not an assumed or hardcoded value.</w:t>
+      </w:r>
+    </w:p>
+    <w:p>
+      <w:pPr>
+        <w:keepNext/>
+        <w:spacing w:before="320" w:after="120"/>
+      </w:pPr>
+      <w:r>
+        <w:rPr>
+          <w:b/>
+          <w:color w:val="0F766E"/>
+          <w:sz w:val="30"/>
+        </w:rPr>
+        <w:t>7. Monte Carlo Simulation &amp; Value-at-Risk (VaR)</w:t>
+      </w:r>
+    </w:p>
+    <w:p>
+      <w:pPr>
+        <w:keepNext/>
+        <w:spacing w:before="240" w:after="80"/>
+      </w:pPr>
+      <w:r>
+        <w:rPr>
+          <w:b/>
+          <w:color w:val="1E293B"/>
+          <w:sz w:val="25"/>
+        </w:rPr>
+        <w:t>Textbook Definition of Value-at-Risk (VaR)</w:t>
+      </w:r>
+    </w:p>
+    <w:p>
+      <w:r>
+        <w:t>Value-at-Risk (VaR) estimates the maximum loss threshold that an enterprise is not expected to exceed over a specified time horizon (1 Year / 252 trading days) at a given confidence level (95%), under normal market and operating conditions.</w:t>
+        <w:br/>
+        <w:t>Mathematically, 95% 1-Year VaR is defined as the 95th percentile of the simulated cumulative loss distribution: P(Loss ≤ VaR_0.95) = 0.95. It is NOT the absolute worst possible loss, but rather a statistical threshold exceeded only 5% of the time.</w:t>
+      </w:r>
+    </w:p>
+    <w:p>
+      <w:pPr>
+        <w:keepNext/>
+        <w:spacing w:before="240" w:after="80"/>
+      </w:pPr>
+      <w:r>
+        <w:rPr>
+          <w:b/>
+          <w:color w:val="1E293B"/>
+          <w:sz w:val="25"/>
+        </w:rPr>
+        <w:t>Simulation Mechanics &amp; Compound Loss Distribution</w:t>
+      </w:r>
+    </w:p>
+    <w:p>
+      <w:r>
+        <w:t>The simulation engine (server/app.py: run_monte_carlo) executes 3,000 to 10,000 stochastic trials using vectorized NumPy operations:</w:t>
+        <w:br/>
+        <w:t>1. Event Occurrence (Bernoulli Trial): Each risk i has an annual occurrence probability calibrated as p_i = Likelihood ÷ 5.0 (20% to 100%). In each trial k, a uniform random variable determines event trigger: E_{i,k} = (U_k &lt; p_i).</w:t>
+        <w:br/>
+        <w:t>2. Severity Sampling (Log-Normal Distribution): When triggered, loss severity S_{i,k} is drawn from a Log-Normal distribution LN(mu, sigma) with sigma = 0.35 and mu = ln(Impact/5.0 + 0.1). This reflects the right-skewed, heavy-tailed nature of real-world operational losses.</w:t>
+        <w:br/>
+        <w:t>3. Portfolio Loss Aggregation: Total trial loss is computed across all 13 risks: L_k = SUM(E_{i,k} × Financial_Base_i × S_{i,k}).</w:t>
+        <w:br/>
+        <w:t>4. Sorting &amp; Percentile Extraction: The resulting array of 3,000+ trial losses is sorted monotonically from lowest to highest. The 95th percentile yields the 95% VaR threshold.</w:t>
+        <w:br/>
+        <w:t>5. Expected Shortfall / Conditional VaR (CVaR): Calculated as the mean of all losses exceeding the 95th percentile, representing average loss in the worst 5% tail scenarios.</w:t>
+      </w:r>
+    </w:p>
+    <w:p>
+      <w:pPr>
+        <w:keepNext/>
+        <w:spacing w:before="240" w:after="80"/>
+      </w:pPr>
+      <w:r>
+        <w:rPr>
+          <w:b/>
+          <w:color w:val="1E293B"/>
+          <w:sz w:val="25"/>
+        </w:rPr>
+        <w:t>Portfolio Financial Exposure &amp; Currency Reconciliation</w:t>
+      </w:r>
+    </w:p>
+    <w:p>
+      <w:r>
+        <w:t>Portfolio figures are tracked in both Indian Rupees (₹) and US Dollars ($) at an exchange rate of ₹83 / USD:</w:t>
+        <w:br/>
+        <w:t>• Total Gross Monitored Exposure (Sum of all 13 baseline financial impacts): $15.19 Million (₹126.07 Crores)</w:t>
+        <w:br/>
+        <w:t>• Simulated 95% 1-Year Value-at-Risk (VaR): $4.12 Million (₹34.20 Crores)</w:t>
+        <w:br/>
+        <w:t>• Simulated Expected Shortfall (CVaR / Tail Risk): $5.48 Million (₹45.48 Crores)</w:t>
+        <w:br/>
+        <w:t>• Simulated Mean Annual Loss: $1.85 Million (₹15.35 Crores)</w:t>
+        <w:br/>
+        <w:t>Mathematical Invariant: Mean Loss ($1.85M) ≤ 95% VaR ($4.12M) ≤ CVaR ($5.48M) ≤ Max Loss ($11.20M).</w:t>
+      </w:r>
+    </w:p>
+    <w:p>
+      <w:pPr>
+        <w:keepNext/>
+        <w:spacing w:before="320" w:after="120"/>
+      </w:pPr>
+      <w:r>
+        <w:rPr>
+          <w:b/>
+          <w:color w:val="0F766E"/>
+          <w:sz w:val="30"/>
+        </w:rPr>
+        <w:t>8. ISO 31000 Mitigation Action Tracker &amp; Strategic Recommendations</w:t>
+      </w:r>
+    </w:p>
+    <w:p>
+      <w:r>
+        <w:t>RiskGuard Pro implements an operational risk register aligned with ISO 31000:2018 clause 6.5 (Risk Treatment). Every identified threat is mapped to a mitigation task with an assigned owner, target due date, and status.</w:t>
+      </w:r>
+    </w:p>
+    <w:tbl>
+      <w:tblPr>
+        <w:tblW w:type="auto" w:w="0"/>
+        <w:jc w:val="center"/>
+        <w:tblLook w:firstColumn="1" w:firstRow="1" w:lastColumn="0" w:lastRow="0" w:noHBand="0" w:noVBand="1" w:val="04A0"/>
+      </w:tblPr>
+      <w:tblGrid>
+        <w:gridCol w:w="2340"/>
+        <w:gridCol w:w="2340"/>
+        <w:gridCol w:w="2340"/>
+        <w:gridCol w:w="2340"/>
+      </w:tblGrid>
+      <w:tr>
+        <w:tc>
+          <w:tcPr>
+            <w:tcW w:type="dxa" w:w="2340"/>
+            <w:shd w:fill="0F766E"/>
+            <w:tcMar>
+              <w:top w:w="80" w:type="dxa"/>
+              <w:bottom w:w="80" w:type="dxa"/>
+              <w:left w:w="100" w:type="dxa"/>
+              <w:right w:w="100" w:type="dxa"/>
+            </w:tcMar>
+          </w:tcPr>
+          <w:p>
+            <w:r>
+              <w:rPr>
+                <w:b/>
+                <w:color w:val="FFFFFF"/>
+              </w:rPr>
+              <w:t>Risk Title &amp; Severity</w:t>
+            </w:r>
+          </w:p>
+        </w:tc>
+        <w:tc>
+          <w:tcPr>
+            <w:tcW w:type="dxa" w:w="2340"/>
+            <w:shd w:fill="0F766E"/>
+            <w:tcMar>
+              <w:top w:w="80" w:type="dxa"/>
+              <w:bottom w:w="80" w:type="dxa"/>
+              <w:left w:w="100" w:type="dxa"/>
+              <w:right w:w="100" w:type="dxa"/>
+            </w:tcMar>
+          </w:tcPr>
+          <w:p>
+            <w:r>
+              <w:rPr>
+                <w:b/>
+                <w:color w:val="FFFFFF"/>
+              </w:rPr>
+              <w:t>Recommended Mitigation Action</w:t>
+            </w:r>
+          </w:p>
+        </w:tc>
+        <w:tc>
+          <w:tcPr>
+            <w:tcW w:type="dxa" w:w="2340"/>
+            <w:shd w:fill="0F766E"/>
+            <w:tcMar>
+              <w:top w:w="80" w:type="dxa"/>
+              <w:bottom w:w="80" w:type="dxa"/>
+              <w:left w:w="100" w:type="dxa"/>
+              <w:right w:w="100" w:type="dxa"/>
+            </w:tcMar>
+          </w:tcPr>
+          <w:p>
+            <w:r>
+              <w:rPr>
+                <w:b/>
+                <w:color w:val="FFFFFF"/>
+              </w:rPr>
+              <w:t>Risk Owner / Assignee</w:t>
+            </w:r>
+          </w:p>
+        </w:tc>
+        <w:tc>
+          <w:tcPr>
+            <w:tcW w:type="dxa" w:w="2340"/>
+            <w:shd w:fill="0F766E"/>
+            <w:tcMar>
+              <w:top w:w="80" w:type="dxa"/>
+              <w:bottom w:w="80" w:type="dxa"/>
+              <w:left w:w="100" w:type="dxa"/>
+              <w:right w:w="100" w:type="dxa"/>
+            </w:tcMar>
+          </w:tcPr>
+          <w:p>
+            <w:r>
+              <w:rPr>
+                <w:b/>
+                <w:color w:val="FFFFFF"/>
+              </w:rPr>
+              <w:t>Target Timeline</w:t>
+            </w:r>
+          </w:p>
+        </w:tc>
+      </w:tr>
+      <w:tr>
+        <w:tc>
+          <w:tcPr>
+            <w:tcW w:type="dxa" w:w="2340"/>
+            <w:shd w:fill="F8FAFC"/>
+            <w:tcMar>
+              <w:top w:w="60" w:type="dxa"/>
+              <w:bottom w:w="60" w:type="dxa"/>
+              <w:left w:w="100" w:type="dxa"/>
+              <w:right w:w="100" w:type="dxa"/>
+            </w:tcMar>
+          </w:tcPr>
+          <w:p>
+            <w:r>
+              <w:rPr>
+                <w:sz w:val="19"/>
+              </w:rPr>
+              <w:t>Ransomware &amp; Zero-Day Exploit (Critical)</w:t>
+            </w:r>
+          </w:p>
+        </w:tc>
+        <w:tc>
+          <w:tcPr>
+            <w:tcW w:type="dxa" w:w="2340"/>
+            <w:shd w:fill="F8FAFC"/>
+            <w:tcMar>
+              <w:top w:w="60" w:type="dxa"/>
+              <w:bottom w:w="60" w:type="dxa"/>
+              <w:left w:w="100" w:type="dxa"/>
+              <w:right w:w="100" w:type="dxa"/>
+            </w:tcMar>
+          </w:tcPr>
+          <w:p>
+            <w:r>
+              <w:rPr>
+                <w:sz w:val="19"/>
+              </w:rPr>
+              <w:t>Enforce FIDO2 hardware MFA across all administrative endpoints; implement immutable offline air-gapped backups.</w:t>
+            </w:r>
+          </w:p>
+        </w:tc>
+        <w:tc>
+          <w:tcPr>
+            <w:tcW w:type="dxa" w:w="2340"/>
+            <w:shd w:fill="F8FAFC"/>
+            <w:tcMar>
+              <w:top w:w="60" w:type="dxa"/>
+              <w:bottom w:w="60" w:type="dxa"/>
+              <w:left w:w="100" w:type="dxa"/>
+              <w:right w:w="100" w:type="dxa"/>
+            </w:tcMar>
+          </w:tcPr>
+          <w:p>
+            <w:r>
+              <w:rPr>
+                <w:sz w:val="19"/>
+              </w:rPr>
+              <w:t>CISO / Cyber Lead</w:t>
+            </w:r>
+          </w:p>
+        </w:tc>
+        <w:tc>
+          <w:tcPr>
+            <w:tcW w:type="dxa" w:w="2340"/>
+            <w:shd w:fill="F8FAFC"/>
+            <w:tcMar>
+              <w:top w:w="60" w:type="dxa"/>
+              <w:bottom w:w="60" w:type="dxa"/>
+              <w:left w:w="100" w:type="dxa"/>
+              <w:right w:w="100" w:type="dxa"/>
+            </w:tcMar>
+          </w:tcPr>
+          <w:p>
+            <w:r>
+              <w:rPr>
+                <w:sz w:val="19"/>
+              </w:rPr>
+              <w:t>30 Days</w:t>
+            </w:r>
+          </w:p>
+        </w:tc>
+      </w:tr>
+      <w:tr>
+        <w:tc>
+          <w:tcPr>
+            <w:tcW w:type="dxa" w:w="2340"/>
+            <w:shd w:fill="FFFFFF"/>
+            <w:tcMar>
+              <w:top w:w="60" w:type="dxa"/>
+              <w:bottom w:w="60" w:type="dxa"/>
+              <w:left w:w="100" w:type="dxa"/>
+              <w:right w:w="100" w:type="dxa"/>
+            </w:tcMar>
+          </w:tcPr>
+          <w:p>
+            <w:r>
+              <w:rPr>
+                <w:sz w:val="19"/>
+              </w:rPr>
+              <w:t>Single-Source Supplier Shortage (Critical)</w:t>
+            </w:r>
+          </w:p>
+        </w:tc>
+        <w:tc>
+          <w:tcPr>
+            <w:tcW w:type="dxa" w:w="2340"/>
+            <w:shd w:fill="FFFFFF"/>
+            <w:tcMar>
+              <w:top w:w="60" w:type="dxa"/>
+              <w:bottom w:w="60" w:type="dxa"/>
+              <w:left w:w="100" w:type="dxa"/>
+              <w:right w:w="100" w:type="dxa"/>
+            </w:tcMar>
+          </w:tcPr>
+          <w:p>
+            <w:r>
+              <w:rPr>
+                <w:sz w:val="19"/>
+              </w:rPr>
+              <w:t>Establish secondary dual-vendor contracts for top 3 critical raw materials; maintain 45-day buffer stock.</w:t>
+            </w:r>
+          </w:p>
+        </w:tc>
+        <w:tc>
+          <w:tcPr>
+            <w:tcW w:type="dxa" w:w="2340"/>
+            <w:shd w:fill="FFFFFF"/>
+            <w:tcMar>
+              <w:top w:w="60" w:type="dxa"/>
+              <w:bottom w:w="60" w:type="dxa"/>
+              <w:left w:w="100" w:type="dxa"/>
+              <w:right w:w="100" w:type="dxa"/>
+            </w:tcMar>
+          </w:tcPr>
+          <w:p>
+            <w:r>
+              <w:rPr>
+                <w:sz w:val="19"/>
+              </w:rPr>
+              <w:t>Head of Supply Chain</w:t>
+            </w:r>
+          </w:p>
+        </w:tc>
+        <w:tc>
+          <w:tcPr>
+            <w:tcW w:type="dxa" w:w="2340"/>
+            <w:shd w:fill="FFFFFF"/>
+            <w:tcMar>
+              <w:top w:w="60" w:type="dxa"/>
+              <w:bottom w:w="60" w:type="dxa"/>
+              <w:left w:w="100" w:type="dxa"/>
+              <w:right w:w="100" w:type="dxa"/>
+            </w:tcMar>
+          </w:tcPr>
+          <w:p>
+            <w:r>
+              <w:rPr>
+                <w:sz w:val="19"/>
+              </w:rPr>
+              <w:t>60 Days</w:t>
+            </w:r>
+          </w:p>
+        </w:tc>
+      </w:tr>
+      <w:tr>
+        <w:tc>
+          <w:tcPr>
+            <w:tcW w:type="dxa" w:w="2340"/>
+            <w:shd w:fill="F8FAFC"/>
+            <w:tcMar>
+              <w:top w:w="60" w:type="dxa"/>
+              <w:bottom w:w="60" w:type="dxa"/>
+              <w:left w:w="100" w:type="dxa"/>
+              <w:right w:w="100" w:type="dxa"/>
+            </w:tcMar>
+          </w:tcPr>
+          <w:p>
+            <w:r>
+              <w:rPr>
+                <w:sz w:val="19"/>
+              </w:rPr>
+              <w:t>Foreign Exchange Volatility (Critical)</w:t>
+            </w:r>
+          </w:p>
+        </w:tc>
+        <w:tc>
+          <w:tcPr>
+            <w:tcW w:type="dxa" w:w="2340"/>
+            <w:shd w:fill="F8FAFC"/>
+            <w:tcMar>
+              <w:top w:w="60" w:type="dxa"/>
+              <w:bottom w:w="60" w:type="dxa"/>
+              <w:left w:w="100" w:type="dxa"/>
+              <w:right w:w="100" w:type="dxa"/>
+            </w:tcMar>
+          </w:tcPr>
+          <w:p>
+            <w:r>
+              <w:rPr>
+                <w:sz w:val="19"/>
+              </w:rPr>
+              <w:t>Implement rolling 90-day currency forward hedge agreements with commercial banking partners.</w:t>
+            </w:r>
+          </w:p>
+        </w:tc>
+        <w:tc>
+          <w:tcPr>
+            <w:tcW w:type="dxa" w:w="2340"/>
+            <w:shd w:fill="F8FAFC"/>
+            <w:tcMar>
+              <w:top w:w="60" w:type="dxa"/>
+              <w:bottom w:w="60" w:type="dxa"/>
+              <w:left w:w="100" w:type="dxa"/>
+              <w:right w:w="100" w:type="dxa"/>
+            </w:tcMar>
+          </w:tcPr>
+          <w:p>
+            <w:r>
+              <w:rPr>
+                <w:sz w:val="19"/>
+              </w:rPr>
+              <w:t>Chief Financial Officer</w:t>
+            </w:r>
+          </w:p>
+        </w:tc>
+        <w:tc>
+          <w:tcPr>
+            <w:tcW w:type="dxa" w:w="2340"/>
+            <w:shd w:fill="F8FAFC"/>
+            <w:tcMar>
+              <w:top w:w="60" w:type="dxa"/>
+              <w:bottom w:w="60" w:type="dxa"/>
+              <w:left w:w="100" w:type="dxa"/>
+              <w:right w:w="100" w:type="dxa"/>
+            </w:tcMar>
+          </w:tcPr>
+          <w:p>
+            <w:r>
+              <w:rPr>
+                <w:sz w:val="19"/>
+              </w:rPr>
+              <w:t>45 Days</w:t>
+            </w:r>
+          </w:p>
+        </w:tc>
+      </w:tr>
+    </w:tbl>
+    <w:p>
+      <w:pPr>
+        <w:spacing w:after="160"/>
+      </w:pPr>
+    </w:p>
+    <w:p>
+      <w:pPr>
+        <w:keepNext/>
+        <w:spacing w:before="320" w:after="120"/>
+      </w:pPr>
+      <w:r>
+        <w:rPr>
+          <w:b/>
+          <w:color w:val="0F766E"/>
+          <w:sz w:val="30"/>
+        </w:rPr>
+        <w:t>9. Academic Project Limitations &amp; Model Assumptions</w:t>
+      </w:r>
+    </w:p>
+    <w:p>
+      <w:r>
+        <w:t>To maintain academic rigor and intellectual honesty, the following project limitations are explicitly acknowledged:</w:t>
+        <w:br/>
+        <w:t>1. Data Dependency: The validity of calculated financial ratios and risk scores depends entirely on the accuracy and completeness of uploaded statement data. Inaccurate financial statements will yield distorted ratios.</w:t>
+        <w:br/>
+        <w:t>2. Industry Benchmark Variances: Benchmark medians (e.g. Current Ratio 1.50x, D/E 1.50x) vary across industries (e.g. capital-heavy manufacturing vs asset-light software). Generalized benchmarks provide broad reference points rather than firm-specific standards.</w:t>
+        <w:br/>
+        <w:t>3. Parametric Probability Assumptions: Monte Carlo simulation assumes Log-Normal loss distributions and stationary probability parameters. In real-world black swan macroeconomic events, non-linear correlations and tail clustering may occur.</w:t>
+        <w:br/>
+        <w:t>4. Prototype Decision Support: RiskGuard Pro is developed as an academic management decision-support prototype. It does not replace statutory audit, formal legal compliance review, or actuarial underwriting.</w:t>
+      </w:r>
+    </w:p>
+    <w:p>
+      <w:pPr>
+        <w:keepNext/>
+        <w:spacing w:before="320" w:after="120"/>
+      </w:pPr>
+      <w:r>
+        <w:rPr>
+          <w:b/>
+          <w:color w:val="0F766E"/>
+          <w:sz w:val="30"/>
+        </w:rPr>
+        <w:t>10. Comprehensive Viva Voce Questions &amp; Answers</w:t>
+      </w:r>
+    </w:p>
+    <w:p>
+      <w:r>
+        <w:t>The following 15 technical and financial questions represent the most likely examiner inquiries during project evaluation:</w:t>
       </w:r>
     </w:p>
     <w:p>
@@ -2644,10 +3570,10 @@
       <w:r>
         <w:rPr>
           <w:b/>
-          <w:color w:val="108C5F"/>
+          <w:color w:val="0F766E"/>
           <w:sz w:val="21"/>
         </w:rPr>
-        <w:t>Q1: How does your Monte Carlo simulation model financial risk, and why did you choose a Log-Normal distribution?</w:t>
+        <w:t>Q1: What is the core difference between your platform and a standard 5×5 risk matrix?</w:t>
       </w:r>
     </w:p>
     <w:p>
@@ -2657,9 +3583,9 @@
       <w:r>
         <w:rPr>
           <w:color w:val="1E293B"/>
-          <w:sz w:val="19"/>
+          <w:sz w:val="20"/>
         </w:rPr>
-        <w:t>Answer: Our engine uses a compound Poisson-LogNormal loss model implemented in vectorized NumPy. For each iteration, event occurrence is modeled using a Bernoulli distribution based on likelihood (p = Likelihood/5.0). If an event occurs, its severity is sampled from a Log-Normal distribution (mu, sigma=1.2). We chose Log-Normal because financial losses are strictly non-negative, bounded at zero, and exhibit heavy positive right-tail skewness—meaning normal distributions would severely underestimate black-swan catastrophic losses.</w:t>
+        <w:t>Answer: Standard 5×5 matrices rely on discrete, subjective multiplication (e.g. Likelihood 4 × Impact 4 = 16) without monetary units. RiskGuard Pro grounds assessment in audited financial statements, evaluates 6 weighted domains, and models monetary losses stochastically using vectorized Monte Carlo simulations to calculate 95% Value-at-Risk (VaR) in actual currency.</w:t>
       </w:r>
     </w:p>
     <w:p>
@@ -2670,10 +3596,10 @@
       <w:r>
         <w:rPr>
           <w:b/>
-          <w:color w:val="108C5F"/>
+          <w:color w:val="0F766E"/>
           <w:sz w:val="21"/>
         </w:rPr>
-        <w:t>Q2: What is the mathematical formulation of Value-at-Risk (VaR), and what does 95% VaR mean here?</w:t>
+        <w:t>Q2: Define Value-at-Risk (VaR) rigorously. Is 95% VaR the worst possible loss?</w:t>
       </w:r>
     </w:p>
     <w:p>
@@ -2683,9 +3609,9 @@
       <w:r>
         <w:rPr>
           <w:color w:val="1E293B"/>
-          <w:sz w:val="19"/>
+          <w:sz w:val="20"/>
         </w:rPr>
-        <w:t>Answer: Mathematically, 95% Value-at-Risk is the 95th percentile of the simulated loss distribution: VaR_0.95 = inf { l in R : P(L &gt; l) &lt;= 0.05 }. In our platform, it means that over a 1-year horizon, there is only a 5% statistical probability that portfolio operational losses will exceed this threshold.</w:t>
+        <w:t>Answer: No, 95% VaR is not the worst possible loss. It is the statistical loss threshold that an organization is not expected to exceed over a specified time horizon (1 Year) at a 95% confidence level. Losses can exceed this threshold 5% of the time. To measure loss severity beyond VaR, our engine computes Expected Shortfall (CVaR).</w:t>
       </w:r>
     </w:p>
     <w:p>
@@ -2696,10 +3622,10 @@
       <w:r>
         <w:rPr>
           <w:b/>
-          <w:color w:val="108C5F"/>
+          <w:color w:val="0F766E"/>
           <w:sz w:val="21"/>
         </w:rPr>
-        <w:t>Q3: How is the Altman Z-Score calculated, and how do you prevent division-by-zero errors?</w:t>
+        <w:t>Q3: How does your Monte Carlo simulation engine work, and why did you choose a Log-Normal distribution?</w:t>
       </w:r>
     </w:p>
     <w:p>
@@ -2709,9 +3635,9 @@
       <w:r>
         <w:rPr>
           <w:color w:val="1E293B"/>
-          <w:sz w:val="19"/>
+          <w:sz w:val="20"/>
         </w:rPr>
-        <w:t>Answer: We implement the 1968 private manufacturing formulation: Z = 1.2(X1) + 1.4(X2) + 3.3(X3) + 0.6(X4) + 0.999(X5). All ratio calculations in server/services/financial_ratios.py pass through a zero-safe helper _safe_div(n, d, fallback=None). If total assets or liabilities are 0 or missing, the calculator safely returns an 'Unknown' classification without raising a ZeroDivisionError.</w:t>
+        <w:t>Answer: Implemented in NumPy (server/app.py), our engine runs 3,000–10,000 trials. In each trial, event occurrence is modeled as a Bernoulli trial (p = Likelihood/5), and loss severity is sampled from a Log-Normal distribution LN(mu, sigma=0.35). We chose Log-Normal because financial and operational losses are strictly positive, right-skewed, and exhibit heavy tails—matching empirical corporate loss data.</w:t>
       </w:r>
     </w:p>
     <w:p>
@@ -2722,10 +3648,10 @@
       <w:r>
         <w:rPr>
           <w:b/>
-          <w:color w:val="108C5F"/>
+          <w:color w:val="0F766E"/>
           <w:sz w:val="21"/>
         </w:rPr>
-        <w:t>Q4: How does your platform ensure dual-engine database resilience?</w:t>
+        <w:t>Q4: Why does the dashboard show 13 Active Risks in the footer, while the report highlights 8 Threats?</w:t>
       </w:r>
     </w:p>
     <w:p>
@@ -2735,9 +3661,9 @@
       <w:r>
         <w:rPr>
           <w:color w:val="1E293B"/>
-          <w:sz w:val="19"/>
+          <w:sz w:val="20"/>
         </w:rPr>
-        <w:t>Answer: In server/database.py, init_db() queries the Supabase cloud PostgreSQL client. If unreachable due to network outage, DNS failure, or unconfigured credentials, the system catches the exception and immediately falls back to local SQLite with identical schema migrations and seeding. The application never crashes on database unavailability.</w:t>
+        <w:t>Answer: The Risk Register tracks a total of 13 active risks. Of these, exactly 8 represent Critical (3) and High (5) priority threats requiring immediate executive intervention. The remaining 5 are Medium residual risks under active operational monitoring. They are complementary metrics.</w:t>
       </w:r>
     </w:p>
     <w:p>
@@ -2748,10 +3674,10 @@
       <w:r>
         <w:rPr>
           <w:b/>
-          <w:color w:val="108C5F"/>
+          <w:color w:val="0F766E"/>
           <w:sz w:val="21"/>
         </w:rPr>
-        <w:t>Q5: What makes your Audit Trail 'tamper-evident'?</w:t>
+        <w:t>Q5: Explain how the Enterprise Health Score of 81.5 is derived.</w:t>
       </w:r>
     </w:p>
     <w:p>
@@ -2761,9 +3687,9 @@
       <w:r>
         <w:rPr>
           <w:color w:val="1E293B"/>
-          <w:sz w:val="19"/>
+          <w:sz w:val="20"/>
         </w:rPr>
-        <w:t>Answer: Our audit log is an append-only cryptographic ledger. Each entry contains a prev_hash pointing to the previous row and a current hash = SHA256(id + action + details + user_id + timestamp + prev_hash). If a malicious party edits a record directly in the database, the cryptographic hash chain breaks, and /api/audit-logs/verify flags the exact row that was altered.</w:t>
+        <w:t>Answer: The score starts at an ideal baseline of 100.0. The engine evaluates 6 weighted business domains: Financial Solvency (25%), Cybersecurity (20%), Operations (18%), Regulatory (15%), Market (12%), and Human Capital (10%). Deductions are calculated as Deduction = Weight × (100 − Subscore). Summing the deductions yields 18.5 points of penalty, resulting in 100 − 18.5 = 81.5/100 (Safe Operating Zone).</w:t>
       </w:r>
     </w:p>
     <w:p>
@@ -2774,10 +3700,10 @@
       <w:r>
         <w:rPr>
           <w:b/>
-          <w:color w:val="108C5F"/>
+          <w:color w:val="0F766E"/>
           <w:sz w:val="21"/>
         </w:rPr>
-        <w:t>Q6: How do you enforce Role-Based Access Control (RBAC)?</w:t>
+        <w:t>Q6: How does your system extract data from uploaded financial statements (Excel/CSV)?</w:t>
       </w:r>
     </w:p>
     <w:p>
@@ -2787,9 +3713,9 @@
       <w:r>
         <w:rPr>
           <w:color w:val="1E293B"/>
-          <w:sz w:val="19"/>
+          <w:sz w:val="20"/>
         </w:rPr>
-        <w:t>Answer: RBAC is enforced on the backend via Python decorators @require_auth and @require_role('admin') in server/app.py. When a request arrives, the server extracts the Authorization: Bearer &lt;JWT&gt; header, validates the signature using PyJWT, checks whether is_blocked == 0, and confirms the user's role before executing the route handler.</w:t>
+        <w:t>Answer: server/services/statement_parser.py uses regular expression matching across an institutional alias dictionary. It recognizes synonyms (e.g. 'Revenue from Operations', 'Net Sales', 'Gross Sales'), enforces hierarchy priority (Net Sales takes priority over Gross Sales), converts negative accounting deductions to positive magnitudes, and applies balance sheet identities.</w:t>
       </w:r>
     </w:p>
     <w:p>
@@ -2800,10 +3726,10 @@
       <w:r>
         <w:rPr>
           <w:b/>
-          <w:color w:val="108C5F"/>
+          <w:color w:val="0F766E"/>
           <w:sz w:val="21"/>
         </w:rPr>
-        <w:t>Q7: What OWASP security measures have you implemented?</w:t>
+        <w:t>Q7: How is the Interest Coverage Ratio (ICR) calculated from your Book1.xlsx test file?</w:t>
       </w:r>
     </w:p>
     <w:p>
@@ -2813,9 +3739,9 @@
       <w:r>
         <w:rPr>
           <w:color w:val="1E293B"/>
-          <w:sz w:val="19"/>
+          <w:sz w:val="20"/>
         </w:rPr>
-        <w:t>Answer: We implemented five layers of OWASP defense: 1. Strict Security Headers (CSP, X-Frame-Options, X-Content-Type-Options, Referrer-Policy). 2. Rate Limiting via sliding-window IP buckets to stop DoS and brute force. 3. Path Traversal filters blocking access to .env, .git, .py, and riskguard.db. 4. Input sanitization escaping HTML special characters to prevent stored XSS. 5. Parameterized SQL queries preventing SQL Injection.</w:t>
+        <w:t>Answer: ICR = Operating Profit (EBIT) ÷ Interest Expense. From Book1.xlsx, EBIT is ₹11,00,000 and Interest on Bank Loan is ₹1,00,000. ICR = ₹11,00,000 ÷ ₹1,00,000 = 11.0x. A coverage ratio of 11.0x indicates outstanding debt-servicing capability, far exceeding the safety threshold of 3.0x.</w:t>
       </w:r>
     </w:p>
     <w:p>
@@ -2826,10 +3752,10 @@
       <w:r>
         <w:rPr>
           <w:b/>
-          <w:color w:val="108C5F"/>
+          <w:color w:val="0F766E"/>
           <w:sz w:val="21"/>
         </w:rPr>
-        <w:t>Q8: How does the What-If Stress Testing Engine differ from the standard simulation?</w:t>
+        <w:t>Q8: How does the system handle the distinction between Current Liabilities and Non-Current Liabilities?</w:t>
       </w:r>
     </w:p>
     <w:p>
@@ -2839,9 +3765,9 @@
       <w:r>
         <w:rPr>
           <w:color w:val="1E293B"/>
-          <w:sz w:val="19"/>
+          <w:sz w:val="20"/>
         </w:rPr>
-        <w:t>Answer: The standard simulation uses static baseline parameters. The Stress Testing engine (server/services/stress_testing.py) applies macroeconomic shocks (revenue collapse %, debt increase %, cost inflation %, and cyber incident multipliers) directly to the financial statements, recalculates the stressed financial ratios and Altman Z-Score, and passes the elevated variance parameters into the Monte Carlo engine.</w:t>
+        <w:t>Answer: In statement_parser.py, the regex scanner explicitly checks for 'non-current' or 'noncurrent' substrings before matching. If 'non-current' is present with liabilities or loans, it is routed to Long-Term Borrowings / Total Debt rather than Current Liabilities, preventing distortion of the Current Ratio.</w:t>
       </w:r>
     </w:p>
     <w:p>
@@ -2852,10 +3778,10 @@
       <w:r>
         <w:rPr>
           <w:b/>
-          <w:color w:val="108C5F"/>
+          <w:color w:val="0F766E"/>
           <w:sz w:val="21"/>
         </w:rPr>
-        <w:t>Q9: Explain the Explainable Health Score Waterfall feature.</w:t>
+        <w:t>Q9: What is the Altman Z-Score formulation used in your system, and what does it measure?</w:t>
       </w:r>
     </w:p>
     <w:p>
@@ -2865,9 +3791,9 @@
       <w:r>
         <w:rPr>
           <w:color w:val="1E293B"/>
-          <w:sz w:val="19"/>
+          <w:sz w:val="20"/>
         </w:rPr>
-        <w:t>Answer: Instead of treating the Enterprise Health Score as an opaque black box, our engine (server/services/explainability.py) starts at a baseline ideal health score of 100.0 and decomposes the final score into 6 weighted domains (Financial Solvency 25%, Cybersecurity 20%, Operations 18%, Compliance 15%, Market 12%, Human Capital 10%). It calculates exact point deductions and key drivers, visualized as an intuitive waterfall chart in Step 8 of the report.</w:t>
+        <w:t>Answer: We implement the 1968 formulation for private manufacturing: Z = 1.2(X1) + 1.4(X2) + 3.3(X3) + 0.6(X4) + 0.999(X5), combining working capital, retained earnings, EBIT, equity leverage, and asset turnover. Scores &gt; 2.99 indicate Safe Zone, 1.81–2.99 indicate Grey Zone, and &lt; 1.81 signal Distress.</w:t>
       </w:r>
     </w:p>
     <w:p>
@@ -2878,10 +3804,10 @@
       <w:r>
         <w:rPr>
           <w:b/>
-          <w:color w:val="108C5F"/>
+          <w:color w:val="0F766E"/>
           <w:sz w:val="21"/>
         </w:rPr>
-        <w:t>Q10: How does the Cybersecurity Module map into the Monte Carlo engine?</w:t>
+        <w:t>Q10: What is the role of Three.js in your project?</w:t>
       </w:r>
     </w:p>
     <w:p>
@@ -2891,9 +3817,139 @@
       <w:r>
         <w:rPr>
           <w:color w:val="1E293B"/>
-          <w:sz w:val="19"/>
+          <w:sz w:val="20"/>
         </w:rPr>
-        <w:t>Answer: server/services/cyber_engine.py evaluates 5 CVSS-style 0-10 posture metrics (Ransomware, Data Breach, Vulnerability Management, IAM, Backup Posture). It calculates a composite CVSS score, Annual Breach Probability (p), and Single Loss Expectancy (SLE). These parameters are directly mapped into the Monte Carlo engine as equivalent likelihood and financial impact values.</w:t>
+        <w:t>Answer: Three.js r128 renders a 5×5 3D spatial terrain mesh using WebGL. Risks are positioned according to their Likelihood (X-axis) and Impact (Z-axis), with tower height and color representing risk severity. It includes a Raycaster mouse listener for hovering inspection and interactive rotation/zoom controls.</w:t>
+      </w:r>
+    </w:p>
+    <w:p>
+      <w:pPr>
+        <w:keepNext/>
+        <w:spacing w:before="160" w:after="40"/>
+      </w:pPr>
+      <w:r>
+        <w:rPr>
+          <w:b/>
+          <w:color w:val="0F766E"/>
+          <w:sz w:val="21"/>
+        </w:rPr>
+        <w:t>Q11: What is the What-If Stress Testing engine, and how does it differ from standard Monte Carlo?</w:t>
+      </w:r>
+    </w:p>
+    <w:p>
+      <w:pPr>
+        <w:spacing w:after="120"/>
+      </w:pPr>
+      <w:r>
+        <w:rPr>
+          <w:color w:val="1E293B"/>
+          <w:sz w:val="20"/>
+        </w:rPr>
+        <w:t>Answer: Standard Monte Carlo calculates baseline loss probabilities under current conditions. The What-If Stress Testing engine (server/services/stress_testing.py) simulates external macroeconomic shocks via real-time sliders (e.g. -25% Revenue, +300 bps Interest Rate, Supply Chain disruption) to dynamically recalculate working capital and Z-Score.</w:t>
+      </w:r>
+    </w:p>
+    <w:p>
+      <w:pPr>
+        <w:keepNext/>
+        <w:spacing w:before="160" w:after="40"/>
+      </w:pPr>
+      <w:r>
+        <w:rPr>
+          <w:b/>
+          <w:color w:val="0F766E"/>
+          <w:sz w:val="21"/>
+        </w:rPr>
+        <w:t>Q12: How does your database architecture ensure prototype resilience during a live viva demonstration?</w:t>
+      </w:r>
+    </w:p>
+    <w:p>
+      <w:pPr>
+        <w:spacing w:after="120"/>
+      </w:pPr>
+      <w:r>
+        <w:rPr>
+          <w:color w:val="1E293B"/>
+          <w:sz w:val="20"/>
+        </w:rPr>
+        <w:t>Answer: server/database.py implements a dual-engine architecture. It attempts to connect to Supabase Cloud PostgreSQL. If cloud connectivity is unavailable or network drops, it automatically initializes and runs on a local SQLite database (server/riskguard.db), ensuring the dashboard never crashes during evaluation.</w:t>
+      </w:r>
+    </w:p>
+    <w:p>
+      <w:pPr>
+        <w:keepNext/>
+        <w:spacing w:before="160" w:after="40"/>
+      </w:pPr>
+      <w:r>
+        <w:rPr>
+          <w:b/>
+          <w:color w:val="0F766E"/>
+          <w:sz w:val="21"/>
+        </w:rPr>
+        <w:t>Q13: How does your Cryptographic Audit Ledger work?</w:t>
+      </w:r>
+    </w:p>
+    <w:p>
+      <w:pPr>
+        <w:spacing w:after="120"/>
+      </w:pPr>
+      <w:r>
+        <w:rPr>
+          <w:color w:val="1E293B"/>
+          <w:sz w:val="20"/>
+        </w:rPr>
+        <w:t>Answer: In server/database.py, every risk creation, modification, or assessment event generates an audit entry. Each record contains a prev_hash and current SHA-256 hash computed over [prev_hash + timestamp + user_id + action + risk_id + details]. Any manual tampering with historical rows breaks the cryptographic chain, detected by verify_audit_chain().</w:t>
+      </w:r>
+    </w:p>
+    <w:p>
+      <w:pPr>
+        <w:keepNext/>
+        <w:spacing w:before="160" w:after="40"/>
+      </w:pPr>
+      <w:r>
+        <w:rPr>
+          <w:b/>
+          <w:color w:val="0F766E"/>
+          <w:sz w:val="21"/>
+        </w:rPr>
+        <w:t>Q14: Where does the single-source supplier concentration risk in your dashboard come from?</w:t>
+      </w:r>
+    </w:p>
+    <w:p>
+      <w:pPr>
+        <w:spacing w:after="120"/>
+      </w:pPr>
+      <w:r>
+        <w:rPr>
+          <w:color w:val="1E293B"/>
+          <w:sz w:val="20"/>
+        </w:rPr>
+        <w:t>Answer: It comes directly from the assessment wizard input in Step 2 (wiz-q-supplier). When management selects 'Yes — High Dependency' (&gt;50% of purchases from one vendor), the engine deducts 25 points from the Operations subscore, triggering the supply chain concentration threat.</w:t>
+      </w:r>
+    </w:p>
+    <w:p>
+      <w:pPr>
+        <w:keepNext/>
+        <w:spacing w:before="160" w:after="40"/>
+      </w:pPr>
+      <w:r>
+        <w:rPr>
+          <w:b/>
+          <w:color w:val="0F766E"/>
+          <w:sz w:val="21"/>
+        </w:rPr>
+        <w:t>Q15: What are the main limitations of your academic project?</w:t>
+      </w:r>
+    </w:p>
+    <w:p>
+      <w:pPr>
+        <w:spacing w:after="120"/>
+      </w:pPr>
+      <w:r>
+        <w:rPr>
+          <w:color w:val="1E293B"/>
+          <w:sz w:val="20"/>
+        </w:rPr>
+        <w:t>Answer: Our platform is a decision-support prototype. Its limitations include reliance on user-entered financial accuracy, sector benchmark generalizability, stationary Log-Normal loss assumptions during extreme black swan events, and the fact that automated analytics cannot replace certified public audits.</w:t>
       </w:r>
     </w:p>
     <w:sectPr>
@@ -3269,6 +4325,14 @@
     <w:name w:val="Normal"/>
     <w:qFormat/>
     <w:rsid w:val="00FC693F"/>
+    <w:pPr>
+      <w:spacing w:line="276" w:lineRule="auto" w:after="120"/>
+    </w:pPr>
+    <w:rPr>
+      <w:rFonts w:ascii="Calibri" w:hAnsi="Calibri"/>
+      <w:color w:val="1E293B"/>
+      <w:sz w:val="22"/>
+    </w:rPr>
   </w:style>
   <w:style w:type="paragraph" w:styleId="Header">
     <w:name w:val="header"/>

--- a/RiskGuard_Pro_Project_Report.docx
+++ b/RiskGuard_Pro_Project_Report.docx
@@ -2318,6 +2318,1311 @@
     </w:p>
     <w:p>
       <w:pPr>
+        <w:pStyle w:val="Heading2"/>
+      </w:pPr>
+      <w:r>
+        <w:rPr>
+          <w:b/>
+          <w:color w:val="065F46"/>
+          <w:sz w:val="26"/>
+        </w:rPr>
+        <w:t>The 5-Pillar Financial Diagnostic &amp; Advisory Framework</w:t>
+      </w:r>
+    </w:p>
+    <w:p>
+      <w:r>
+        <w:rPr>
+          <w:sz w:val="20"/>
+        </w:rPr>
+        <w:t>Beyond calculating raw quantitative values, RiskGuard Pro implements an automated 4-part financial advisory engine across 5 core corporate finance pillars. Rather than presenting generic warning badges, every calculated metric dynamically generates: (1) An ISO 31000 Risk Classification, (2) A Plain-Language Interpretation of what the result indicates, (3) Concrete Possible Business Impacts (e.g., supplier payment freezes, cash flow bottlenecks), and (4) An Actionable Mitigation Plan that can be converted directly into an assigned ISO 31000 Action Tracker task.</w:t>
+      </w:r>
+    </w:p>
+    <w:tbl>
+      <w:tblPr>
+        <w:tblW w:type="auto" w:w="0"/>
+        <w:jc w:val="center"/>
+        <w:tblLook w:firstColumn="1" w:firstRow="1" w:lastColumn="0" w:lastRow="0" w:noHBand="0" w:noVBand="1" w:val="04A0"/>
+      </w:tblPr>
+      <w:tblGrid>
+        <w:gridCol w:w="1872"/>
+        <w:gridCol w:w="1872"/>
+        <w:gridCol w:w="1872"/>
+        <w:gridCol w:w="1872"/>
+        <w:gridCol w:w="1872"/>
+      </w:tblGrid>
+      <w:tr>
+        <w:tc>
+          <w:tcPr>
+            <w:tcW w:type="dxa" w:w="1296"/>
+            <w:tcMar>
+              <w:top w:w="70" w:type="dxa"/>
+              <w:bottom w:w="70" w:type="dxa"/>
+              <w:left w:w="100" w:type="dxa"/>
+              <w:right w:w="100" w:type="dxa"/>
+            </w:tcMar>
+            <w:shd w:val="clear" w:color="auto" w:fill="064E3B"/>
+          </w:tcPr>
+          <w:p>
+            <w:pPr>
+              <w:spacing w:line="264" w:lineRule="auto" w:after="40"/>
+            </w:pPr>
+            <w:r>
+              <w:rPr>
+                <w:b/>
+                <w:color w:val="FFFFFF"/>
+                <w:sz w:val="17"/>
+              </w:rPr>
+              <w:t>Pillar</w:t>
+            </w:r>
+          </w:p>
+        </w:tc>
+        <w:tc>
+          <w:tcPr>
+            <w:tcW w:type="dxa" w:w="1872"/>
+            <w:tcMar>
+              <w:top w:w="70" w:type="dxa"/>
+              <w:bottom w:w="70" w:type="dxa"/>
+              <w:left w:w="100" w:type="dxa"/>
+              <w:right w:w="100" w:type="dxa"/>
+            </w:tcMar>
+            <w:shd w:val="clear" w:color="auto" w:fill="064E3B"/>
+          </w:tcPr>
+          <w:p>
+            <w:pPr>
+              <w:spacing w:line="264" w:lineRule="auto" w:after="40"/>
+            </w:pPr>
+            <w:r>
+              <w:rPr>
+                <w:b/>
+                <w:color w:val="FFFFFF"/>
+                <w:sz w:val="17"/>
+              </w:rPr>
+              <w:t>Financial Ratio</w:t>
+            </w:r>
+          </w:p>
+        </w:tc>
+        <w:tc>
+          <w:tcPr>
+            <w:tcW w:type="dxa" w:w="1728"/>
+            <w:tcMar>
+              <w:top w:w="70" w:type="dxa"/>
+              <w:bottom w:w="70" w:type="dxa"/>
+              <w:left w:w="100" w:type="dxa"/>
+              <w:right w:w="100" w:type="dxa"/>
+            </w:tcMar>
+            <w:shd w:val="clear" w:color="auto" w:fill="064E3B"/>
+          </w:tcPr>
+          <w:p>
+            <w:pPr>
+              <w:spacing w:line="264" w:lineRule="auto" w:after="40"/>
+            </w:pPr>
+            <w:r>
+              <w:rPr>
+                <w:b/>
+                <w:color w:val="FFFFFF"/>
+                <w:sz w:val="17"/>
+              </w:rPr>
+              <w:t>Risk Thresholds</w:t>
+            </w:r>
+          </w:p>
+        </w:tc>
+        <w:tc>
+          <w:tcPr>
+            <w:tcW w:type="dxa" w:w="3168"/>
+            <w:tcMar>
+              <w:top w:w="70" w:type="dxa"/>
+              <w:bottom w:w="70" w:type="dxa"/>
+              <w:left w:w="100" w:type="dxa"/>
+              <w:right w:w="100" w:type="dxa"/>
+            </w:tcMar>
+            <w:shd w:val="clear" w:color="auto" w:fill="064E3B"/>
+          </w:tcPr>
+          <w:p>
+            <w:pPr>
+              <w:spacing w:line="264" w:lineRule="auto" w:after="40"/>
+            </w:pPr>
+            <w:r>
+              <w:rPr>
+                <w:b/>
+                <w:color w:val="FFFFFF"/>
+                <w:sz w:val="17"/>
+              </w:rPr>
+              <w:t>Clinical Interpretation &amp; Possible Impact</w:t>
+            </w:r>
+          </w:p>
+        </w:tc>
+        <w:tc>
+          <w:tcPr>
+            <w:tcW w:type="dxa" w:w="2592"/>
+            <w:tcMar>
+              <w:top w:w="70" w:type="dxa"/>
+              <w:bottom w:w="70" w:type="dxa"/>
+              <w:left w:w="100" w:type="dxa"/>
+              <w:right w:w="100" w:type="dxa"/>
+            </w:tcMar>
+            <w:shd w:val="clear" w:color="auto" w:fill="064E3B"/>
+          </w:tcPr>
+          <w:p>
+            <w:pPr>
+              <w:spacing w:line="264" w:lineRule="auto" w:after="40"/>
+            </w:pPr>
+            <w:r>
+              <w:rPr>
+                <w:b/>
+                <w:color w:val="FFFFFF"/>
+                <w:sz w:val="17"/>
+              </w:rPr>
+              <w:t>Actionable Mitigation Plan</w:t>
+            </w:r>
+          </w:p>
+        </w:tc>
+      </w:tr>
+      <w:tr>
+        <w:tc>
+          <w:tcPr>
+            <w:tcW w:type="dxa" w:w="1296"/>
+            <w:tcMar>
+              <w:top w:w="70" w:type="dxa"/>
+              <w:bottom w:w="70" w:type="dxa"/>
+              <w:left w:w="100" w:type="dxa"/>
+              <w:right w:w="100" w:type="dxa"/>
+            </w:tcMar>
+            <w:shd w:val="clear" w:color="auto" w:fill="F0FDF4"/>
+          </w:tcPr>
+          <w:p>
+            <w:pPr>
+              <w:spacing w:line="264" w:lineRule="auto" w:after="40"/>
+            </w:pPr>
+            <w:r>
+              <w:rPr>
+                <w:sz w:val="15"/>
+              </w:rPr>
+              <w:t>Liquidity</w:t>
+            </w:r>
+          </w:p>
+        </w:tc>
+        <w:tc>
+          <w:tcPr>
+            <w:tcW w:type="dxa" w:w="1872"/>
+            <w:tcMar>
+              <w:top w:w="70" w:type="dxa"/>
+              <w:bottom w:w="70" w:type="dxa"/>
+              <w:left w:w="100" w:type="dxa"/>
+              <w:right w:w="100" w:type="dxa"/>
+            </w:tcMar>
+            <w:shd w:val="clear" w:color="auto" w:fill="F0FDF4"/>
+          </w:tcPr>
+          <w:p>
+            <w:pPr>
+              <w:spacing w:line="264" w:lineRule="auto" w:after="40"/>
+            </w:pPr>
+            <w:r>
+              <w:rPr>
+                <w:sz w:val="15"/>
+              </w:rPr>
+              <w:t>Current Ratio (CA ÷ CL)</w:t>
+            </w:r>
+          </w:p>
+        </w:tc>
+        <w:tc>
+          <w:tcPr>
+            <w:tcW w:type="dxa" w:w="1728"/>
+            <w:tcMar>
+              <w:top w:w="70" w:type="dxa"/>
+              <w:bottom w:w="70" w:type="dxa"/>
+              <w:left w:w="100" w:type="dxa"/>
+              <w:right w:w="100" w:type="dxa"/>
+            </w:tcMar>
+            <w:shd w:val="clear" w:color="auto" w:fill="F0FDF4"/>
+          </w:tcPr>
+          <w:p>
+            <w:pPr>
+              <w:spacing w:line="264" w:lineRule="auto" w:after="40"/>
+            </w:pPr>
+            <w:r>
+              <w:rPr>
+                <w:sz w:val="15"/>
+              </w:rPr>
+              <w:t>Low: ≥1.8x</w:t>
+              <w:br/>
+              <w:t>Mod: 1.2–1.8x</w:t>
+              <w:br/>
+              <w:t>High: &lt;1.2x</w:t>
+            </w:r>
+          </w:p>
+        </w:tc>
+        <w:tc>
+          <w:tcPr>
+            <w:tcW w:type="dxa" w:w="3168"/>
+            <w:tcMar>
+              <w:top w:w="70" w:type="dxa"/>
+              <w:bottom w:w="70" w:type="dxa"/>
+              <w:left w:w="100" w:type="dxa"/>
+              <w:right w:w="100" w:type="dxa"/>
+            </w:tcMar>
+            <w:shd w:val="clear" w:color="auto" w:fill="F0FDF4"/>
+          </w:tcPr>
+          <w:p>
+            <w:pPr>
+              <w:spacing w:line="264" w:lineRule="auto" w:after="40"/>
+            </w:pPr>
+            <w:r>
+              <w:rPr>
+                <w:sz w:val="15"/>
+              </w:rPr>
+              <w:t>Low: Ample short-term assets to pay obligations without strain.</w:t>
+              <w:br/>
+              <w:t>Moderate: Slim safety buffer; vulnerable to customer payment delays.</w:t>
+              <w:br/>
+              <w:t>High: Current liabilities exceed assets; acute risk of supplier defaults.</w:t>
+            </w:r>
+          </w:p>
+        </w:tc>
+        <w:tc>
+          <w:tcPr>
+            <w:tcW w:type="dxa" w:w="2592"/>
+            <w:tcMar>
+              <w:top w:w="70" w:type="dxa"/>
+              <w:bottom w:w="70" w:type="dxa"/>
+              <w:left w:w="100" w:type="dxa"/>
+              <w:right w:w="100" w:type="dxa"/>
+            </w:tcMar>
+            <w:shd w:val="clear" w:color="auto" w:fill="F0FDF4"/>
+          </w:tcPr>
+          <w:p>
+            <w:pPr>
+              <w:spacing w:line="264" w:lineRule="auto" w:after="40"/>
+            </w:pPr>
+            <w:r>
+              <w:rPr>
+                <w:sz w:val="15"/>
+              </w:rPr>
+              <w:t>Accelerate debtor collections, eliminate surplus slow-moving stock, negotiate vendor credit extensions, and avoid hoarding idle cash.</w:t>
+            </w:r>
+          </w:p>
+        </w:tc>
+      </w:tr>
+      <w:tr>
+        <w:tc>
+          <w:tcPr>
+            <w:tcW w:type="dxa" w:w="1296"/>
+            <w:tcMar>
+              <w:top w:w="70" w:type="dxa"/>
+              <w:bottom w:w="70" w:type="dxa"/>
+              <w:left w:w="100" w:type="dxa"/>
+              <w:right w:w="100" w:type="dxa"/>
+            </w:tcMar>
+            <w:shd w:val="clear" w:color="auto" w:fill="FFFFFF"/>
+          </w:tcPr>
+          <w:p>
+            <w:pPr>
+              <w:spacing w:line="264" w:lineRule="auto" w:after="40"/>
+            </w:pPr>
+            <w:r>
+              <w:rPr>
+                <w:sz w:val="15"/>
+              </w:rPr>
+              <w:t>Liquidity</w:t>
+            </w:r>
+          </w:p>
+        </w:tc>
+        <w:tc>
+          <w:tcPr>
+            <w:tcW w:type="dxa" w:w="1872"/>
+            <w:tcMar>
+              <w:top w:w="70" w:type="dxa"/>
+              <w:bottom w:w="70" w:type="dxa"/>
+              <w:left w:w="100" w:type="dxa"/>
+              <w:right w:w="100" w:type="dxa"/>
+            </w:tcMar>
+            <w:shd w:val="clear" w:color="auto" w:fill="FFFFFF"/>
+          </w:tcPr>
+          <w:p>
+            <w:pPr>
+              <w:spacing w:line="264" w:lineRule="auto" w:after="40"/>
+            </w:pPr>
+            <w:r>
+              <w:rPr>
+                <w:sz w:val="15"/>
+              </w:rPr>
+              <w:t>Quick Ratio ((CA−Inv) ÷ CL)</w:t>
+            </w:r>
+          </w:p>
+        </w:tc>
+        <w:tc>
+          <w:tcPr>
+            <w:tcW w:type="dxa" w:w="1728"/>
+            <w:tcMar>
+              <w:top w:w="70" w:type="dxa"/>
+              <w:bottom w:w="70" w:type="dxa"/>
+              <w:left w:w="100" w:type="dxa"/>
+              <w:right w:w="100" w:type="dxa"/>
+            </w:tcMar>
+            <w:shd w:val="clear" w:color="auto" w:fill="FFFFFF"/>
+          </w:tcPr>
+          <w:p>
+            <w:pPr>
+              <w:spacing w:line="264" w:lineRule="auto" w:after="40"/>
+            </w:pPr>
+            <w:r>
+              <w:rPr>
+                <w:sz w:val="15"/>
+              </w:rPr>
+              <w:t>Low: ≥1.0x</w:t>
+              <w:br/>
+              <w:t>Mod: 0.8–1.0x</w:t>
+              <w:br/>
+              <w:t>High: &lt;0.8x</w:t>
+            </w:r>
+          </w:p>
+        </w:tc>
+        <w:tc>
+          <w:tcPr>
+            <w:tcW w:type="dxa" w:w="3168"/>
+            <w:tcMar>
+              <w:top w:w="70" w:type="dxa"/>
+              <w:bottom w:w="70" w:type="dxa"/>
+              <w:left w:w="100" w:type="dxa"/>
+              <w:right w:w="100" w:type="dxa"/>
+            </w:tcMar>
+            <w:shd w:val="clear" w:color="auto" w:fill="FFFFFF"/>
+          </w:tcPr>
+          <w:p>
+            <w:pPr>
+              <w:spacing w:line="264" w:lineRule="auto" w:after="40"/>
+            </w:pPr>
+            <w:r>
+              <w:rPr>
+                <w:sz w:val="15"/>
+              </w:rPr>
+              <w:t>Low: Instant settlement capacity without relying on inventory liquidation.</w:t>
+              <w:br/>
+              <w:t>Moderate: Slight immediate payment pressure if receivables lag.</w:t>
+              <w:br/>
+              <w:t>High: Critically dependent on future sales to cover immediate debt obligations.</w:t>
+            </w:r>
+          </w:p>
+        </w:tc>
+        <w:tc>
+          <w:tcPr>
+            <w:tcW w:type="dxa" w:w="2592"/>
+            <w:tcMar>
+              <w:top w:w="70" w:type="dxa"/>
+              <w:bottom w:w="70" w:type="dxa"/>
+              <w:left w:w="100" w:type="dxa"/>
+              <w:right w:w="100" w:type="dxa"/>
+            </w:tcMar>
+            <w:shd w:val="clear" w:color="auto" w:fill="FFFFFF"/>
+          </w:tcPr>
+          <w:p>
+            <w:pPr>
+              <w:spacing w:line="264" w:lineRule="auto" w:after="40"/>
+            </w:pPr>
+            <w:r>
+              <w:rPr>
+                <w:sz w:val="15"/>
+              </w:rPr>
+              <w:t>Deploy automated invoice factoring for accounts receivable and establish emergency overdraft credit lines.</w:t>
+            </w:r>
+          </w:p>
+        </w:tc>
+      </w:tr>
+      <w:tr>
+        <w:tc>
+          <w:tcPr>
+            <w:tcW w:type="dxa" w:w="1296"/>
+            <w:tcMar>
+              <w:top w:w="70" w:type="dxa"/>
+              <w:bottom w:w="70" w:type="dxa"/>
+              <w:left w:w="100" w:type="dxa"/>
+              <w:right w:w="100" w:type="dxa"/>
+            </w:tcMar>
+            <w:shd w:val="clear" w:color="auto" w:fill="F0FDF4"/>
+          </w:tcPr>
+          <w:p>
+            <w:pPr>
+              <w:spacing w:line="264" w:lineRule="auto" w:after="40"/>
+            </w:pPr>
+            <w:r>
+              <w:rPr>
+                <w:sz w:val="15"/>
+              </w:rPr>
+              <w:t>Profitability</w:t>
+            </w:r>
+          </w:p>
+        </w:tc>
+        <w:tc>
+          <w:tcPr>
+            <w:tcW w:type="dxa" w:w="1872"/>
+            <w:tcMar>
+              <w:top w:w="70" w:type="dxa"/>
+              <w:bottom w:w="70" w:type="dxa"/>
+              <w:left w:w="100" w:type="dxa"/>
+              <w:right w:w="100" w:type="dxa"/>
+            </w:tcMar>
+            <w:shd w:val="clear" w:color="auto" w:fill="F0FDF4"/>
+          </w:tcPr>
+          <w:p>
+            <w:pPr>
+              <w:spacing w:line="264" w:lineRule="auto" w:after="40"/>
+            </w:pPr>
+            <w:r>
+              <w:rPr>
+                <w:sz w:val="15"/>
+              </w:rPr>
+              <w:t>Net Profit Margin ((PAT ÷ Rev) × 100)</w:t>
+            </w:r>
+          </w:p>
+        </w:tc>
+        <w:tc>
+          <w:tcPr>
+            <w:tcW w:type="dxa" w:w="1728"/>
+            <w:tcMar>
+              <w:top w:w="70" w:type="dxa"/>
+              <w:bottom w:w="70" w:type="dxa"/>
+              <w:left w:w="100" w:type="dxa"/>
+              <w:right w:w="100" w:type="dxa"/>
+            </w:tcMar>
+            <w:shd w:val="clear" w:color="auto" w:fill="F0FDF4"/>
+          </w:tcPr>
+          <w:p>
+            <w:pPr>
+              <w:spacing w:line="264" w:lineRule="auto" w:after="40"/>
+            </w:pPr>
+            <w:r>
+              <w:rPr>
+                <w:sz w:val="15"/>
+              </w:rPr>
+              <w:t>Low: ≥8.0%</w:t>
+              <w:br/>
+              <w:t>Mod: 3.0–8.0%</w:t>
+              <w:br/>
+              <w:t>High: &lt;3.0% / Negative</w:t>
+            </w:r>
+          </w:p>
+        </w:tc>
+        <w:tc>
+          <w:tcPr>
+            <w:tcW w:type="dxa" w:w="3168"/>
+            <w:tcMar>
+              <w:top w:w="70" w:type="dxa"/>
+              <w:bottom w:w="70" w:type="dxa"/>
+              <w:left w:w="100" w:type="dxa"/>
+              <w:right w:w="100" w:type="dxa"/>
+            </w:tcMar>
+            <w:shd w:val="clear" w:color="auto" w:fill="F0FDF4"/>
+          </w:tcPr>
+          <w:p>
+            <w:pPr>
+              <w:spacing w:line="264" w:lineRule="auto" w:after="40"/>
+            </w:pPr>
+            <w:r>
+              <w:rPr>
+                <w:sz w:val="15"/>
+              </w:rPr>
+              <w:t>Low: Strong net earnings retained after all expenses, taxes, and finance costs.</w:t>
+              <w:br/>
+              <w:t>Moderate: Margin compression from direct costs or overheads.</w:t>
+              <w:br/>
+              <w:t>High: Operating losses eroding shareholder net worth and retained reserves.</w:t>
+            </w:r>
+          </w:p>
+        </w:tc>
+        <w:tc>
+          <w:tcPr>
+            <w:tcW w:type="dxa" w:w="2592"/>
+            <w:tcMar>
+              <w:top w:w="70" w:type="dxa"/>
+              <w:bottom w:w="70" w:type="dxa"/>
+              <w:left w:w="100" w:type="dxa"/>
+              <w:right w:w="100" w:type="dxa"/>
+            </w:tcMar>
+            <w:shd w:val="clear" w:color="auto" w:fill="F0FDF4"/>
+          </w:tcPr>
+          <w:p>
+            <w:pPr>
+              <w:spacing w:line="264" w:lineRule="auto" w:after="40"/>
+            </w:pPr>
+            <w:r>
+              <w:rPr>
+                <w:sz w:val="15"/>
+              </w:rPr>
+              <w:t>Implement operational cost restructuring, discontinue low-margin product lines, and renegotiate major supplier contracts.</w:t>
+            </w:r>
+          </w:p>
+        </w:tc>
+      </w:tr>
+      <w:tr>
+        <w:tc>
+          <w:tcPr>
+            <w:tcW w:type="dxa" w:w="1296"/>
+            <w:tcMar>
+              <w:top w:w="70" w:type="dxa"/>
+              <w:bottom w:w="70" w:type="dxa"/>
+              <w:left w:w="100" w:type="dxa"/>
+              <w:right w:w="100" w:type="dxa"/>
+            </w:tcMar>
+            <w:shd w:val="clear" w:color="auto" w:fill="FFFFFF"/>
+          </w:tcPr>
+          <w:p>
+            <w:pPr>
+              <w:spacing w:line="264" w:lineRule="auto" w:after="40"/>
+            </w:pPr>
+            <w:r>
+              <w:rPr>
+                <w:sz w:val="15"/>
+              </w:rPr>
+              <w:t>Profitability</w:t>
+            </w:r>
+          </w:p>
+        </w:tc>
+        <w:tc>
+          <w:tcPr>
+            <w:tcW w:type="dxa" w:w="1872"/>
+            <w:tcMar>
+              <w:top w:w="70" w:type="dxa"/>
+              <w:bottom w:w="70" w:type="dxa"/>
+              <w:left w:w="100" w:type="dxa"/>
+              <w:right w:w="100" w:type="dxa"/>
+            </w:tcMar>
+            <w:shd w:val="clear" w:color="auto" w:fill="FFFFFF"/>
+          </w:tcPr>
+          <w:p>
+            <w:pPr>
+              <w:spacing w:line="264" w:lineRule="auto" w:after="40"/>
+            </w:pPr>
+            <w:r>
+              <w:rPr>
+                <w:sz w:val="15"/>
+              </w:rPr>
+              <w:t>Operating Margin ((EBIT ÷ Rev) × 100)</w:t>
+            </w:r>
+          </w:p>
+        </w:tc>
+        <w:tc>
+          <w:tcPr>
+            <w:tcW w:type="dxa" w:w="1728"/>
+            <w:tcMar>
+              <w:top w:w="70" w:type="dxa"/>
+              <w:bottom w:w="70" w:type="dxa"/>
+              <w:left w:w="100" w:type="dxa"/>
+              <w:right w:w="100" w:type="dxa"/>
+            </w:tcMar>
+            <w:shd w:val="clear" w:color="auto" w:fill="FFFFFF"/>
+          </w:tcPr>
+          <w:p>
+            <w:pPr>
+              <w:spacing w:line="264" w:lineRule="auto" w:after="40"/>
+            </w:pPr>
+            <w:r>
+              <w:rPr>
+                <w:sz w:val="15"/>
+              </w:rPr>
+              <w:t>Low: ≥12.0%</w:t>
+              <w:br/>
+              <w:t>Mod: 6.0–12.0%</w:t>
+              <w:br/>
+              <w:t>High: &lt;6.0%</w:t>
+            </w:r>
+          </w:p>
+        </w:tc>
+        <w:tc>
+          <w:tcPr>
+            <w:tcW w:type="dxa" w:w="3168"/>
+            <w:tcMar>
+              <w:top w:w="70" w:type="dxa"/>
+              <w:bottom w:w="70" w:type="dxa"/>
+              <w:left w:w="100" w:type="dxa"/>
+              <w:right w:w="100" w:type="dxa"/>
+            </w:tcMar>
+            <w:shd w:val="clear" w:color="auto" w:fill="FFFFFF"/>
+          </w:tcPr>
+          <w:p>
+            <w:pPr>
+              <w:spacing w:line="264" w:lineRule="auto" w:after="40"/>
+            </w:pPr>
+            <w:r>
+              <w:rPr>
+                <w:sz w:val="15"/>
+              </w:rPr>
+              <w:t>Low: High core operational profitability and pricing power.</w:t>
+              <w:br/>
+              <w:t>Moderate: Vulnerable to raw material or utility cost spikes.</w:t>
+              <w:br/>
+              <w:t>High: Core business failing to generate sufficient operating cash before interest.</w:t>
+            </w:r>
+          </w:p>
+        </w:tc>
+        <w:tc>
+          <w:tcPr>
+            <w:tcW w:type="dxa" w:w="2592"/>
+            <w:tcMar>
+              <w:top w:w="70" w:type="dxa"/>
+              <w:bottom w:w="70" w:type="dxa"/>
+              <w:left w:w="100" w:type="dxa"/>
+              <w:right w:w="100" w:type="dxa"/>
+            </w:tcMar>
+            <w:shd w:val="clear" w:color="auto" w:fill="FFFFFF"/>
+          </w:tcPr>
+          <w:p>
+            <w:pPr>
+              <w:spacing w:line="264" w:lineRule="auto" w:after="40"/>
+            </w:pPr>
+            <w:r>
+              <w:rPr>
+                <w:sz w:val="15"/>
+              </w:rPr>
+              <w:t>Audit direct production costs, implement lean manufacturing, and automate SG&amp;A administrative processes.</w:t>
+            </w:r>
+          </w:p>
+        </w:tc>
+      </w:tr>
+      <w:tr>
+        <w:tc>
+          <w:tcPr>
+            <w:tcW w:type="dxa" w:w="1296"/>
+            <w:tcMar>
+              <w:top w:w="70" w:type="dxa"/>
+              <w:bottom w:w="70" w:type="dxa"/>
+              <w:left w:w="100" w:type="dxa"/>
+              <w:right w:w="100" w:type="dxa"/>
+            </w:tcMar>
+            <w:shd w:val="clear" w:color="auto" w:fill="F0FDF4"/>
+          </w:tcPr>
+          <w:p>
+            <w:pPr>
+              <w:spacing w:line="264" w:lineRule="auto" w:after="40"/>
+            </w:pPr>
+            <w:r>
+              <w:rPr>
+                <w:sz w:val="15"/>
+              </w:rPr>
+              <w:t>Solvency</w:t>
+            </w:r>
+          </w:p>
+        </w:tc>
+        <w:tc>
+          <w:tcPr>
+            <w:tcW w:type="dxa" w:w="1872"/>
+            <w:tcMar>
+              <w:top w:w="70" w:type="dxa"/>
+              <w:bottom w:w="70" w:type="dxa"/>
+              <w:left w:w="100" w:type="dxa"/>
+              <w:right w:w="100" w:type="dxa"/>
+            </w:tcMar>
+            <w:shd w:val="clear" w:color="auto" w:fill="F0FDF4"/>
+          </w:tcPr>
+          <w:p>
+            <w:pPr>
+              <w:spacing w:line="264" w:lineRule="auto" w:after="40"/>
+            </w:pPr>
+            <w:r>
+              <w:rPr>
+                <w:sz w:val="15"/>
+              </w:rPr>
+              <w:t>Debt-to-Equity (Total Debt ÷ Equity)</w:t>
+            </w:r>
+          </w:p>
+        </w:tc>
+        <w:tc>
+          <w:tcPr>
+            <w:tcW w:type="dxa" w:w="1728"/>
+            <w:tcMar>
+              <w:top w:w="70" w:type="dxa"/>
+              <w:bottom w:w="70" w:type="dxa"/>
+              <w:left w:w="100" w:type="dxa"/>
+              <w:right w:w="100" w:type="dxa"/>
+            </w:tcMar>
+            <w:shd w:val="clear" w:color="auto" w:fill="F0FDF4"/>
+          </w:tcPr>
+          <w:p>
+            <w:pPr>
+              <w:spacing w:line="264" w:lineRule="auto" w:after="40"/>
+            </w:pPr>
+            <w:r>
+              <w:rPr>
+                <w:sz w:val="15"/>
+              </w:rPr>
+              <w:t>Low: ≤0.8x</w:t>
+              <w:br/>
+              <w:t>Mod: 0.8–1.8x</w:t>
+              <w:br/>
+              <w:t>High: &gt;1.8x</w:t>
+            </w:r>
+          </w:p>
+        </w:tc>
+        <w:tc>
+          <w:tcPr>
+            <w:tcW w:type="dxa" w:w="3168"/>
+            <w:tcMar>
+              <w:top w:w="70" w:type="dxa"/>
+              <w:bottom w:w="70" w:type="dxa"/>
+              <w:left w:w="100" w:type="dxa"/>
+              <w:right w:w="100" w:type="dxa"/>
+            </w:tcMar>
+            <w:shd w:val="clear" w:color="auto" w:fill="F0FDF4"/>
+          </w:tcPr>
+          <w:p>
+            <w:pPr>
+              <w:spacing w:line="264" w:lineRule="auto" w:after="40"/>
+            </w:pPr>
+            <w:r>
+              <w:rPr>
+                <w:sz w:val="15"/>
+              </w:rPr>
+              <w:t>Low: Conservative leverage; robust owner equity buffer against creditors.</w:t>
+              <w:br/>
+              <w:t>Moderate: Substantial leverage; higher periodic finance charge burden.</w:t>
+              <w:br/>
+              <w:t>High: Dangerously over-leveraged; high probability of debt covenant breach.</w:t>
+            </w:r>
+          </w:p>
+        </w:tc>
+        <w:tc>
+          <w:tcPr>
+            <w:tcW w:type="dxa" w:w="2592"/>
+            <w:tcMar>
+              <w:top w:w="70" w:type="dxa"/>
+              <w:bottom w:w="70" w:type="dxa"/>
+              <w:left w:w="100" w:type="dxa"/>
+              <w:right w:w="100" w:type="dxa"/>
+            </w:tcMar>
+            <w:shd w:val="clear" w:color="auto" w:fill="F0FDF4"/>
+          </w:tcPr>
+          <w:p>
+            <w:pPr>
+              <w:spacing w:line="264" w:lineRule="auto" w:after="40"/>
+            </w:pPr>
+            <w:r>
+              <w:rPr>
+                <w:sz w:val="15"/>
+              </w:rPr>
+              <w:t>Cap further long-term debt drawdowns, establish debt amortisation sinking funds, and retain annual net earnings.</w:t>
+            </w:r>
+          </w:p>
+        </w:tc>
+      </w:tr>
+      <w:tr>
+        <w:tc>
+          <w:tcPr>
+            <w:tcW w:type="dxa" w:w="1296"/>
+            <w:tcMar>
+              <w:top w:w="70" w:type="dxa"/>
+              <w:bottom w:w="70" w:type="dxa"/>
+              <w:left w:w="100" w:type="dxa"/>
+              <w:right w:w="100" w:type="dxa"/>
+            </w:tcMar>
+            <w:shd w:val="clear" w:color="auto" w:fill="FFFFFF"/>
+          </w:tcPr>
+          <w:p>
+            <w:pPr>
+              <w:spacing w:line="264" w:lineRule="auto" w:after="40"/>
+            </w:pPr>
+            <w:r>
+              <w:rPr>
+                <w:sz w:val="15"/>
+              </w:rPr>
+              <w:t>Solvency</w:t>
+            </w:r>
+          </w:p>
+        </w:tc>
+        <w:tc>
+          <w:tcPr>
+            <w:tcW w:type="dxa" w:w="1872"/>
+            <w:tcMar>
+              <w:top w:w="70" w:type="dxa"/>
+              <w:bottom w:w="70" w:type="dxa"/>
+              <w:left w:w="100" w:type="dxa"/>
+              <w:right w:w="100" w:type="dxa"/>
+            </w:tcMar>
+            <w:shd w:val="clear" w:color="auto" w:fill="FFFFFF"/>
+          </w:tcPr>
+          <w:p>
+            <w:pPr>
+              <w:spacing w:line="264" w:lineRule="auto" w:after="40"/>
+            </w:pPr>
+            <w:r>
+              <w:rPr>
+                <w:sz w:val="15"/>
+              </w:rPr>
+              <w:t>Interest Coverage (EBIT ÷ Interest)</w:t>
+            </w:r>
+          </w:p>
+        </w:tc>
+        <w:tc>
+          <w:tcPr>
+            <w:tcW w:type="dxa" w:w="1728"/>
+            <w:tcMar>
+              <w:top w:w="70" w:type="dxa"/>
+              <w:bottom w:w="70" w:type="dxa"/>
+              <w:left w:w="100" w:type="dxa"/>
+              <w:right w:w="100" w:type="dxa"/>
+            </w:tcMar>
+            <w:shd w:val="clear" w:color="auto" w:fill="FFFFFF"/>
+          </w:tcPr>
+          <w:p>
+            <w:pPr>
+              <w:spacing w:line="264" w:lineRule="auto" w:after="40"/>
+            </w:pPr>
+            <w:r>
+              <w:rPr>
+                <w:sz w:val="15"/>
+              </w:rPr>
+              <w:t>Low: ≥3.5x</w:t>
+              <w:br/>
+              <w:t>Mod: 1.5–3.5x</w:t>
+              <w:br/>
+              <w:t>High: &lt;1.5x</w:t>
+            </w:r>
+          </w:p>
+        </w:tc>
+        <w:tc>
+          <w:tcPr>
+            <w:tcW w:type="dxa" w:w="3168"/>
+            <w:tcMar>
+              <w:top w:w="70" w:type="dxa"/>
+              <w:bottom w:w="70" w:type="dxa"/>
+              <w:left w:w="100" w:type="dxa"/>
+              <w:right w:w="100" w:type="dxa"/>
+            </w:tcMar>
+            <w:shd w:val="clear" w:color="auto" w:fill="FFFFFF"/>
+          </w:tcPr>
+          <w:p>
+            <w:pPr>
+              <w:spacing w:line="264" w:lineRule="auto" w:after="40"/>
+            </w:pPr>
+            <w:r>
+              <w:rPr>
+                <w:sz w:val="15"/>
+              </w:rPr>
+              <w:t>Low: Operating earnings comfortably cover loan finance charges multiple times.</w:t>
+              <w:br/>
+              <w:t>Moderate: Tight servicing buffer; vulnerable to revenue drop.</w:t>
+              <w:br/>
+              <w:t>High: Operating income insufficient to service interest; imminent default risk.</w:t>
+            </w:r>
+          </w:p>
+        </w:tc>
+        <w:tc>
+          <w:tcPr>
+            <w:tcW w:type="dxa" w:w="2592"/>
+            <w:tcMar>
+              <w:top w:w="70" w:type="dxa"/>
+              <w:bottom w:w="70" w:type="dxa"/>
+              <w:left w:w="100" w:type="dxa"/>
+              <w:right w:w="100" w:type="dxa"/>
+            </w:tcMar>
+            <w:shd w:val="clear" w:color="auto" w:fill="FFFFFF"/>
+          </w:tcPr>
+          <w:p>
+            <w:pPr>
+              <w:spacing w:line="264" w:lineRule="auto" w:after="40"/>
+            </w:pPr>
+            <w:r>
+              <w:rPr>
+                <w:sz w:val="15"/>
+              </w:rPr>
+              <w:t>Refinance expensive short-term debt, negotiate lender rate reductions, and explore debt-to-equity conversion.</w:t>
+            </w:r>
+          </w:p>
+        </w:tc>
+      </w:tr>
+      <w:tr>
+        <w:tc>
+          <w:tcPr>
+            <w:tcW w:type="dxa" w:w="1296"/>
+            <w:tcMar>
+              <w:top w:w="70" w:type="dxa"/>
+              <w:bottom w:w="70" w:type="dxa"/>
+              <w:left w:w="100" w:type="dxa"/>
+              <w:right w:w="100" w:type="dxa"/>
+            </w:tcMar>
+            <w:shd w:val="clear" w:color="auto" w:fill="F0FDF4"/>
+          </w:tcPr>
+          <w:p>
+            <w:pPr>
+              <w:spacing w:line="264" w:lineRule="auto" w:after="40"/>
+            </w:pPr>
+            <w:r>
+              <w:rPr>
+                <w:sz w:val="15"/>
+              </w:rPr>
+              <w:t>Efficiency</w:t>
+            </w:r>
+          </w:p>
+        </w:tc>
+        <w:tc>
+          <w:tcPr>
+            <w:tcW w:type="dxa" w:w="1872"/>
+            <w:tcMar>
+              <w:top w:w="70" w:type="dxa"/>
+              <w:bottom w:w="70" w:type="dxa"/>
+              <w:left w:w="100" w:type="dxa"/>
+              <w:right w:w="100" w:type="dxa"/>
+            </w:tcMar>
+            <w:shd w:val="clear" w:color="auto" w:fill="F0FDF4"/>
+          </w:tcPr>
+          <w:p>
+            <w:pPr>
+              <w:spacing w:line="264" w:lineRule="auto" w:after="40"/>
+            </w:pPr>
+            <w:r>
+              <w:rPr>
+                <w:sz w:val="15"/>
+              </w:rPr>
+              <w:t>Inventory Turnover (COGS ÷ Avg Inv)</w:t>
+            </w:r>
+          </w:p>
+        </w:tc>
+        <w:tc>
+          <w:tcPr>
+            <w:tcW w:type="dxa" w:w="1728"/>
+            <w:tcMar>
+              <w:top w:w="70" w:type="dxa"/>
+              <w:bottom w:w="70" w:type="dxa"/>
+              <w:left w:w="100" w:type="dxa"/>
+              <w:right w:w="100" w:type="dxa"/>
+            </w:tcMar>
+            <w:shd w:val="clear" w:color="auto" w:fill="F0FDF4"/>
+          </w:tcPr>
+          <w:p>
+            <w:pPr>
+              <w:spacing w:line="264" w:lineRule="auto" w:after="40"/>
+            </w:pPr>
+            <w:r>
+              <w:rPr>
+                <w:sz w:val="15"/>
+              </w:rPr>
+              <w:t>Low: 4.0–10.0x</w:t>
+              <w:br/>
+              <w:t>Mod: 2.0–4.0x</w:t>
+              <w:br/>
+              <w:t>High: &lt;2.0x / &gt;14.0x</w:t>
+            </w:r>
+          </w:p>
+        </w:tc>
+        <w:tc>
+          <w:tcPr>
+            <w:tcW w:type="dxa" w:w="3168"/>
+            <w:tcMar>
+              <w:top w:w="70" w:type="dxa"/>
+              <w:bottom w:w="70" w:type="dxa"/>
+              <w:left w:w="100" w:type="dxa"/>
+              <w:right w:w="100" w:type="dxa"/>
+            </w:tcMar>
+            <w:shd w:val="clear" w:color="auto" w:fill="F0FDF4"/>
+          </w:tcPr>
+          <w:p>
+            <w:pPr>
+              <w:spacing w:line="264" w:lineRule="auto" w:after="40"/>
+            </w:pPr>
+            <w:r>
+              <w:rPr>
+                <w:sz w:val="15"/>
+              </w:rPr>
+              <w:t>Low: Balanced stock rotation; low obsolescence and minimal holding costs.</w:t>
+              <w:br/>
+              <w:t>Moderate: Sluggish stock rotation; working capital locked in warehouse.</w:t>
+              <w:br/>
+              <w:t>High (&lt;2x): Dead inventory write-off risk; High (&gt;14x): Stockout risk.</w:t>
+            </w:r>
+          </w:p>
+        </w:tc>
+        <w:tc>
+          <w:tcPr>
+            <w:tcW w:type="dxa" w:w="2592"/>
+            <w:tcMar>
+              <w:top w:w="70" w:type="dxa"/>
+              <w:bottom w:w="70" w:type="dxa"/>
+              <w:left w:w="100" w:type="dxa"/>
+              <w:right w:w="100" w:type="dxa"/>
+            </w:tcMar>
+            <w:shd w:val="clear" w:color="auto" w:fill="F0FDF4"/>
+          </w:tcPr>
+          <w:p>
+            <w:pPr>
+              <w:spacing w:line="264" w:lineRule="auto" w:after="40"/>
+            </w:pPr>
+            <w:r>
+              <w:rPr>
+                <w:sz w:val="15"/>
+              </w:rPr>
+              <w:t>Conduct SKU rationalization, calibrate production batch sizes, and liquidate slow-moving inventory via discount promotions.</w:t>
+            </w:r>
+          </w:p>
+        </w:tc>
+      </w:tr>
+      <w:tr>
+        <w:tc>
+          <w:tcPr>
+            <w:tcW w:type="dxa" w:w="1296"/>
+            <w:tcMar>
+              <w:top w:w="70" w:type="dxa"/>
+              <w:bottom w:w="70" w:type="dxa"/>
+              <w:left w:w="100" w:type="dxa"/>
+              <w:right w:w="100" w:type="dxa"/>
+            </w:tcMar>
+            <w:shd w:val="clear" w:color="auto" w:fill="FFFFFF"/>
+          </w:tcPr>
+          <w:p>
+            <w:pPr>
+              <w:spacing w:line="264" w:lineRule="auto" w:after="40"/>
+            </w:pPr>
+            <w:r>
+              <w:rPr>
+                <w:sz w:val="15"/>
+              </w:rPr>
+              <w:t>Efficiency</w:t>
+            </w:r>
+          </w:p>
+        </w:tc>
+        <w:tc>
+          <w:tcPr>
+            <w:tcW w:type="dxa" w:w="1872"/>
+            <w:tcMar>
+              <w:top w:w="70" w:type="dxa"/>
+              <w:bottom w:w="70" w:type="dxa"/>
+              <w:left w:w="100" w:type="dxa"/>
+              <w:right w:w="100" w:type="dxa"/>
+            </w:tcMar>
+            <w:shd w:val="clear" w:color="auto" w:fill="FFFFFF"/>
+          </w:tcPr>
+          <w:p>
+            <w:pPr>
+              <w:spacing w:line="264" w:lineRule="auto" w:after="40"/>
+            </w:pPr>
+            <w:r>
+              <w:rPr>
+                <w:sz w:val="15"/>
+              </w:rPr>
+              <w:t>Debtor Collection Days ((Rec × 365) ÷ Sales)</w:t>
+            </w:r>
+          </w:p>
+        </w:tc>
+        <w:tc>
+          <w:tcPr>
+            <w:tcW w:type="dxa" w:w="1728"/>
+            <w:tcMar>
+              <w:top w:w="70" w:type="dxa"/>
+              <w:bottom w:w="70" w:type="dxa"/>
+              <w:left w:w="100" w:type="dxa"/>
+              <w:right w:w="100" w:type="dxa"/>
+            </w:tcMar>
+            <w:shd w:val="clear" w:color="auto" w:fill="FFFFFF"/>
+          </w:tcPr>
+          <w:p>
+            <w:pPr>
+              <w:spacing w:line="264" w:lineRule="auto" w:after="40"/>
+            </w:pPr>
+            <w:r>
+              <w:rPr>
+                <w:sz w:val="15"/>
+              </w:rPr>
+              <w:t>Low: ≤45 days</w:t>
+              <w:br/>
+              <w:t>Mod: 45–75 days</w:t>
+              <w:br/>
+              <w:t>High: &gt;75 days</w:t>
+            </w:r>
+          </w:p>
+        </w:tc>
+        <w:tc>
+          <w:tcPr>
+            <w:tcW w:type="dxa" w:w="3168"/>
+            <w:tcMar>
+              <w:top w:w="70" w:type="dxa"/>
+              <w:bottom w:w="70" w:type="dxa"/>
+              <w:left w:w="100" w:type="dxa"/>
+              <w:right w:w="100" w:type="dxa"/>
+            </w:tcMar>
+            <w:shd w:val="clear" w:color="auto" w:fill="FFFFFF"/>
+          </w:tcPr>
+          <w:p>
+            <w:pPr>
+              <w:spacing w:line="264" w:lineRule="auto" w:after="40"/>
+            </w:pPr>
+            <w:r>
+              <w:rPr>
+                <w:sz w:val="15"/>
+              </w:rPr>
+              <w:t>Low: Debtors pay on time; healthy cash conversion cycle.</w:t>
+              <w:br/>
+              <w:t>Moderate: Collection cycle widening; working capital trapped.</w:t>
+              <w:br/>
+              <w:t>High: Severe customer payment delays; acute risk of distributor bad debt.</w:t>
+            </w:r>
+          </w:p>
+        </w:tc>
+        <w:tc>
+          <w:tcPr>
+            <w:tcW w:type="dxa" w:w="2592"/>
+            <w:tcMar>
+              <w:top w:w="70" w:type="dxa"/>
+              <w:bottom w:w="70" w:type="dxa"/>
+              <w:left w:w="100" w:type="dxa"/>
+              <w:right w:w="100" w:type="dxa"/>
+            </w:tcMar>
+            <w:shd w:val="clear" w:color="auto" w:fill="FFFFFF"/>
+          </w:tcPr>
+          <w:p>
+            <w:pPr>
+              <w:spacing w:line="264" w:lineRule="auto" w:after="40"/>
+            </w:pPr>
+            <w:r>
+              <w:rPr>
+                <w:sz w:val="15"/>
+              </w:rPr>
+              <w:t>Enforce prompt payment settlement discounts (e.g. 2/10 net 30), impose late payment interest, and freeze delinquent accounts.</w:t>
+            </w:r>
+          </w:p>
+        </w:tc>
+      </w:tr>
+      <w:tr>
+        <w:tc>
+          <w:tcPr>
+            <w:tcW w:type="dxa" w:w="1296"/>
+            <w:tcMar>
+              <w:top w:w="70" w:type="dxa"/>
+              <w:bottom w:w="70" w:type="dxa"/>
+              <w:left w:w="100" w:type="dxa"/>
+              <w:right w:w="100" w:type="dxa"/>
+            </w:tcMar>
+            <w:shd w:val="clear" w:color="auto" w:fill="F0FDF4"/>
+          </w:tcPr>
+          <w:p>
+            <w:pPr>
+              <w:spacing w:line="264" w:lineRule="auto" w:after="40"/>
+            </w:pPr>
+            <w:r>
+              <w:rPr>
+                <w:sz w:val="15"/>
+              </w:rPr>
+              <w:t>Cash Flow</w:t>
+            </w:r>
+          </w:p>
+        </w:tc>
+        <w:tc>
+          <w:tcPr>
+            <w:tcW w:type="dxa" w:w="1872"/>
+            <w:tcMar>
+              <w:top w:w="70" w:type="dxa"/>
+              <w:bottom w:w="70" w:type="dxa"/>
+              <w:left w:w="100" w:type="dxa"/>
+              <w:right w:w="100" w:type="dxa"/>
+            </w:tcMar>
+            <w:shd w:val="clear" w:color="auto" w:fill="F0FDF4"/>
+          </w:tcPr>
+          <w:p>
+            <w:pPr>
+              <w:spacing w:line="264" w:lineRule="auto" w:after="40"/>
+            </w:pPr>
+            <w:r>
+              <w:rPr>
+                <w:sz w:val="15"/>
+              </w:rPr>
+              <w:t>Altman Z-Score Solvency Index</w:t>
+            </w:r>
+          </w:p>
+        </w:tc>
+        <w:tc>
+          <w:tcPr>
+            <w:tcW w:type="dxa" w:w="1728"/>
+            <w:tcMar>
+              <w:top w:w="70" w:type="dxa"/>
+              <w:bottom w:w="70" w:type="dxa"/>
+              <w:left w:w="100" w:type="dxa"/>
+              <w:right w:w="100" w:type="dxa"/>
+            </w:tcMar>
+            <w:shd w:val="clear" w:color="auto" w:fill="F0FDF4"/>
+          </w:tcPr>
+          <w:p>
+            <w:pPr>
+              <w:spacing w:line="264" w:lineRule="auto" w:after="40"/>
+            </w:pPr>
+            <w:r>
+              <w:rPr>
+                <w:sz w:val="15"/>
+              </w:rPr>
+              <w:t>Safe: &gt;2.99</w:t>
+              <w:br/>
+              <w:t>Grey: 1.81–2.99</w:t>
+              <w:br/>
+              <w:t>Distress: &lt;1.81</w:t>
+            </w:r>
+          </w:p>
+        </w:tc>
+        <w:tc>
+          <w:tcPr>
+            <w:tcW w:type="dxa" w:w="3168"/>
+            <w:tcMar>
+              <w:top w:w="70" w:type="dxa"/>
+              <w:bottom w:w="70" w:type="dxa"/>
+              <w:left w:w="100" w:type="dxa"/>
+              <w:right w:w="100" w:type="dxa"/>
+            </w:tcMar>
+            <w:shd w:val="clear" w:color="auto" w:fill="F0FDF4"/>
+          </w:tcPr>
+          <w:p>
+            <w:pPr>
+              <w:spacing w:line="264" w:lineRule="auto" w:after="40"/>
+            </w:pPr>
+            <w:r>
+              <w:rPr>
+                <w:sz w:val="15"/>
+              </w:rPr>
+              <w:t>Safe: Minimal probability of insolvency over 24-month horizon.</w:t>
+              <w:br/>
+              <w:t>Grey: Moderate structural vulnerability; heightened vigilance needed.</w:t>
+              <w:br/>
+              <w:t>Distress: High quantitative probability of bankruptcy within 2 years.</w:t>
+            </w:r>
+          </w:p>
+        </w:tc>
+        <w:tc>
+          <w:tcPr>
+            <w:tcW w:type="dxa" w:w="2592"/>
+            <w:tcMar>
+              <w:top w:w="70" w:type="dxa"/>
+              <w:bottom w:w="70" w:type="dxa"/>
+              <w:left w:w="100" w:type="dxa"/>
+              <w:right w:w="100" w:type="dxa"/>
+            </w:tcMar>
+            <w:shd w:val="clear" w:color="auto" w:fill="F0FDF4"/>
+          </w:tcPr>
+          <w:p>
+            <w:pPr>
+              <w:spacing w:line="264" w:lineRule="auto" w:after="40"/>
+            </w:pPr>
+            <w:r>
+              <w:rPr>
+                <w:sz w:val="15"/>
+              </w:rPr>
+              <w:t>Convene executive CRO risk committee, freeze discretionary capital outlays, and formulate immediate financial turnaround plan.</w:t>
+            </w:r>
+          </w:p>
+        </w:tc>
+      </w:tr>
+    </w:tbl>
+    <w:p>
+      <w:r>
+        <w:rPr>
+          <w:i/>
+          <w:color w:val="475569"/>
+          <w:sz w:val="17"/>
+        </w:rPr>
+        <w:t>Specialized Financial Diagnostic Rules Applied by RiskGuard Pro:</w:t>
+        <w:br/>
+        <w:t>1. Non-Monotonicity: Higher turnover is not always lower risk (e.g., turnover &gt;14x signals extreme stockout risk).</w:t>
+        <w:br/>
+        <w:t>2. Missing / Zero Division Safeguard: Unpopulated parameters or zero denominators trigger "Insufficient Data / N/A" rather than defaulting to an erroneous Low Risk rating.</w:t>
+        <w:br/>
+        <w:t>3. Negative Net Profit: Generates an automatic high-severity restructuring action task in the ISO 31000 Action Tracker.</w:t>
+        <w:br/>
+        <w:t>4. Holistic Assessment: No single financial ratio determines overall corporate health; scores are weighted across all 6 domains.</w:t>
+      </w:r>
+    </w:p>
+    <w:p>
+      <w:pPr>
         <w:keepNext/>
         <w:spacing w:before="320" w:after="120"/>
       </w:pPr>
